--- a/docs/API.docx
+++ b/docs/API.docx
@@ -22131,7 +22131,7 @@
         <w:rPr>
           <w:rStyle w:val="CommentTok"/>
         </w:rPr>
-        <w:t xml:space="preserve"># offline GFA pipeline -- more trustworthy than the online DB</w:t>
+        <w:t xml:space="preserve"># free -- read from the one bulk exposure.exposure query:</w:t>
       </w:r>
       <w:r>
         <w:br/>
@@ -22144,9 +22144,33 @@
       </w:r>
       <w:r>
         <w:rPr>
+          <w:rStyle w:val="StringTok"/>
+        </w:rPr>
+        <w:t xml:space="preserve">"airmass"</w:t>
+      </w:r>
+      <w:r>
+        <w:rPr>
+          <w:rStyle w:val="NormalTok"/>
+        </w:rPr>
+        <w:t xml:space="preserve">: </w:t>
+      </w:r>
+      <w:r>
+        <w:rPr>
+          <w:rStyle w:val="StringTok"/>
+        </w:rPr>
+        <w:t xml:space="preserve">"db_row.airmass"</w:t>
+      </w:r>
+      <w:r>
+        <w:rPr>
+          <w:rStyle w:val="NormalTok"/>
+        </w:rPr>
+        <w:t xml:space="preserve">,  </w:t>
+      </w:r>
+      <w:r>
+        <w:rPr>
           <w:rStyle w:val="CommentTok"/>
         </w:rPr>
-        <w:t xml:space="preserve"># estimate</w:t>
+        <w:t xml:space="preserve"># a flat column</w:t>
       </w:r>
       <w:r>
         <w:br/>
@@ -22161,13 +22185,106 @@
         <w:rPr>
           <w:rStyle w:val="StringTok"/>
         </w:rPr>
+        <w:t xml:space="preserve">"mount_ha"</w:t>
+      </w:r>
+      <w:r>
+        <w:rPr>
+          <w:rStyle w:val="NormalTok"/>
+        </w:rPr>
+        <w:t xml:space="preserve">: </w:t>
+      </w:r>
+      <w:r>
+        <w:rPr>
+          <w:rStyle w:val="StringTok"/>
+        </w:rPr>
+        <w:t xml:space="preserve">"db_row.tcs['mount_ha']"</w:t>
+      </w:r>
+      <w:r>
+        <w:rPr>
+          <w:rStyle w:val="NormalTok"/>
+        </w:rPr>
+        <w:t xml:space="preserve">,  </w:t>
+      </w:r>
+      <w:r>
+        <w:rPr>
+          <w:rStyle w:val="CommentTok"/>
+        </w:rPr>
+        <w:t xml:space="preserve"># jsonb value</w:t>
+      </w:r>
+      <w:r>
+        <w:br/>
+      </w:r>
+      <w:r>
+        <w:rPr>
+          <w:rStyle w:val="NormalTok"/>
+        </w:rPr>
+        <w:t xml:space="preserve">        </w:t>
+      </w:r>
+      <w:r>
+        <w:rPr>
+          <w:rStyle w:val="StringTok"/>
+        </w:rPr>
+        <w:t xml:space="preserve">"air_temp"</w:t>
+      </w:r>
+      <w:r>
+        <w:rPr>
+          <w:rStyle w:val="NormalTok"/>
+        </w:rPr>
+        <w:t xml:space="preserve">: </w:t>
+      </w:r>
+      <w:r>
+        <w:rPr>
+          <w:rStyle w:val="StringTok"/>
+        </w:rPr>
+        <w:t xml:space="preserve">"db_row.telescope['air_temp']"</w:t>
+      </w:r>
+      <w:r>
+        <w:rPr>
+          <w:rStyle w:val="NormalTok"/>
+        </w:rPr>
+        <w:t xml:space="preserve">,  </w:t>
+      </w:r>
+      <w:r>
+        <w:rPr>
+          <w:rStyle w:val="CommentTok"/>
+        </w:rPr>
+        <w:t xml:space="preserve"># jsonb value</w:t>
+      </w:r>
+      <w:r>
+        <w:br/>
+      </w:r>
+      <w:r>
+        <w:rPr>
+          <w:rStyle w:val="NormalTok"/>
+        </w:rPr>
+        <w:t xml:space="preserve">        </w:t>
+      </w:r>
+      <w:r>
+        <w:rPr>
+          <w:rStyle w:val="CommentTok"/>
+        </w:rPr>
+        <w:t xml:space="preserve"># one lookup per matching exposure:</w:t>
+      </w:r>
+      <w:r>
+        <w:br/>
+      </w:r>
+      <w:r>
+        <w:rPr>
+          <w:rStyle w:val="NormalTok"/>
+        </w:rPr>
+        <w:t xml:space="preserve">        </w:t>
+      </w:r>
+      <w:r>
+        <w:rPr>
+          <w:rStyle w:val="StringTok"/>
+        </w:rPr>
         <w:t xml:space="preserve">"seeing_gfa"</w:t>
       </w:r>
       <w:r>
         <w:rPr>
           <w:rStyle w:val="NormalTok"/>
         </w:rPr>
-        <w:t xml:space="preserve">:  </w:t>
+        <w:t xml:space="preserve">: </w:t>
       </w:r>
       <w:r>
         <w:rPr>
@@ -22179,250 +22296,662 @@
         <w:rPr>
           <w:rStyle w:val="NormalTok"/>
         </w:rPr>
+        <w:t xml:space="preserve">,  </w:t>
+      </w:r>
+      <w:r>
+        <w:rPr>
+          <w:rStyle w:val="CommentTok"/>
+        </w:rPr>
+        <w:t xml:space="preserve"># offline GFA summary</w:t>
+      </w:r>
+      <w:r>
+        <w:br/>
+      </w:r>
+      <w:r>
+        <w:rPr>
+          <w:rStyle w:val="NormalTok"/>
+        </w:rPr>
+        <w:t xml:space="preserve">        </w:t>
+      </w:r>
+      <w:r>
+        <w:rPr>
+          <w:rStyle w:val="StringTok"/>
+        </w:rPr>
+        <w:t xml:space="preserve">"etc_fracb"</w:t>
+      </w:r>
+      <w:r>
+        <w:rPr>
+          <w:rStyle w:val="NormalTok"/>
+        </w:rPr>
+        <w:t xml:space="preserve">: </w:t>
+      </w:r>
+      <w:r>
+        <w:rPr>
+          <w:rStyle w:val="StringTok"/>
+        </w:rPr>
+        <w:t xml:space="preserve">"header.ETCFRACB"</w:t>
+      </w:r>
+      <w:r>
+        <w:rPr>
+          <w:rStyle w:val="NormalTok"/>
+        </w:rPr>
+        <w:t xml:space="preserve">,  </w:t>
+      </w:r>
+      <w:r>
+        <w:rPr>
+          <w:rStyle w:val="CommentTok"/>
+        </w:rPr>
+        <w:t xml:space="preserve"># a FITS header key</w:t>
+      </w:r>
+      <w:r>
+        <w:br/>
+      </w:r>
+      <w:r>
+        <w:rPr>
+          <w:rStyle w:val="NormalTok"/>
+        </w:rPr>
+        <w:t xml:space="preserve">    },</w:t>
+      </w:r>
+      <w:r>
+        <w:br/>
+      </w:r>
+      <w:r>
+        <w:rPr>
+          <w:rStyle w:val="NormalTok"/>
+        </w:rPr>
+        <w:t xml:space="preserve">    params</w:t>
+      </w:r>
+      <w:r>
+        <w:rPr>
+          <w:rStyle w:val="OperatorTok"/>
+        </w:rPr>
+        <w:t xml:space="preserve">=</w:t>
+      </w:r>
+      <w:r>
+        <w:rPr>
+          <w:rStyle w:val="NormalTok"/>
+        </w:rPr>
+        <w:t xml:space="preserve">(</w:t>
+      </w:r>
+      <w:r>
+        <w:rPr>
+          <w:rStyle w:val="DecValTok"/>
+        </w:rPr>
+        <w:t xml:space="preserve">20260101</w:t>
+      </w:r>
+      <w:r>
+        <w:rPr>
+          <w:rStyle w:val="NormalTok"/>
+        </w:rPr>
+        <w:t xml:space="preserve">, </w:t>
+      </w:r>
+      <w:r>
+        <w:rPr>
+          <w:rStyle w:val="DecValTok"/>
+        </w:rPr>
+        <w:t xml:space="preserve">20260701</w:t>
+      </w:r>
+      <w:r>
+        <w:rPr>
+          <w:rStyle w:val="NormalTok"/>
+        </w:rPr>
+        <w:t xml:space="preserve">, </w:t>
+      </w:r>
+      <w:r>
+        <w:rPr>
+          <w:rStyle w:val="StringTok"/>
+        </w:rPr>
+        <w:t xml:space="preserve">"dark"</w:t>
+      </w:r>
+      <w:r>
+        <w:rPr>
+          <w:rStyle w:val="NormalTok"/>
+        </w:rPr>
+        <w:t xml:space="preserve">),</w:t>
+      </w:r>
+      <w:r>
+        <w:br/>
+      </w:r>
+      <w:r>
+        <w:rPr>
+          <w:rStyle w:val="NormalTok"/>
+        </w:rPr>
+        <w:t xml:space="preserve">)</w:t>
+      </w:r>
+    </w:p>
+    <w:p>
+      <w:pPr>
+        <w:pStyle w:val="FirstParagraph"/>
+      </w:pPr>
+      <w:r>
+        <w:rPr>
+          <w:rStyle w:val="VerbatimChar"/>
+          <w:b/>
+          <w:bCs/>
+        </w:rPr>
+        <w:t xml:space="preserve">config</w:t>
+      </w:r>
+      <w:r>
+        <w:rPr>
+          <w:b/>
+          <w:bCs/>
+        </w:rPr>
+        <w:t xml:space="preserve"> </w:t>
+      </w:r>
+      <w:r>
+        <w:rPr>
+          <w:b/>
+          <w:bCs/>
+        </w:rPr>
+        <w:t xml:space="preserve">defaults to</w:t>
+      </w:r>
+      <w:r>
+        <w:rPr>
+          <w:b/>
+          <w:bCs/>
+        </w:rPr>
+        <w:t xml:space="preserve"> </w:t>
+      </w:r>
+      <w:r>
+        <w:rPr>
+          <w:rStyle w:val="VerbatimChar"/>
+          <w:b/>
+          <w:bCs/>
+        </w:rPr>
+        <w:t xml:space="preserve">Config.default()</w:t>
+      </w:r>
+      <w:r>
+        <w:t xml:space="preserve"> </w:t>
+      </w:r>
+      <w:r>
+        <w:t xml:space="preserve">— the example omits it on purpose;</w:t>
+      </w:r>
+      <w:r>
+        <w:t xml:space="preserve"> </w:t>
+      </w:r>
+      <w:r>
+        <w:t xml:space="preserve">pass</w:t>
+      </w:r>
+      <w:r>
+        <w:t xml:space="preserve"> </w:t>
+      </w:r>
+      <w:r>
+        <w:rPr>
+          <w:rStyle w:val="VerbatimChar"/>
+        </w:rPr>
+        <w:t xml:space="preserve">config=...</w:t>
+      </w:r>
+      <w:r>
+        <w:t xml:space="preserve"> </w:t>
+      </w:r>
+      <w:r>
+        <w:t xml:space="preserve">only to point at a different site/DB.</w:t>
+      </w:r>
+      <w:r>
+        <w:t xml:space="preserve"> </w:t>
+      </w:r>
+      <w:r>
+        <w:rPr>
+          <w:rStyle w:val="VerbatimChar"/>
+        </w:rPr>
+        <w:t xml:space="preserve">EXPID</w:t>
+      </w:r>
+      <w:r>
+        <w:t xml:space="preserve"> </w:t>
+      </w:r>
+      <w:r>
+        <w:t xml:space="preserve">and</w:t>
+      </w:r>
+      <w:r>
+        <w:t xml:space="preserve"> </w:t>
+      </w:r>
+      <w:r>
+        <w:rPr>
+          <w:rStyle w:val="VerbatimChar"/>
+        </w:rPr>
+        <w:t xml:space="preserve">NIGHT</w:t>
+      </w:r>
+      <w:r>
+        <w:t xml:space="preserve"> </w:t>
+      </w:r>
+      <w:r>
+        <w:t xml:space="preserve">are</w:t>
+      </w:r>
+      <w:r>
+        <w:t xml:space="preserve"> </w:t>
+      </w:r>
+      <w:r>
+        <w:t xml:space="preserve">always in the returned frame; add derived columns with plain pandas afterward</w:t>
+      </w:r>
+      <w:r>
+        <w:t xml:space="preserve"> </w:t>
+      </w:r>
+      <w:r>
+        <w:t xml:space="preserve">(e.g. </w:t>
+      </w:r>
+      <w:r>
+        <w:rPr>
+          <w:rStyle w:val="VerbatimChar"/>
+        </w:rPr>
+        <w:t xml:space="preserve">table["x"] = table["a"] - table["b"]</w:t>
+      </w:r>
+      <w:r>
+        <w:t xml:space="preserve">).</w:t>
+      </w:r>
+    </w:p>
+    <w:p>
+      <w:pPr>
+        <w:pStyle w:val="BodyText"/>
+      </w:pPr>
+      <w:r>
+        <w:rPr>
+          <w:b/>
+          <w:bCs/>
+        </w:rPr>
+        <w:t xml:space="preserve">Reading</w:t>
+      </w:r>
+      <w:r>
+        <w:rPr>
+          <w:b/>
+          <w:bCs/>
+        </w:rPr>
+        <w:t xml:space="preserve"> </w:t>
+      </w:r>
+      <w:r>
+        <w:rPr>
+          <w:rStyle w:val="VerbatimChar"/>
+          <w:b/>
+          <w:bCs/>
+        </w:rPr>
+        <w:t xml:space="preserve">db_row</w:t>
+      </w:r>
+      <w:r>
+        <w:rPr>
+          <w:b/>
+          <w:bCs/>
+        </w:rPr>
+        <w:t xml:space="preserve"> </w:t>
+      </w:r>
+      <w:r>
+        <w:rPr>
+          <w:b/>
+          <w:bCs/>
+        </w:rPr>
+        <w:t xml:space="preserve">is free</w:t>
+      </w:r>
+      <w:r>
+        <w:t xml:space="preserve"> </w:t>
+      </w:r>
+      <w:r>
+        <w:t xml:space="preserve">— the</w:t>
+      </w:r>
+      <w:r>
+        <w:t xml:space="preserve"> </w:t>
+      </w:r>
+      <w:r>
+        <w:rPr>
+          <w:rStyle w:val="VerbatimChar"/>
+        </w:rPr>
+        <w:t xml:space="preserve">WHERE</w:t>
+      </w:r>
+      <w:r>
+        <w:t xml:space="preserve"> </w:t>
+      </w:r>
+      <w:r>
+        <w:t xml:space="preserve">filter already does one bulk</w:t>
+      </w:r>
+      <w:r>
+        <w:t xml:space="preserve"> </w:t>
+      </w:r>
+      <w:r>
+        <w:rPr>
+          <w:rStyle w:val="VerbatimChar"/>
+        </w:rPr>
+        <w:t xml:space="preserve">SELECT *</w:t>
+      </w:r>
+      <w:r>
+        <w:t xml:space="preserve"> </w:t>
+      </w:r>
+      <w:r>
+        <w:t xml:space="preserve">from</w:t>
+      </w:r>
+      <w:r>
+        <w:t xml:space="preserve"> </w:t>
+      </w:r>
+      <w:r>
+        <w:rPr>
+          <w:rStyle w:val="VerbatimChar"/>
+        </w:rPr>
+        <w:t xml:space="preserve">exposure.exposure</w:t>
+      </w:r>
+      <w:r>
+        <w:t xml:space="preserve">, and</w:t>
+      </w:r>
+      <w:r>
+        <w:t xml:space="preserve"> </w:t>
+      </w:r>
+      <w:r>
+        <w:rPr>
+          <w:rStyle w:val="VerbatimChar"/>
+        </w:rPr>
+        <w:t xml:space="preserve">select_exposures</w:t>
+      </w:r>
+      <w:r>
+        <w:t xml:space="preserve"> </w:t>
+      </w:r>
+      <w:r>
+        <w:t xml:space="preserve">reuses that row, so</w:t>
+      </w:r>
+      <w:r>
+        <w:t xml:space="preserve"> </w:t>
+      </w:r>
+      <w:r>
+        <w:t xml:space="preserve">any spec into it costs nothing extra. Two forms:</w:t>
+      </w:r>
+    </w:p>
+    <w:p>
+      <w:pPr>
+        <w:pStyle w:val="Compact"/>
+        <w:numPr>
+          <w:ilvl w:val="0"/>
+          <w:numId w:val="1014"/>
+        </w:numPr>
+      </w:pPr>
+      <w:r>
+        <w:rPr>
+          <w:b/>
+          <w:bCs/>
+        </w:rPr>
+        <w:t xml:space="preserve">flat column</w:t>
+      </w:r>
+      <w:r>
+        <w:t xml:space="preserve"> </w:t>
+      </w:r>
+      <w:r>
+        <w:t xml:space="preserve">→</w:t>
+      </w:r>
+      <w:r>
+        <w:t xml:space="preserve"> </w:t>
+      </w:r>
+      <w:r>
+        <w:rPr>
+          <w:rStyle w:val="VerbatimChar"/>
+        </w:rPr>
+        <w:t xml:space="preserve">db_row.&lt;column&gt;</w:t>
+      </w:r>
+      <w:r>
+        <w:t xml:space="preserve"> </w:t>
+      </w:r>
+      <w:r>
+        <w:t xml:space="preserve">(e.g. </w:t>
+      </w:r>
+      <w:r>
+        <w:rPr>
+          <w:rStyle w:val="VerbatimChar"/>
+        </w:rPr>
+        <w:t xml:space="preserve">db_row.airmass</w:t>
+      </w:r>
+      <w:r>
         <w:t xml:space="preserve">,</w:t>
       </w:r>
       <w:r>
-        <w:br/>
-      </w:r>
-      <w:r>
-        <w:rPr>
-          <w:rStyle w:val="NormalTok"/>
-        </w:rPr>
-        <w:t xml:space="preserve">        </w:t>
-      </w:r>
-      <w:r>
-        <w:rPr>
-          <w:rStyle w:val="StringTok"/>
-        </w:rPr>
-        <w:t xml:space="preserve">"etc_fracb"</w:t>
-      </w:r>
-      <w:r>
-        <w:rPr>
-          <w:rStyle w:val="NormalTok"/>
-        </w:rPr>
-        <w:t xml:space="preserve">:   </w:t>
-      </w:r>
-      <w:r>
-        <w:rPr>
-          <w:rStyle w:val="StringTok"/>
-        </w:rPr>
-        <w:t xml:space="preserve">"header.ETCFRACB"</w:t>
-      </w:r>
-      <w:r>
-        <w:rPr>
-          <w:rStyle w:val="NormalTok"/>
-        </w:rPr>
+        <w:t xml:space="preserve"> </w:t>
+      </w:r>
+      <w:r>
+        <w:rPr>
+          <w:rStyle w:val="VerbatimChar"/>
+        </w:rPr>
+        <w:t xml:space="preserve">db_row.exptime</w:t>
+      </w:r>
+      <w:r>
         <w:t xml:space="preserve">,</w:t>
       </w:r>
       <w:r>
-        <w:br/>
-      </w:r>
-      <w:r>
-        <w:rPr>
-          <w:rStyle w:val="NormalTok"/>
-        </w:rPr>
-        <w:t xml:space="preserve">        </w:t>
-      </w:r>
-      <w:r>
-        <w:rPr>
-          <w:rStyle w:val="StringTok"/>
-        </w:rPr>
-        <w:t xml:space="preserve">"mirror_temp"</w:t>
-      </w:r>
-      <w:r>
-        <w:rPr>
-          <w:rStyle w:val="NormalTok"/>
-        </w:rPr>
-        <w:t xml:space="preserve">: </w:t>
-      </w:r>
-      <w:r>
-        <w:rPr>
-          <w:rStyle w:val="StringTok"/>
-        </w:rPr>
-        <w:t xml:space="preserve">"telemetry.mirror_avg_temp"</w:t>
-      </w:r>
-      <w:r>
-        <w:rPr>
-          <w:rStyle w:val="NormalTok"/>
-        </w:rPr>
+        <w:t xml:space="preserve"> </w:t>
+      </w:r>
+      <w:r>
+        <w:rPr>
+          <w:rStyle w:val="VerbatimChar"/>
+        </w:rPr>
+        <w:t xml:space="preserve">db_row.mountha</w:t>
+      </w:r>
+      <w:r>
+        <w:t xml:space="preserve">). The name is the</w:t>
+      </w:r>
+      <w:r>
+        <w:t xml:space="preserve"> </w:t>
+      </w:r>
+      <w:r>
+        <w:rPr>
+          <w:rStyle w:val="VerbatimChar"/>
+          <w:b/>
+          <w:bCs/>
+        </w:rPr>
+        <w:t xml:space="preserve">exposure.exposure</w:t>
+      </w:r>
+      <w:r>
+        <w:rPr>
+          <w:b/>
+          <w:bCs/>
+        </w:rPr>
+        <w:t xml:space="preserve"> </w:t>
+      </w:r>
+      <w:r>
+        <w:rPr>
+          <w:b/>
+          <w:bCs/>
+        </w:rPr>
+        <w:t xml:space="preserve">column name, which is</w:t>
+      </w:r>
+      <w:r>
+        <w:rPr>
+          <w:b/>
+          <w:bCs/>
+        </w:rPr>
+        <w:t xml:space="preserve"> </w:t>
+      </w:r>
+      <w:r>
+        <w:rPr>
+          <w:b/>
+          <w:bCs/>
+        </w:rPr>
+        <w:t xml:space="preserve">lower-case</w:t>
+      </w:r>
+      <w:r>
+        <w:t xml:space="preserve"> </w:t>
+      </w:r>
+      <w:r>
+        <w:t xml:space="preserve">— unlike a FITS</w:t>
+      </w:r>
+      <w:r>
+        <w:t xml:space="preserve"> </w:t>
+      </w:r>
+      <w:r>
+        <w:rPr>
+          <w:rStyle w:val="VerbatimChar"/>
+        </w:rPr>
+        <w:t xml:space="preserve">header.&lt;KEY&gt;</w:t>
+      </w:r>
+      <w:r>
+        <w:t xml:space="preserve"> </w:t>
+      </w:r>
+      <w:r>
+        <w:t xml:space="preserve">spec, whose keys are UPPER-case</w:t>
+      </w:r>
+      <w:r>
+        <w:t xml:space="preserve"> </w:t>
+      </w:r>
+      <w:r>
+        <w:t xml:space="preserve">(</w:t>
+      </w:r>
+      <w:r>
+        <w:rPr>
+          <w:rStyle w:val="VerbatimChar"/>
+        </w:rPr>
+        <w:t xml:space="preserve">header.AIRMASS</w:t>
+      </w:r>
+      <w:r>
+        <w:t xml:space="preserve">).</w:t>
+      </w:r>
+    </w:p>
+    <w:p>
+      <w:pPr>
+        <w:pStyle w:val="Compact"/>
+        <w:numPr>
+          <w:ilvl w:val="0"/>
+          <w:numId w:val="1014"/>
+        </w:numPr>
+      </w:pPr>
+      <w:r>
+        <w:rPr>
+          <w:b/>
+          <w:bCs/>
+        </w:rPr>
+        <w:t xml:space="preserve">value inside a jsonb block</w:t>
+      </w:r>
+      <w:r>
+        <w:t xml:space="preserve"> </w:t>
+      </w:r>
+      <w:r>
+        <w:t xml:space="preserve">→</w:t>
+      </w:r>
+      <w:r>
+        <w:t xml:space="preserve"> </w:t>
+      </w:r>
+      <w:r>
+        <w:rPr>
+          <w:rStyle w:val="VerbatimChar"/>
+        </w:rPr>
+        <w:t xml:space="preserve">db_row.&lt;block&gt;['&lt;key&gt;']</w:t>
+      </w:r>
+      <w:r>
+        <w:t xml:space="preserve"> </w:t>
+      </w:r>
+      <w:r>
+        <w:t xml:space="preserve">(e.g.</w:t>
+      </w:r>
+      <w:r>
+        <w:t xml:space="preserve"> </w:t>
+      </w:r>
+      <w:r>
+        <w:rPr>
+          <w:rStyle w:val="VerbatimChar"/>
+        </w:rPr>
+        <w:t xml:space="preserve">db_row.tcs['mount_ha']</w:t>
+      </w:r>
+      <w:r>
         <w:t xml:space="preserve">,</w:t>
       </w:r>
       <w:r>
-        <w:br/>
-      </w:r>
-      <w:r>
-        <w:rPr>
-          <w:rStyle w:val="NormalTok"/>
-        </w:rPr>
-        <w:t xml:space="preserve">        </w:t>
-      </w:r>
-      <w:r>
-        <w:rPr>
-          <w:rStyle w:val="StringTok"/>
-        </w:rPr>
-        <w:t xml:space="preserve">"air_temp"</w:t>
-      </w:r>
-      <w:r>
-        <w:rPr>
-          <w:rStyle w:val="NormalTok"/>
-        </w:rPr>
-        <w:t xml:space="preserve">:    </w:t>
-      </w:r>
-      <w:r>
-        <w:rPr>
-          <w:rStyle w:val="StringTok"/>
-        </w:rPr>
-        <w:t xml:space="preserve">"telemetry.air_temp"</w:t>
-      </w:r>
-      <w:r>
-        <w:rPr>
-          <w:rStyle w:val="NormalTok"/>
-        </w:rPr>
+        <w:t xml:space="preserve"> </w:t>
+      </w:r>
+      <w:r>
+        <w:rPr>
+          <w:rStyle w:val="VerbatimChar"/>
+        </w:rPr>
+        <w:t xml:space="preserve">db_row.telescope['air_temp']</w:t>
+      </w:r>
+      <w:r>
         <w:t xml:space="preserve">,</w:t>
       </w:r>
       <w:r>
-        <w:br/>
-      </w:r>
-      <w:r>
-        <w:rPr>
-          <w:rStyle w:val="NormalTok"/>
-        </w:rPr>
-        <w:t xml:space="preserve">    },</w:t>
-      </w:r>
-      <w:r>
-        <w:br/>
-      </w:r>
-      <w:r>
-        <w:rPr>
-          <w:rStyle w:val="NormalTok"/>
-        </w:rPr>
-        <w:t xml:space="preserve">    params</w:t>
-      </w:r>
-      <w:r>
-        <w:rPr>
-          <w:rStyle w:val="OperatorTok"/>
-        </w:rPr>
-        <w:t xml:space="preserve">=</w:t>
-      </w:r>
-      <w:r>
-        <w:rPr>
-          <w:rStyle w:val="NormalTok"/>
-        </w:rPr>
-        <w:t xml:space="preserve">(</w:t>
-      </w:r>
-      <w:r>
-        <w:rPr>
-          <w:rStyle w:val="DecValTok"/>
-        </w:rPr>
-        <w:t xml:space="preserve">20260101</w:t>
-      </w:r>
-      <w:r>
-        <w:rPr>
-          <w:rStyle w:val="NormalTok"/>
-        </w:rPr>
-        <w:t xml:space="preserve">, </w:t>
-      </w:r>
-      <w:r>
-        <w:rPr>
-          <w:rStyle w:val="DecValTok"/>
-        </w:rPr>
-        <w:t xml:space="preserve">20260701</w:t>
-      </w:r>
-      <w:r>
-        <w:rPr>
-          <w:rStyle w:val="NormalTok"/>
-        </w:rPr>
-        <w:t xml:space="preserve">, </w:t>
-      </w:r>
-      <w:r>
-        <w:rPr>
-          <w:rStyle w:val="StringTok"/>
-        </w:rPr>
-        <w:t xml:space="preserve">"dark"</w:t>
-      </w:r>
-      <w:r>
-        <w:rPr>
-          <w:rStyle w:val="NormalTok"/>
-        </w:rPr>
-        <w:t xml:space="preserve">),</w:t>
-      </w:r>
-      <w:r>
-        <w:br/>
-      </w:r>
-      <w:r>
-        <w:rPr>
-          <w:rStyle w:val="NormalTok"/>
-        </w:rPr>
-        <w:t xml:space="preserve">)</w:t>
-      </w:r>
-      <w:r>
-        <w:br/>
-      </w:r>
-      <w:r>
-        <w:rPr>
-          <w:rStyle w:val="NormalTok"/>
-        </w:rPr>
-        <w:t xml:space="preserve">table[</w:t>
-      </w:r>
-      <w:r>
-        <w:rPr>
-          <w:rStyle w:val="StringTok"/>
-        </w:rPr>
-        <w:t xml:space="preserve">"temp_diff"</w:t>
-      </w:r>
-      <w:r>
-        <w:rPr>
-          <w:rStyle w:val="NormalTok"/>
-        </w:rPr>
-        <w:t xml:space="preserve">] </w:t>
-      </w:r>
-      <w:r>
-        <w:rPr>
-          <w:rStyle w:val="OperatorTok"/>
-        </w:rPr>
-        <w:t xml:space="preserve">=</w:t>
-      </w:r>
-      <w:r>
-        <w:rPr>
-          <w:rStyle w:val="NormalTok"/>
-        </w:rPr>
-        <w:t xml:space="preserve"> table[</w:t>
-      </w:r>
-      <w:r>
-        <w:rPr>
-          <w:rStyle w:val="StringTok"/>
-        </w:rPr>
-        <w:t xml:space="preserve">"mirror_temp"</w:t>
-      </w:r>
-      <w:r>
-        <w:rPr>
-          <w:rStyle w:val="NormalTok"/>
-        </w:rPr>
-        <w:t xml:space="preserve">] </w:t>
-      </w:r>
-      <w:r>
-        <w:rPr>
-          <w:rStyle w:val="OperatorTok"/>
-        </w:rPr>
-        <w:t xml:space="preserve">-</w:t>
-      </w:r>
-      <w:r>
-        <w:rPr>
-          <w:rStyle w:val="NormalTok"/>
-        </w:rPr>
-        <w:t xml:space="preserve"> table[</w:t>
-      </w:r>
-      <w:r>
-        <w:rPr>
-          <w:rStyle w:val="StringTok"/>
-        </w:rPr>
-        <w:t xml:space="preserve">"air_temp"</w:t>
-      </w:r>
-      <w:r>
-        <w:rPr>
-          <w:rStyle w:val="NormalTok"/>
-        </w:rPr>
-        <w:t xml:space="preserve">]</w:t>
+        <w:t xml:space="preserve"> </w:t>
+      </w:r>
+      <w:r>
+        <w:rPr>
+          <w:rStyle w:val="VerbatimChar"/>
+        </w:rPr>
+        <w:t xml:space="preserve">db_row.hexapod['rot_rate']</w:t>
+      </w:r>
+      <w:r>
+        <w:t xml:space="preserve">). The jsonb columns (</w:t>
+      </w:r>
+      <w:r>
+        <w:rPr>
+          <w:rStyle w:val="VerbatimChar"/>
+        </w:rPr>
+        <w:t xml:space="preserve">tcs</w:t>
+      </w:r>
+      <w:r>
+        <w:t xml:space="preserve">,</w:t>
+      </w:r>
+      <w:r>
+        <w:t xml:space="preserve"> </w:t>
+      </w:r>
+      <w:r>
+        <w:rPr>
+          <w:rStyle w:val="VerbatimChar"/>
+        </w:rPr>
+        <w:t xml:space="preserve">telescope</w:t>
+      </w:r>
+      <w:r>
+        <w:t xml:space="preserve">,</w:t>
+      </w:r>
+      <w:r>
+        <w:t xml:space="preserve"> </w:t>
+      </w:r>
+      <w:r>
+        <w:rPr>
+          <w:rStyle w:val="VerbatimChar"/>
+        </w:rPr>
+        <w:t xml:space="preserve">hexapod</w:t>
+      </w:r>
+      <w:r>
+        <w:t xml:space="preserve">,</w:t>
+      </w:r>
+      <w:r>
+        <w:t xml:space="preserve"> </w:t>
+      </w:r>
+      <w:r>
+        <w:rPr>
+          <w:rStyle w:val="VerbatimChar"/>
+        </w:rPr>
+        <w:t xml:space="preserve">etc</w:t>
+      </w:r>
+      <w:r>
+        <w:t xml:space="preserve">,</w:t>
+      </w:r>
+      <w:r>
+        <w:t xml:space="preserve"> </w:t>
+      </w:r>
+      <w:r>
+        <w:rPr>
+          <w:rStyle w:val="VerbatimChar"/>
+        </w:rPr>
+        <w:t xml:space="preserve">guider</w:t>
+      </w:r>
+      <w:r>
+        <w:t xml:space="preserve">,</w:t>
+      </w:r>
+      <w:r>
+        <w:t xml:space="preserve"> </w:t>
+      </w:r>
+      <w:r>
+        <w:rPr>
+          <w:rStyle w:val="VerbatimChar"/>
+        </w:rPr>
+        <w:t xml:space="preserve">dome</w:t>
+      </w:r>
+      <w:r>
+        <w:t xml:space="preserve">,</w:t>
+      </w:r>
+      <w:r>
+        <w:t xml:space="preserve"> </w:t>
+      </w:r>
+      <w:r>
+        <w:rPr>
+          <w:rStyle w:val="VerbatimChar"/>
+        </w:rPr>
+        <w:t xml:space="preserve">tower</w:t>
+      </w:r>
+      <w:r>
+        <w:t xml:space="preserve">, …) auto-decode to dicts, so you</w:t>
+      </w:r>
+      <w:r>
+        <w:t xml:space="preserve"> </w:t>
+      </w:r>
+      <w:r>
+        <w:t xml:space="preserve">dot into the block, then index the key. Also free.</w:t>
       </w:r>
     </w:p>
     <w:p>
@@ -22430,22 +22959,24 @@
         <w:pStyle w:val="FirstParagraph"/>
       </w:pPr>
       <w:r>
-        <w:t xml:space="preserve">Any</w:t>
-      </w:r>
-      <w:r>
-        <w:t xml:space="preserve"> </w:t>
-      </w:r>
-      <w:r>
-        <w:rPr>
-          <w:rStyle w:val="VerbatimChar"/>
-        </w:rPr>
-        <w:t xml:space="preserve">"db_row.&lt;column&gt;"</w:t>
-      </w:r>
-      <w:r>
-        <w:t xml:space="preserve"> </w:t>
-      </w:r>
-      <w:r>
-        <w:t xml:space="preserve">spec is free — every matching row’s full</w:t>
+        <w:t xml:space="preserve">See</w:t>
+      </w:r>
+      <w:r>
+        <w:t xml:space="preserve"> </w:t>
+      </w:r>
+      <w:hyperlink r:id="rId10">
+        <w:r>
+          <w:rPr>
+            <w:rStyle w:val="Hyperlink"/>
+          </w:rPr>
+          <w:t xml:space="preserve">FIELDS.md</w:t>
+        </w:r>
+      </w:hyperlink>
+      <w:r>
+        <w:t xml:space="preserve"> </w:t>
+      </w:r>
+      <w:r>
+        <w:t xml:space="preserve">for every</w:t>
       </w:r>
       <w:r>
         <w:t xml:space="preserve"> </w:t>
@@ -22460,49 +22991,59 @@
         <w:t xml:space="preserve"> </w:t>
       </w:r>
       <w:r>
-        <w:t xml:space="preserve">record is already fetched by the one bulk query</w:t>
-      </w:r>
-      <w:r>
-        <w:t xml:space="preserve"> </w:t>
-      </w:r>
-      <w:r>
-        <w:rPr>
-          <w:rStyle w:val="VerbatimChar"/>
-        </w:rPr>
-        <w:t xml:space="preserve">select_exposures</w:t>
-      </w:r>
-      <w:r>
-        <w:t xml:space="preserve"> </w:t>
-      </w:r>
-      <w:r>
-        <w:t xml:space="preserve">needs for the</w:t>
-      </w:r>
-      <w:r>
-        <w:t xml:space="preserve"> </w:t>
-      </w:r>
-      <w:r>
-        <w:rPr>
-          <w:rStyle w:val="VerbatimChar"/>
-        </w:rPr>
-        <w:t xml:space="preserve">WHERE</w:t>
-      </w:r>
-      <w:r>
-        <w:t xml:space="preserve"> </w:t>
-      </w:r>
-      <w:r>
-        <w:t xml:space="preserve">filter, so it’s reused rather than</w:t>
-      </w:r>
-      <w:r>
-        <w:t xml:space="preserve"> </w:t>
-      </w:r>
-      <w:r>
-        <w:t xml:space="preserve">re-queried per exposure. Specs touching anything else (</w:t>
-      </w:r>
-      <w:r>
-        <w:rPr>
-          <w:rStyle w:val="VerbatimChar"/>
-        </w:rPr>
-        <w:t xml:space="preserve">header</w:t>
+        <w:t xml:space="preserve">column and the keys in</w:t>
+      </w:r>
+      <w:r>
+        <w:t xml:space="preserve"> </w:t>
+      </w:r>
+      <w:r>
+        <w:t xml:space="preserve">each jsonb block. Every</w:t>
+      </w:r>
+      <w:r>
+        <w:t xml:space="preserve"> </w:t>
+      </w:r>
+      <w:r>
+        <w:rPr>
+          <w:b/>
+          <w:bCs/>
+        </w:rPr>
+        <w:t xml:space="preserve">other</w:t>
+      </w:r>
+      <w:r>
+        <w:t xml:space="preserve"> </w:t>
+      </w:r>
+      <w:r>
+        <w:t xml:space="preserve">prefix costs one lookup per matching exposure</w:t>
+      </w:r>
+      <w:r>
+        <w:t xml:space="preserve"> </w:t>
+      </w:r>
+      <w:r>
+        <w:t xml:space="preserve">—</w:t>
+      </w:r>
+      <w:r>
+        <w:t xml:space="preserve"> </w:t>
+      </w:r>
+      <w:r>
+        <w:rPr>
+          <w:rStyle w:val="VerbatimChar"/>
+        </w:rPr>
+        <w:t xml:space="preserve">header.&lt;KEY&gt;</w:t>
+      </w:r>
+      <w:r>
+        <w:t xml:space="preserve"> </w:t>
+      </w:r>
+      <w:r>
+        <w:t xml:space="preserve">(a FITS open),</w:t>
+      </w:r>
+      <w:r>
+        <w:t xml:space="preserve"> </w:t>
+      </w:r>
+      <w:r>
+        <w:rPr>
+          <w:rStyle w:val="VerbatimChar"/>
+        </w:rPr>
+        <w:t xml:space="preserve">gfa_row.&lt;COL&gt;</w:t>
       </w:r>
       <w:r>
         <w:t xml:space="preserve">,</w:t>
@@ -22514,28 +23055,16 @@
         <w:rPr>
           <w:rStyle w:val="VerbatimChar"/>
         </w:rPr>
-        <w:t xml:space="preserve">gfa_row</w:t>
-      </w:r>
-      <w:r>
-        <w:t xml:space="preserve">,</w:t>
-      </w:r>
-      <w:r>
-        <w:t xml:space="preserve"> </w:t>
-      </w:r>
-      <w:r>
-        <w:rPr>
-          <w:rStyle w:val="VerbatimChar"/>
-        </w:rPr>
-        <w:t xml:space="preserve">telemetry</w:t>
-      </w:r>
-      <w:r>
-        <w:t xml:space="preserve">, a callable) open/query that source once per matching exposure</w:t>
-      </w:r>
-      <w:r>
-        <w:t xml:space="preserve"> </w:t>
-      </w:r>
-      <w:r>
-        <w:t xml:space="preserve">— see</w:t>
+        <w:t xml:space="preserve">telemetry.&lt;name&gt;</w:t>
+      </w:r>
+      <w:r>
+        <w:t xml:space="preserve">, or a</w:t>
+      </w:r>
+      <w:r>
+        <w:t xml:space="preserve"> </w:t>
+      </w:r>
+      <w:r>
+        <w:t xml:space="preserve">callable — see</w:t>
       </w:r>
       <w:r>
         <w:t xml:space="preserve"> </w:t>
@@ -22549,16 +23078,7 @@
         </w:r>
       </w:hyperlink>
       <w:r>
-        <w:t xml:space="preserve"> </w:t>
-      </w:r>
-      <w:r>
-        <w:t xml:space="preserve">for why this can’t</w:t>
-      </w:r>
-      <w:r>
-        <w:t xml:space="preserve"> </w:t>
-      </w:r>
-      <w:r>
-        <w:t xml:space="preserve">be generically collapsed further.</w:t>
+        <w:t xml:space="preserve">.</w:t>
       </w:r>
     </w:p>
     <w:p>
@@ -22571,7 +23091,7 @@
           <w:b/>
           <w:bCs/>
         </w:rPr>
-        <w:t xml:space="preserve">on_error</w:t>
+        <w:t xml:space="preserve">telemetry.&lt;name&gt;</w:t>
       </w:r>
       <w:r>
         <w:rPr>
@@ -22585,6 +23105,900 @@
           <w:b/>
           <w:bCs/>
         </w:rPr>
+        <w:t xml:space="preserve">specs need a registered field first.</w:t>
+      </w:r>
+      <w:r>
+        <w:t xml:space="preserve"> </w:t>
+      </w:r>
+      <w:r>
+        <w:t xml:space="preserve">A</w:t>
+      </w:r>
+      <w:r>
+        <w:t xml:space="preserve"> </w:t>
+      </w:r>
+      <w:r>
+        <w:rPr>
+          <w:rStyle w:val="VerbatimChar"/>
+        </w:rPr>
+        <w:t xml:space="preserve">telemetry.&lt;name&gt;</w:t>
+      </w:r>
+      <w:r>
+        <w:t xml:space="preserve"> </w:t>
+      </w:r>
+      <w:r>
+        <w:t xml:space="preserve">spec resolves to</w:t>
+      </w:r>
+      <w:r>
+        <w:t xml:space="preserve"> </w:t>
+      </w:r>
+      <w:r>
+        <w:rPr>
+          <w:rStyle w:val="VerbatimChar"/>
+        </w:rPr>
+        <w:t xml:space="preserve">exp.telemetry_field('&lt;name&gt;')</w:t>
+      </w:r>
+      <w:r>
+        <w:t xml:space="preserve">, and</w:t>
+      </w:r>
+      <w:r>
+        <w:t xml:space="preserve"> </w:t>
+      </w:r>
+      <w:r>
+        <w:rPr>
+          <w:rStyle w:val="VerbatimChar"/>
+        </w:rPr>
+        <w:t xml:space="preserve">DEFAULT_TELEMETRY_FIELDS</w:t>
+      </w:r>
+      <w:r>
+        <w:t xml:space="preserve"> </w:t>
+      </w:r>
+      <w:r>
+        <w:t xml:space="preserve">is</w:t>
+      </w:r>
+      <w:r>
+        <w:t xml:space="preserve"> </w:t>
+      </w:r>
+      <w:r>
+        <w:rPr>
+          <w:b/>
+          <w:bCs/>
+        </w:rPr>
+        <w:t xml:space="preserve">empty by default</w:t>
+      </w:r>
+      <w:r>
+        <w:t xml:space="preserve">, so an</w:t>
+      </w:r>
+      <w:r>
+        <w:t xml:space="preserve"> </w:t>
+      </w:r>
+      <w:r>
+        <w:rPr>
+          <w:i/>
+          <w:iCs/>
+        </w:rPr>
+        <w:t xml:space="preserve">unregistered</w:t>
+      </w:r>
+      <w:r>
+        <w:t xml:space="preserve"> </w:t>
+      </w:r>
+      <w:r>
+        <w:t xml:space="preserve">name raises</w:t>
+      </w:r>
+      <w:r>
+        <w:t xml:space="preserve"> </w:t>
+      </w:r>
+      <w:r>
+        <w:rPr>
+          <w:rStyle w:val="VerbatimChar"/>
+        </w:rPr>
+        <w:t xml:space="preserve">KeyError</w:t>
+      </w:r>
+      <w:r>
+        <w:t xml:space="preserve">. Register it</w:t>
+      </w:r>
+      <w:r>
+        <w:t xml:space="preserve"> </w:t>
+      </w:r>
+      <w:r>
+        <w:t xml:space="preserve">once (process-wide), then the spec works — handy when a quantity isn’t in</w:t>
+      </w:r>
+      <w:r>
+        <w:t xml:space="preserve"> </w:t>
+      </w:r>
+      <w:r>
+        <w:rPr>
+          <w:rStyle w:val="VerbatimChar"/>
+        </w:rPr>
+        <w:t xml:space="preserve">db_row</w:t>
+      </w:r>
+      <w:r>
+        <w:t xml:space="preserve"> </w:t>
+      </w:r>
+      <w:r>
+        <w:t xml:space="preserve">(e.g. mirror temperature;</w:t>
+      </w:r>
+      <w:r>
+        <w:t xml:space="preserve"> </w:t>
+      </w:r>
+      <w:r>
+        <w:rPr>
+          <w:rStyle w:val="VerbatimChar"/>
+        </w:rPr>
+        <w:t xml:space="preserve">db_row.pmirtemp</w:t>
+      </w:r>
+      <w:r>
+        <w:t xml:space="preserve"> </w:t>
+      </w:r>
+      <w:r>
+        <w:t xml:space="preserve">is often</w:t>
+      </w:r>
+      <w:r>
+        <w:t xml:space="preserve"> </w:t>
+      </w:r>
+      <w:r>
+        <w:rPr>
+          <w:rStyle w:val="VerbatimChar"/>
+        </w:rPr>
+        <w:t xml:space="preserve">None</w:t>
+      </w:r>
+      <w:r>
+        <w:t xml:space="preserve"> </w:t>
+      </w:r>
+      <w:r>
+        <w:t xml:space="preserve">even when</w:t>
+      </w:r>
+      <w:r>
+        <w:t xml:space="preserve"> </w:t>
+      </w:r>
+      <w:r>
+        <w:t xml:space="preserve">the telemetry table has it):</w:t>
+      </w:r>
+    </w:p>
+    <w:p>
+      <w:pPr>
+        <w:pStyle w:val="SourceCode"/>
+      </w:pPr>
+      <w:r>
+        <w:rPr>
+          <w:rStyle w:val="ImportTok"/>
+        </w:rPr>
+        <w:t xml:space="preserve">from</w:t>
+      </w:r>
+      <w:r>
+        <w:rPr>
+          <w:rStyle w:val="NormalTok"/>
+        </w:rPr>
+        <w:t xml:space="preserve"> telemetry_mining.telemetry </w:t>
+      </w:r>
+      <w:r>
+        <w:rPr>
+          <w:rStyle w:val="ImportTok"/>
+        </w:rPr>
+        <w:t xml:space="preserve">import</w:t>
+      </w:r>
+      <w:r>
+        <w:rPr>
+          <w:rStyle w:val="NormalTok"/>
+        </w:rPr>
+        <w:t xml:space="preserve"> (</w:t>
+      </w:r>
+      <w:r>
+        <w:br/>
+      </w:r>
+      <w:r>
+        <w:rPr>
+          <w:rStyle w:val="NormalTok"/>
+        </w:rPr>
+        <w:t xml:space="preserve">    TelemetryField, DEFAULT_TELEMETRY_FIELDS)</w:t>
+      </w:r>
+      <w:r>
+        <w:br/>
+      </w:r>
+      <w:r>
+        <w:rPr>
+          <w:rStyle w:val="NormalTok"/>
+        </w:rPr>
+        <w:t xml:space="preserve">DEFAULT_TELEMETRY_FIELDS.append(TelemetryField(</w:t>
+      </w:r>
+      <w:r>
+        <w:br/>
+      </w:r>
+      <w:r>
+        <w:rPr>
+          <w:rStyle w:val="NormalTok"/>
+        </w:rPr>
+        <w:t xml:space="preserve">    name</w:t>
+      </w:r>
+      <w:r>
+        <w:rPr>
+          <w:rStyle w:val="OperatorTok"/>
+        </w:rPr>
+        <w:t xml:space="preserve">=</w:t>
+      </w:r>
+      <w:r>
+        <w:rPr>
+          <w:rStyle w:val="StringTok"/>
+        </w:rPr>
+        <w:t xml:space="preserve">"mirror_avg_temp"</w:t>
+      </w:r>
+      <w:r>
+        <w:rPr>
+          <w:rStyle w:val="NormalTok"/>
+        </w:rPr>
+        <w:t xml:space="preserve">, table</w:t>
+      </w:r>
+      <w:r>
+        <w:rPr>
+          <w:rStyle w:val="OperatorTok"/>
+        </w:rPr>
+        <w:t xml:space="preserve">=</w:t>
+      </w:r>
+      <w:r>
+        <w:rPr>
+          <w:rStyle w:val="StringTok"/>
+        </w:rPr>
+        <w:t xml:space="preserve">"environmentmonitor_telescope"</w:t>
+      </w:r>
+      <w:r>
+        <w:rPr>
+          <w:rStyle w:val="NormalTok"/>
+        </w:rPr>
+        <w:t xml:space="preserve">,</w:t>
+      </w:r>
+      <w:r>
+        <w:br/>
+      </w:r>
+      <w:r>
+        <w:rPr>
+          <w:rStyle w:val="NormalTok"/>
+        </w:rPr>
+        <w:t xml:space="preserve">    columns</w:t>
+      </w:r>
+      <w:r>
+        <w:rPr>
+          <w:rStyle w:val="OperatorTok"/>
+        </w:rPr>
+        <w:t xml:space="preserve">=</w:t>
+      </w:r>
+      <w:r>
+        <w:rPr>
+          <w:rStyle w:val="NormalTok"/>
+        </w:rPr>
+        <w:t xml:space="preserve">[</w:t>
+      </w:r>
+      <w:r>
+        <w:rPr>
+          <w:rStyle w:val="StringTok"/>
+        </w:rPr>
+        <w:t xml:space="preserve">"mirror_avg_temp"</w:t>
+      </w:r>
+      <w:r>
+        <w:rPr>
+          <w:rStyle w:val="NormalTok"/>
+        </w:rPr>
+        <w:t xml:space="preserve">]))</w:t>
+      </w:r>
+      <w:r>
+        <w:br/>
+      </w:r>
+      <w:r>
+        <w:rPr>
+          <w:rStyle w:val="CommentTok"/>
+        </w:rPr>
+        <w:t xml:space="preserve"># now "telemetry.mirror_avg_temp" works as a columns spec</w:t>
+      </w:r>
+    </w:p>
+    <w:p>
+      <w:pPr>
+        <w:pStyle w:val="FirstParagraph"/>
+      </w:pPr>
+      <w:r>
+        <w:rPr>
+          <w:b/>
+          <w:bCs/>
+        </w:rPr>
+        <w:t xml:space="preserve">Custom</w:t>
+      </w:r>
+      <w:r>
+        <w:rPr>
+          <w:b/>
+          <w:bCs/>
+        </w:rPr>
+        <w:t xml:space="preserve"> </w:t>
+      </w:r>
+      <w:r>
+        <w:rPr>
+          <w:rStyle w:val="VerbatimChar"/>
+          <w:b/>
+          <w:bCs/>
+        </w:rPr>
+        <w:t xml:space="preserve">TableSource</w:t>
+      </w:r>
+      <w:r>
+        <w:rPr>
+          <w:b/>
+          <w:bCs/>
+        </w:rPr>
+        <w:t xml:space="preserve">s (e.g. WIYN seeing) — join them after the fact.</w:t>
+      </w:r>
+      <w:r>
+        <w:t xml:space="preserve"> </w:t>
+      </w:r>
+      <w:r>
+        <w:t xml:space="preserve">Table</w:t>
+      </w:r>
+      <w:r>
+        <w:t xml:space="preserve"> </w:t>
+      </w:r>
+      <w:r>
+        <w:t xml:space="preserve">sources are</w:t>
+      </w:r>
+      <w:r>
+        <w:t xml:space="preserve"> </w:t>
+      </w:r>
+      <w:r>
+        <w:rPr>
+          <w:b/>
+          <w:bCs/>
+        </w:rPr>
+        <w:t xml:space="preserve">not</w:t>
+      </w:r>
+      <w:r>
+        <w:t xml:space="preserve"> </w:t>
+      </w:r>
+      <w:r>
+        <w:t xml:space="preserve">part of the dotted spec grammar (only</w:t>
+      </w:r>
+      <w:r>
+        <w:t xml:space="preserve"> </w:t>
+      </w:r>
+      <w:r>
+        <w:rPr>
+          <w:rStyle w:val="VerbatimChar"/>
+        </w:rPr>
+        <w:t xml:space="preserve">telemetry.&lt;name&gt;</w:t>
+      </w:r>
+      <w:r>
+        <w:t xml:space="preserve"> </w:t>
+      </w:r>
+      <w:r>
+        <w:t xml:space="preserve">is</w:t>
+      </w:r>
+      <w:r>
+        <w:t xml:space="preserve"> </w:t>
+      </w:r>
+      <w:r>
+        <w:t xml:space="preserve">special-cased). But a</w:t>
+      </w:r>
+      <w:r>
+        <w:t xml:space="preserve"> </w:t>
+      </w:r>
+      <w:r>
+        <w:rPr>
+          <w:rStyle w:val="VerbatimChar"/>
+        </w:rPr>
+        <w:t xml:space="preserve">TableSource</w:t>
+      </w:r>
+      <w:r>
+        <w:t xml:space="preserve"> </w:t>
+      </w:r>
+      <w:r>
+        <w:t xml:space="preserve">like WIYN is already an</w:t>
+      </w:r>
+      <w:r>
+        <w:t xml:space="preserve"> </w:t>
+      </w:r>
+      <w:r>
+        <w:rPr>
+          <w:b/>
+          <w:bCs/>
+        </w:rPr>
+        <w:t xml:space="preserve">EXPID-indexed</w:t>
+      </w:r>
+      <w:r>
+        <w:t xml:space="preserve"> </w:t>
+      </w:r>
+      <w:r>
+        <w:t xml:space="preserve">table, so the clean approach is a pandas join onto the result:</w:t>
+      </w:r>
+    </w:p>
+    <w:p>
+      <w:pPr>
+        <w:pStyle w:val="SourceCode"/>
+      </w:pPr>
+      <w:r>
+        <w:rPr>
+          <w:rStyle w:val="ImportTok"/>
+        </w:rPr>
+        <w:t xml:space="preserve">from</w:t>
+      </w:r>
+      <w:r>
+        <w:rPr>
+          <w:rStyle w:val="NormalTok"/>
+        </w:rPr>
+        <w:t xml:space="preserve"> telemetry_mining.tables </w:t>
+      </w:r>
+      <w:r>
+        <w:rPr>
+          <w:rStyle w:val="ImportTok"/>
+        </w:rPr>
+        <w:t xml:space="preserve">import</w:t>
+      </w:r>
+      <w:r>
+        <w:rPr>
+          <w:rStyle w:val="NormalTok"/>
+        </w:rPr>
+        <w:t xml:space="preserve"> TableSource, load_table</w:t>
+      </w:r>
+      <w:r>
+        <w:br/>
+      </w:r>
+      <w:r>
+        <w:rPr>
+          <w:rStyle w:val="NormalTok"/>
+        </w:rPr>
+        <w:t xml:space="preserve">wiyn </w:t>
+      </w:r>
+      <w:r>
+        <w:rPr>
+          <w:rStyle w:val="OperatorTok"/>
+        </w:rPr>
+        <w:t xml:space="preserve">=</w:t>
+      </w:r>
+      <w:r>
+        <w:rPr>
+          <w:rStyle w:val="NormalTok"/>
+        </w:rPr>
+        <w:t xml:space="preserve"> TableSource(</w:t>
+      </w:r>
+      <w:r>
+        <w:rPr>
+          <w:rStyle w:val="StringTok"/>
+        </w:rPr>
+        <w:t xml:space="preserve">"wiyn_seeing"</w:t>
+      </w:r>
+      <w:r>
+        <w:rPr>
+          <w:rStyle w:val="NormalTok"/>
+        </w:rPr>
+        <w:t xml:space="preserve">, path</w:t>
+      </w:r>
+      <w:r>
+        <w:rPr>
+          <w:rStyle w:val="OperatorTok"/>
+        </w:rPr>
+        <w:t xml:space="preserve">=</w:t>
+      </w:r>
+      <w:r>
+        <w:rPr>
+          <w:rStyle w:val="StringTok"/>
+        </w:rPr>
+        <w:t xml:space="preserve">"data/wiyn_seeing.csv"</w:t>
+      </w:r>
+      <w:r>
+        <w:rPr>
+          <w:rStyle w:val="NormalTok"/>
+        </w:rPr>
+        <w:t xml:space="preserve">)</w:t>
+      </w:r>
+      <w:r>
+        <w:br/>
+      </w:r>
+      <w:r>
+        <w:rPr>
+          <w:rStyle w:val="NormalTok"/>
+        </w:rPr>
+        <w:t xml:space="preserve">table </w:t>
+      </w:r>
+      <w:r>
+        <w:rPr>
+          <w:rStyle w:val="OperatorTok"/>
+        </w:rPr>
+        <w:t xml:space="preserve">=</w:t>
+      </w:r>
+      <w:r>
+        <w:rPr>
+          <w:rStyle w:val="NormalTok"/>
+        </w:rPr>
+        <w:t xml:space="preserve"> table.merge(load_table(wiyn),</w:t>
+      </w:r>
+      <w:r>
+        <w:br/>
+      </w:r>
+      <w:r>
+        <w:rPr>
+          <w:rStyle w:val="NormalTok"/>
+        </w:rPr>
+        <w:t xml:space="preserve">                    left_on</w:t>
+      </w:r>
+      <w:r>
+        <w:rPr>
+          <w:rStyle w:val="OperatorTok"/>
+        </w:rPr>
+        <w:t xml:space="preserve">=</w:t>
+      </w:r>
+      <w:r>
+        <w:rPr>
+          <w:rStyle w:val="StringTok"/>
+        </w:rPr>
+        <w:t xml:space="preserve">"EXPID"</w:t>
+      </w:r>
+      <w:r>
+        <w:rPr>
+          <w:rStyle w:val="NormalTok"/>
+        </w:rPr>
+        <w:t xml:space="preserve">, right_index</w:t>
+      </w:r>
+      <w:r>
+        <w:rPr>
+          <w:rStyle w:val="OperatorTok"/>
+        </w:rPr>
+        <w:t xml:space="preserve">=</w:t>
+      </w:r>
+      <w:r>
+        <w:rPr>
+          <w:rStyle w:val="VariableTok"/>
+        </w:rPr>
+        <w:t xml:space="preserve">True</w:t>
+      </w:r>
+      <w:r>
+        <w:rPr>
+          <w:rStyle w:val="NormalTok"/>
+        </w:rPr>
+        <w:t xml:space="preserve">, how</w:t>
+      </w:r>
+      <w:r>
+        <w:rPr>
+          <w:rStyle w:val="OperatorTok"/>
+        </w:rPr>
+        <w:t xml:space="preserve">=</w:t>
+      </w:r>
+      <w:r>
+        <w:rPr>
+          <w:rStyle w:val="StringTok"/>
+        </w:rPr>
+        <w:t xml:space="preserve">"left"</w:t>
+      </w:r>
+      <w:r>
+        <w:rPr>
+          <w:rStyle w:val="NormalTok"/>
+        </w:rPr>
+        <w:t xml:space="preserve">)</w:t>
+      </w:r>
+      <w:r>
+        <w:br/>
+      </w:r>
+      <w:r>
+        <w:rPr>
+          <w:rStyle w:val="CommentTok"/>
+        </w:rPr>
+        <w:t xml:space="preserve"># -&gt; adds WIYN_FWHM etc.; NaN for exposures with no WIYN match</w:t>
+      </w:r>
+    </w:p>
+    <w:p>
+      <w:pPr>
+        <w:pStyle w:val="FirstParagraph"/>
+      </w:pPr>
+      <w:r>
+        <w:t xml:space="preserve">The</w:t>
+      </w:r>
+      <w:r>
+        <w:t xml:space="preserve"> </w:t>
+      </w:r>
+      <w:r>
+        <w:rPr>
+          <w:rStyle w:val="VerbatimChar"/>
+        </w:rPr>
+        <w:t xml:space="preserve">TableSource</w:t>
+      </w:r>
+      <w:r>
+        <w:t xml:space="preserve"> </w:t>
+      </w:r>
+      <w:r>
+        <w:t xml:space="preserve">only</w:t>
+      </w:r>
+      <w:r>
+        <w:t xml:space="preserve"> </w:t>
+      </w:r>
+      <w:r>
+        <w:rPr>
+          <w:i/>
+          <w:iCs/>
+        </w:rPr>
+        <w:t xml:space="preserve">reads</w:t>
+      </w:r>
+      <w:r>
+        <w:t xml:space="preserve"> </w:t>
+      </w:r>
+      <w:r>
+        <w:t xml:space="preserve">the pre-built</w:t>
+      </w:r>
+      <w:r>
+        <w:t xml:space="preserve"> </w:t>
+      </w:r>
+      <w:r>
+        <w:rPr>
+          <w:rStyle w:val="VerbatimChar"/>
+        </w:rPr>
+        <w:t xml:space="preserve">data/wiyn_seeing.csv</w:t>
+      </w:r>
+      <w:r>
+        <w:t xml:space="preserve">;</w:t>
+      </w:r>
+      <w:r>
+        <w:t xml:space="preserve"> </w:t>
+      </w:r>
+      <w:r>
+        <w:rPr>
+          <w:b/>
+          <w:bCs/>
+        </w:rPr>
+        <w:t xml:space="preserve">building</w:t>
+      </w:r>
+      <w:r>
+        <w:t xml:space="preserve"> </w:t>
+      </w:r>
+      <w:r>
+        <w:t xml:space="preserve">that csv from raw WIYN logs (the step that needs an exposure list) is the</w:t>
+      </w:r>
+      <w:r>
+        <w:t xml:space="preserve"> </w:t>
+      </w:r>
+      <w:r>
+        <w:t xml:space="preserve">separate</w:t>
+      </w:r>
+      <w:r>
+        <w:t xml:space="preserve"> </w:t>
+      </w:r>
+      <w:r>
+        <w:rPr>
+          <w:rStyle w:val="VerbatimChar"/>
+        </w:rPr>
+        <w:t xml:space="preserve">scripts/build_wiyn_seeing.py</w:t>
+      </w:r>
+      <w:r>
+        <w:t xml:space="preserve"> </w:t>
+      </w:r>
+      <w:r>
+        <w:t xml:space="preserve">— see</w:t>
+      </w:r>
+      <w:r>
+        <w:t xml:space="preserve"> </w:t>
+      </w:r>
+      <w:hyperlink w:anchor="custom-table-sources">
+        <w:r>
+          <w:rPr>
+            <w:rStyle w:val="Hyperlink"/>
+          </w:rPr>
+          <w:t xml:space="preserve">Custom table sources</w:t>
+        </w:r>
+      </w:hyperlink>
+      <w:r>
+        <w:t xml:space="preserve">. To instead get it as a column</w:t>
+      </w:r>
+      <w:r>
+        <w:t xml:space="preserve"> </w:t>
+      </w:r>
+      <w:r>
+        <w:rPr>
+          <w:i/>
+          <w:iCs/>
+        </w:rPr>
+        <w:t xml:space="preserve">inside</w:t>
+      </w:r>
+      <w:r>
+        <w:t xml:space="preserve"> </w:t>
+      </w:r>
+      <w:r>
+        <w:t xml:space="preserve">the</w:t>
+      </w:r>
+      <w:r>
+        <w:t xml:space="preserve"> </w:t>
+      </w:r>
+      <w:r>
+        <w:rPr>
+          <w:rStyle w:val="VerbatimChar"/>
+        </w:rPr>
+        <w:t xml:space="preserve">select_exposures</w:t>
+      </w:r>
+      <w:r>
+        <w:t xml:space="preserve"> </w:t>
+      </w:r>
+      <w:r>
+        <w:t xml:space="preserve">call, use a callable spec:</w:t>
+      </w:r>
+    </w:p>
+    <w:p>
+      <w:pPr>
+        <w:pStyle w:val="SourceCode"/>
+      </w:pPr>
+      <w:r>
+        <w:rPr>
+          <w:rStyle w:val="ImportTok"/>
+        </w:rPr>
+        <w:t xml:space="preserve">from</w:t>
+      </w:r>
+      <w:r>
+        <w:rPr>
+          <w:rStyle w:val="NormalTok"/>
+        </w:rPr>
+        <w:t xml:space="preserve"> telemetry_mining.tables </w:t>
+      </w:r>
+      <w:r>
+        <w:rPr>
+          <w:rStyle w:val="ImportTok"/>
+        </w:rPr>
+        <w:t xml:space="preserve">import</w:t>
+      </w:r>
+      <w:r>
+        <w:rPr>
+          <w:rStyle w:val="NormalTok"/>
+        </w:rPr>
+        <w:t xml:space="preserve"> table_source_row</w:t>
+      </w:r>
+      <w:r>
+        <w:br/>
+      </w:r>
+      <w:r>
+        <w:rPr>
+          <w:rStyle w:val="KeywordTok"/>
+        </w:rPr>
+        <w:t xml:space="preserve">def</w:t>
+      </w:r>
+      <w:r>
+        <w:rPr>
+          <w:rStyle w:val="NormalTok"/>
+        </w:rPr>
+        <w:t xml:space="preserve"> wiyn_fwhm(exp):</w:t>
+      </w:r>
+      <w:r>
+        <w:br/>
+      </w:r>
+      <w:r>
+        <w:rPr>
+          <w:rStyle w:val="NormalTok"/>
+        </w:rPr>
+        <w:t xml:space="preserve">    row </w:t>
+      </w:r>
+      <w:r>
+        <w:rPr>
+          <w:rStyle w:val="OperatorTok"/>
+        </w:rPr>
+        <w:t xml:space="preserve">=</w:t>
+      </w:r>
+      <w:r>
+        <w:rPr>
+          <w:rStyle w:val="NormalTok"/>
+        </w:rPr>
+        <w:t xml:space="preserve"> table_source_row(wiyn, exp.expid)</w:t>
+      </w:r>
+      <w:r>
+        <w:br/>
+      </w:r>
+      <w:r>
+        <w:rPr>
+          <w:rStyle w:val="NormalTok"/>
+        </w:rPr>
+        <w:t xml:space="preserve">    </w:t>
+      </w:r>
+      <w:r>
+        <w:rPr>
+          <w:rStyle w:val="ControlFlowTok"/>
+        </w:rPr>
+        <w:t xml:space="preserve">return</w:t>
+      </w:r>
+      <w:r>
+        <w:rPr>
+          <w:rStyle w:val="NormalTok"/>
+        </w:rPr>
+        <w:t xml:space="preserve"> </w:t>
+      </w:r>
+      <w:r>
+        <w:rPr>
+          <w:rStyle w:val="VariableTok"/>
+        </w:rPr>
+        <w:t xml:space="preserve">None</w:t>
+      </w:r>
+      <w:r>
+        <w:rPr>
+          <w:rStyle w:val="NormalTok"/>
+        </w:rPr>
+        <w:t xml:space="preserve"> </w:t>
+      </w:r>
+      <w:r>
+        <w:rPr>
+          <w:rStyle w:val="ControlFlowTok"/>
+        </w:rPr>
+        <w:t xml:space="preserve">if</w:t>
+      </w:r>
+      <w:r>
+        <w:rPr>
+          <w:rStyle w:val="NormalTok"/>
+        </w:rPr>
+        <w:t xml:space="preserve"> row </w:t>
+      </w:r>
+      <w:r>
+        <w:rPr>
+          <w:rStyle w:val="KeywordTok"/>
+        </w:rPr>
+        <w:t xml:space="preserve">is</w:t>
+      </w:r>
+      <w:r>
+        <w:rPr>
+          <w:rStyle w:val="NormalTok"/>
+        </w:rPr>
+        <w:t xml:space="preserve"> </w:t>
+      </w:r>
+      <w:r>
+        <w:rPr>
+          <w:rStyle w:val="VariableTok"/>
+        </w:rPr>
+        <w:t xml:space="preserve">None</w:t>
+      </w:r>
+      <w:r>
+        <w:rPr>
+          <w:rStyle w:val="NormalTok"/>
+        </w:rPr>
+        <w:t xml:space="preserve"> </w:t>
+      </w:r>
+      <w:r>
+        <w:rPr>
+          <w:rStyle w:val="ControlFlowTok"/>
+        </w:rPr>
+        <w:t xml:space="preserve">else</w:t>
+      </w:r>
+      <w:r>
+        <w:rPr>
+          <w:rStyle w:val="NormalTok"/>
+        </w:rPr>
+        <w:t xml:space="preserve"> row[</w:t>
+      </w:r>
+      <w:r>
+        <w:rPr>
+          <w:rStyle w:val="StringTok"/>
+        </w:rPr>
+        <w:t xml:space="preserve">"WIYN_FWHM"</w:t>
+      </w:r>
+      <w:r>
+        <w:rPr>
+          <w:rStyle w:val="NormalTok"/>
+        </w:rPr>
+        <w:t xml:space="preserve">]</w:t>
+      </w:r>
+      <w:r>
+        <w:br/>
+      </w:r>
+      <w:r>
+        <w:rPr>
+          <w:rStyle w:val="CommentTok"/>
+        </w:rPr>
+        <w:t xml:space="preserve"># columns={..., "wiyn_fwhm": wiyn_fwhm}</w:t>
+      </w:r>
+    </w:p>
+    <w:p>
+      <w:pPr>
+        <w:pStyle w:val="FirstParagraph"/>
+      </w:pPr>
+      <w:r>
+        <w:rPr>
+          <w:rStyle w:val="VerbatimChar"/>
+          <w:b/>
+          <w:bCs/>
+        </w:rPr>
+        <w:t xml:space="preserve">on_error</w:t>
+      </w:r>
+      <w:r>
+        <w:rPr>
+          <w:b/>
+          <w:bCs/>
+        </w:rPr>
+        <w:t xml:space="preserve"> </w:t>
+      </w:r>
+      <w:r>
+        <w:rPr>
+          <w:b/>
+          <w:bCs/>
+        </w:rPr>
         <w:t xml:space="preserve">— handling missing files in a bulk scan.</w:t>
       </w:r>
       <w:r>
@@ -22643,7 +24057,7 @@
       <w:pPr>
         <w:numPr>
           <w:ilvl w:val="0"/>
-          <w:numId w:val="1014"/>
+          <w:numId w:val="1015"/>
         </w:numPr>
       </w:pPr>
       <w:r>
@@ -22675,7 +24089,7 @@
       <w:pPr>
         <w:numPr>
           <w:ilvl w:val="0"/>
-          <w:numId w:val="1014"/>
+          <w:numId w:val="1015"/>
         </w:numPr>
       </w:pPr>
       <w:r>
@@ -26070,7 +27484,7 @@
         <w:pStyle w:val="Compact"/>
         <w:numPr>
           <w:ilvl w:val="0"/>
-          <w:numId w:val="1015"/>
+          <w:numId w:val="1016"/>
         </w:numPr>
       </w:pPr>
       <w:r>
@@ -26135,7 +27549,7 @@
         <w:pStyle w:val="Compact"/>
         <w:numPr>
           <w:ilvl w:val="0"/>
-          <w:numId w:val="1015"/>
+          <w:numId w:val="1016"/>
         </w:numPr>
       </w:pPr>
       <w:r>
@@ -26185,7 +27599,7 @@
         <w:pStyle w:val="Compact"/>
         <w:numPr>
           <w:ilvl w:val="0"/>
-          <w:numId w:val="1015"/>
+          <w:numId w:val="1016"/>
         </w:numPr>
       </w:pPr>
       <w:r>
@@ -26244,7 +27658,7 @@
         <w:pStyle w:val="Compact"/>
         <w:numPr>
           <w:ilvl w:val="0"/>
-          <w:numId w:val="1015"/>
+          <w:numId w:val="1016"/>
         </w:numPr>
       </w:pPr>
       <w:r>
@@ -26980,7 +28394,7 @@
         <w:pStyle w:val="Compact"/>
         <w:numPr>
           <w:ilvl w:val="0"/>
-          <w:numId w:val="1016"/>
+          <w:numId w:val="1017"/>
         </w:numPr>
       </w:pPr>
       <w:r>
@@ -27025,7 +28439,7 @@
         <w:pStyle w:val="Compact"/>
         <w:numPr>
           <w:ilvl w:val="0"/>
-          <w:numId w:val="1016"/>
+          <w:numId w:val="1017"/>
         </w:numPr>
       </w:pPr>
       <w:r>
@@ -27061,7 +28475,7 @@
         <w:pStyle w:val="Compact"/>
         <w:numPr>
           <w:ilvl w:val="0"/>
-          <w:numId w:val="1016"/>
+          <w:numId w:val="1017"/>
         </w:numPr>
       </w:pPr>
       <w:r>
@@ -29036,7 +30450,7 @@
         <w:pStyle w:val="Compact"/>
         <w:numPr>
           <w:ilvl w:val="0"/>
-          <w:numId w:val="1017"/>
+          <w:numId w:val="1018"/>
         </w:numPr>
       </w:pPr>
       <w:r>
@@ -29089,551 +30503,6 @@
       </w:r>
       <w:r>
         <w:t xml:space="preserve">column).</w:t>
-      </w:r>
-    </w:p>
-    <w:p>
-      <w:pPr>
-        <w:pStyle w:val="Compact"/>
-        <w:numPr>
-          <w:ilvl w:val="0"/>
-          <w:numId w:val="1017"/>
-        </w:numPr>
-      </w:pPr>
-      <w:r>
-        <w:rPr>
-          <w:rStyle w:val="VerbatimChar"/>
-        </w:rPr>
-        <w:t xml:space="preserve">pad_seconds</w:t>
-      </w:r>
-      <w:r>
-        <w:t xml:space="preserve"> </w:t>
-      </w:r>
-      <w:r>
-        <w:t xml:space="preserve">— widen the window symmetrically.</w:t>
-      </w:r>
-    </w:p>
-    <w:p>
-      <w:pPr>
-        <w:pStyle w:val="Compact"/>
-        <w:numPr>
-          <w:ilvl w:val="0"/>
-          <w:numId w:val="1017"/>
-        </w:numPr>
-      </w:pPr>
-      <w:r>
-        <w:rPr>
-          <w:rStyle w:val="VerbatimChar"/>
-        </w:rPr>
-        <w:t xml:space="preserve">columns</w:t>
-      </w:r>
-      <w:r>
-        <w:t xml:space="preserve"> </w:t>
-      </w:r>
-      <w:r>
-        <w:t xml:space="preserve">— list of columns to select, or</w:t>
-      </w:r>
-      <w:r>
-        <w:t xml:space="preserve"> </w:t>
-      </w:r>
-      <w:r>
-        <w:rPr>
-          <w:rStyle w:val="VerbatimChar"/>
-        </w:rPr>
-        <w:t xml:space="preserve">None</w:t>
-      </w:r>
-      <w:r>
-        <w:t xml:space="preserve"> </w:t>
-      </w:r>
-      <w:r>
-        <w:t xml:space="preserve">for all.</w:t>
-      </w:r>
-    </w:p>
-    <w:p>
-      <w:pPr>
-        <w:pStyle w:val="Compact"/>
-        <w:numPr>
-          <w:ilvl w:val="0"/>
-          <w:numId w:val="1017"/>
-        </w:numPr>
-      </w:pPr>
-      <w:r>
-        <w:rPr>
-          <w:rStyle w:val="VerbatimChar"/>
-        </w:rPr>
-        <w:t xml:space="preserve">schema</w:t>
-      </w:r>
-      <w:r>
-        <w:t xml:space="preserve"> </w:t>
-      </w:r>
-      <w:r>
-        <w:t xml:space="preserve">— defaults to</w:t>
-      </w:r>
-      <w:r>
-        <w:t xml:space="preserve"> </w:t>
-      </w:r>
-      <w:r>
-        <w:rPr>
-          <w:rStyle w:val="VerbatimChar"/>
-        </w:rPr>
-        <w:t xml:space="preserve">'telemetry'</w:t>
-      </w:r>
-      <w:r>
-        <w:t xml:space="preserve">; set e.g. </w:t>
-      </w:r>
-      <w:r>
-        <w:rPr>
-          <w:rStyle w:val="VerbatimChar"/>
-        </w:rPr>
-        <w:t xml:space="preserve">'alarms'</w:t>
-      </w:r>
-      <w:r>
-        <w:t xml:space="preserve"> </w:t>
-      </w:r>
-      <w:r>
-        <w:t xml:space="preserve">to reuse this for another schema.</w:t>
-      </w:r>
-    </w:p>
-    <w:p>
-      <w:pPr>
-        <w:pStyle w:val="Compact"/>
-        <w:numPr>
-          <w:ilvl w:val="0"/>
-          <w:numId w:val="1017"/>
-        </w:numPr>
-      </w:pPr>
-      <w:r>
-        <w:rPr>
-          <w:rStyle w:val="VerbatimChar"/>
-        </w:rPr>
-        <w:t xml:space="preserve">limit</w:t>
-      </w:r>
-      <w:r>
-        <w:t xml:space="preserve"> </w:t>
-      </w:r>
-      <w:r>
-        <w:t xml:space="preserve">— cap the row count.</w:t>
-      </w:r>
-    </w:p>
-    <w:p>
-      <w:pPr>
-        <w:pStyle w:val="SourceCode"/>
-      </w:pPr>
-      <w:r>
-        <w:rPr>
-          <w:rStyle w:val="ImportTok"/>
-        </w:rPr>
-        <w:t xml:space="preserve">import</w:t>
-      </w:r>
-      <w:r>
-        <w:rPr>
-          <w:rStyle w:val="NormalTok"/>
-        </w:rPr>
-        <w:t xml:space="preserve"> datetime </w:t>
-      </w:r>
-      <w:r>
-        <w:rPr>
-          <w:rStyle w:val="ImportTok"/>
-        </w:rPr>
-        <w:t xml:space="preserve">as</w:t>
-      </w:r>
-      <w:r>
-        <w:rPr>
-          <w:rStyle w:val="NormalTok"/>
-        </w:rPr>
-        <w:t xml:space="preserve"> dt</w:t>
-      </w:r>
-      <w:r>
-        <w:br/>
-      </w:r>
-      <w:r>
-        <w:rPr>
-          <w:rStyle w:val="NormalTok"/>
-        </w:rPr>
-        <w:t xml:space="preserve">start </w:t>
-      </w:r>
-      <w:r>
-        <w:rPr>
-          <w:rStyle w:val="OperatorTok"/>
-        </w:rPr>
-        <w:t xml:space="preserve">=</w:t>
-      </w:r>
-      <w:r>
-        <w:rPr>
-          <w:rStyle w:val="NormalTok"/>
-        </w:rPr>
-        <w:t xml:space="preserve"> dt.datetime(</w:t>
-      </w:r>
-      <w:r>
-        <w:rPr>
-          <w:rStyle w:val="DecValTok"/>
-        </w:rPr>
-        <w:t xml:space="preserve">2026</w:t>
-      </w:r>
-      <w:r>
-        <w:rPr>
-          <w:rStyle w:val="NormalTok"/>
-        </w:rPr>
-        <w:t xml:space="preserve">, </w:t>
-      </w:r>
-      <w:r>
-        <w:rPr>
-          <w:rStyle w:val="DecValTok"/>
-        </w:rPr>
-        <w:t xml:space="preserve">7</w:t>
-      </w:r>
-      <w:r>
-        <w:rPr>
-          <w:rStyle w:val="NormalTok"/>
-        </w:rPr>
-        <w:t xml:space="preserve">, </w:t>
-      </w:r>
-      <w:r>
-        <w:rPr>
-          <w:rStyle w:val="DecValTok"/>
-        </w:rPr>
-        <w:t xml:space="preserve">3</w:t>
-      </w:r>
-      <w:r>
-        <w:rPr>
-          <w:rStyle w:val="NormalTok"/>
-        </w:rPr>
-        <w:t xml:space="preserve">, </w:t>
-      </w:r>
-      <w:r>
-        <w:rPr>
-          <w:rStyle w:val="DecValTok"/>
-        </w:rPr>
-        <w:t xml:space="preserve">4</w:t>
-      </w:r>
-      <w:r>
-        <w:rPr>
-          <w:rStyle w:val="NormalTok"/>
-        </w:rPr>
-        <w:t xml:space="preserve">, </w:t>
-      </w:r>
-      <w:r>
-        <w:rPr>
-          <w:rStyle w:val="DecValTok"/>
-        </w:rPr>
-        <w:t xml:space="preserve">0</w:t>
-      </w:r>
-      <w:r>
-        <w:rPr>
-          <w:rStyle w:val="NormalTok"/>
-        </w:rPr>
-        <w:t xml:space="preserve">, tzinfo</w:t>
-      </w:r>
-      <w:r>
-        <w:rPr>
-          <w:rStyle w:val="OperatorTok"/>
-        </w:rPr>
-        <w:t xml:space="preserve">=</w:t>
-      </w:r>
-      <w:r>
-        <w:rPr>
-          <w:rStyle w:val="NormalTok"/>
-        </w:rPr>
-        <w:t xml:space="preserve">dt.timezone.utc)</w:t>
-      </w:r>
-      <w:r>
-        <w:br/>
-      </w:r>
-      <w:r>
-        <w:rPr>
-          <w:rStyle w:val="NormalTok"/>
-        </w:rPr>
-        <w:t xml:space="preserve">end   </w:t>
-      </w:r>
-      <w:r>
-        <w:rPr>
-          <w:rStyle w:val="OperatorTok"/>
-        </w:rPr>
-        <w:t xml:space="preserve">=</w:t>
-      </w:r>
-      <w:r>
-        <w:rPr>
-          <w:rStyle w:val="NormalTok"/>
-        </w:rPr>
-        <w:t xml:space="preserve"> start </w:t>
-      </w:r>
-      <w:r>
-        <w:rPr>
-          <w:rStyle w:val="OperatorTok"/>
-        </w:rPr>
-        <w:t xml:space="preserve">+</w:t>
-      </w:r>
-      <w:r>
-        <w:rPr>
-          <w:rStyle w:val="NormalTok"/>
-        </w:rPr>
-        <w:t xml:space="preserve"> dt.timedelta(minutes</w:t>
-      </w:r>
-      <w:r>
-        <w:rPr>
-          <w:rStyle w:val="OperatorTok"/>
-        </w:rPr>
-        <w:t xml:space="preserve">=</w:t>
-      </w:r>
-      <w:r>
-        <w:rPr>
-          <w:rStyle w:val="DecValTok"/>
-        </w:rPr>
-        <w:t xml:space="preserve">20</w:t>
-      </w:r>
-      <w:r>
-        <w:rPr>
-          <w:rStyle w:val="NormalTok"/>
-        </w:rPr>
-        <w:t xml:space="preserve">)</w:t>
-      </w:r>
-      <w:r>
-        <w:br/>
-      </w:r>
-      <w:r>
-        <w:rPr>
-          <w:rStyle w:val="NormalTok"/>
-        </w:rPr>
-        <w:t xml:space="preserve">telemetry.query_window(</w:t>
-      </w:r>
-      <w:r>
-        <w:br/>
-      </w:r>
-      <w:r>
-        <w:rPr>
-          <w:rStyle w:val="NormalTok"/>
-        </w:rPr>
-        <w:t xml:space="preserve">    Config.default(), </w:t>
-      </w:r>
-      <w:r>
-        <w:rPr>
-          <w:rStyle w:val="StringTok"/>
-        </w:rPr>
-        <w:t xml:space="preserve">"environmentmonitor_tower"</w:t>
-      </w:r>
-      <w:r>
-        <w:rPr>
-          <w:rStyle w:val="NormalTok"/>
-        </w:rPr>
-        <w:t xml:space="preserve">, start, end,</w:t>
-      </w:r>
-      <w:r>
-        <w:br/>
-      </w:r>
-      <w:r>
-        <w:rPr>
-          <w:rStyle w:val="NormalTok"/>
-        </w:rPr>
-        <w:t xml:space="preserve">    columns</w:t>
-      </w:r>
-      <w:r>
-        <w:rPr>
-          <w:rStyle w:val="OperatorTok"/>
-        </w:rPr>
-        <w:t xml:space="preserve">=</w:t>
-      </w:r>
-      <w:r>
-        <w:rPr>
-          <w:rStyle w:val="NormalTok"/>
-        </w:rPr>
-        <w:t xml:space="preserve">[</w:t>
-      </w:r>
-      <w:r>
-        <w:rPr>
-          <w:rStyle w:val="StringTok"/>
-        </w:rPr>
-        <w:t xml:space="preserve">"wind_speed"</w:t>
-      </w:r>
-      <w:r>
-        <w:rPr>
-          <w:rStyle w:val="NormalTok"/>
-        </w:rPr>
-        <w:t xml:space="preserve">, </w:t>
-      </w:r>
-      <w:r>
-        <w:rPr>
-          <w:rStyle w:val="StringTok"/>
-        </w:rPr>
-        <w:t xml:space="preserve">"wind_direction"</w:t>
-      </w:r>
-      <w:r>
-        <w:rPr>
-          <w:rStyle w:val="NormalTok"/>
-        </w:rPr>
-        <w:t xml:space="preserve">])</w:t>
-      </w:r>
-    </w:p>
-    <w:p>
-      <w:pPr>
-        <w:pStyle w:val="FirstParagraph"/>
-      </w:pPr>
-      <w:r>
-        <w:rPr>
-          <w:rStyle w:val="VerbatimChar"/>
-          <w:b/>
-          <w:bCs/>
-        </w:rPr>
-        <w:t xml:space="preserve">telemetry.query_nearest(config, table, when, *, columns=None, time_column='time_recorded', schema='telemetry', max_delta_seconds=None) -&gt; dict | None</w:t>
-      </w:r>
-    </w:p>
-    <w:p>
-      <w:pPr>
-        <w:pStyle w:val="BodyText"/>
-      </w:pPr>
-      <w:r>
-        <w:t xml:space="preserve">The</w:t>
-      </w:r>
-      <w:r>
-        <w:t xml:space="preserve"> </w:t>
-      </w:r>
-      <w:r>
-        <w:rPr>
-          <w:b/>
-          <w:bCs/>
-        </w:rPr>
-        <w:t xml:space="preserve">single row</w:t>
-      </w:r>
-      <w:r>
-        <w:t xml:space="preserve"> </w:t>
-      </w:r>
-      <w:r>
-        <w:t xml:space="preserve">of</w:t>
-      </w:r>
-      <w:r>
-        <w:t xml:space="preserve"> </w:t>
-      </w:r>
-      <w:r>
-        <w:rPr>
-          <w:rStyle w:val="VerbatimChar"/>
-        </w:rPr>
-        <w:t xml:space="preserve">schema.table</w:t>
-      </w:r>
-      <w:r>
-        <w:t xml:space="preserve"> </w:t>
-      </w:r>
-      <w:r>
-        <w:t xml:space="preserve">closest in time to</w:t>
-      </w:r>
-      <w:r>
-        <w:t xml:space="preserve"> </w:t>
-      </w:r>
-      <w:r>
-        <w:rPr>
-          <w:rStyle w:val="VerbatimChar"/>
-        </w:rPr>
-        <w:t xml:space="preserve">when</w:t>
-      </w:r>
-      <w:r>
-        <w:t xml:space="preserve">. Runs two bounded,</w:t>
-      </w:r>
-      <w:r>
-        <w:t xml:space="preserve"> </w:t>
-      </w:r>
-      <w:r>
-        <w:t xml:space="preserve">index-friendly queries (nearest at-or-before and at-or-after</w:t>
-      </w:r>
-      <w:r>
-        <w:t xml:space="preserve"> </w:t>
-      </w:r>
-      <w:r>
-        <w:rPr>
-          <w:rStyle w:val="VerbatimChar"/>
-        </w:rPr>
-        <w:t xml:space="preserve">when</w:t>
-      </w:r>
-      <w:r>
-        <w:t xml:space="preserve">) rather than</w:t>
-      </w:r>
-      <w:r>
-        <w:t xml:space="preserve"> </w:t>
-      </w:r>
-      <w:r>
-        <w:t xml:space="preserve">scanning a window. Returns a</w:t>
-      </w:r>
-      <w:r>
-        <w:t xml:space="preserve"> </w:t>
-      </w:r>
-      <w:r>
-        <w:rPr>
-          <w:rStyle w:val="VerbatimChar"/>
-        </w:rPr>
-        <w:t xml:space="preserve">dict</w:t>
-      </w:r>
-      <w:r>
-        <w:t xml:space="preserve"> </w:t>
-      </w:r>
-      <w:r>
-        <w:t xml:space="preserve">with an added</w:t>
-      </w:r>
-      <w:r>
-        <w:t xml:space="preserve"> </w:t>
-      </w:r>
-      <w:r>
-        <w:rPr>
-          <w:rStyle w:val="VerbatimChar"/>
-          <w:b/>
-          <w:bCs/>
-        </w:rPr>
-        <w:t xml:space="preserve">delta_seconds</w:t>
-      </w:r>
-      <w:r>
-        <w:t xml:space="preserve"> </w:t>
-      </w:r>
-      <w:r>
-        <w:t xml:space="preserve">key (signed:</w:t>
-      </w:r>
-      <w:r>
-        <w:t xml:space="preserve"> </w:t>
-      </w:r>
-      <w:r>
-        <w:t xml:space="preserve">how many seconds after</w:t>
-      </w:r>
-      <w:r>
-        <w:t xml:space="preserve"> </w:t>
-      </w:r>
-      <w:r>
-        <w:rPr>
-          <w:rStyle w:val="VerbatimChar"/>
-        </w:rPr>
-        <w:t xml:space="preserve">when</w:t>
-      </w:r>
-      <w:r>
-        <w:t xml:space="preserve"> </w:t>
-      </w:r>
-      <w:r>
-        <w:t xml:space="preserve">the row falls; negative = before), or</w:t>
-      </w:r>
-      <w:r>
-        <w:t xml:space="preserve"> </w:t>
-      </w:r>
-      <w:r>
-        <w:rPr>
-          <w:rStyle w:val="VerbatimChar"/>
-        </w:rPr>
-        <w:t xml:space="preserve">None</w:t>
-      </w:r>
-      <w:r>
-        <w:t xml:space="preserve"> </w:t>
-      </w:r>
-      <w:r>
-        <w:t xml:space="preserve">if the</w:t>
-      </w:r>
-      <w:r>
-        <w:t xml:space="preserve"> </w:t>
-      </w:r>
-      <w:r>
-        <w:t xml:space="preserve">table is empty or the nearest row is farther than</w:t>
-      </w:r>
-      <w:r>
-        <w:t xml:space="preserve"> </w:t>
-      </w:r>
-      <w:r>
-        <w:rPr>
-          <w:rStyle w:val="VerbatimChar"/>
-        </w:rPr>
-        <w:t xml:space="preserve">max_delta_seconds</w:t>
-      </w:r>
-      <w:r>
-        <w:t xml:space="preserve">.</w:t>
       </w:r>
     </w:p>
     <w:p>
@@ -29648,25 +30517,13 @@
         <w:rPr>
           <w:rStyle w:val="VerbatimChar"/>
         </w:rPr>
-        <w:t xml:space="preserve">when</w:t>
-      </w:r>
-      <w:r>
-        <w:t xml:space="preserve"> </w:t>
-      </w:r>
-      <w:r>
-        <w:t xml:space="preserve">— a tz-aware</w:t>
-      </w:r>
-      <w:r>
-        <w:t xml:space="preserve"> </w:t>
-      </w:r>
-      <w:r>
-        <w:rPr>
-          <w:rStyle w:val="VerbatimChar"/>
-        </w:rPr>
-        <w:t xml:space="preserve">datetime</w:t>
-      </w:r>
-      <w:r>
-        <w:t xml:space="preserve">.</w:t>
+        <w:t xml:space="preserve">pad_seconds</w:t>
+      </w:r>
+      <w:r>
+        <w:t xml:space="preserve"> </w:t>
+      </w:r>
+      <w:r>
+        <w:t xml:space="preserve">— widen the window symmetrically.</w:t>
       </w:r>
     </w:p>
     <w:p>
@@ -29675,6 +30532,563 @@
         <w:numPr>
           <w:ilvl w:val="0"/>
           <w:numId w:val="1018"/>
+        </w:numPr>
+      </w:pPr>
+      <w:r>
+        <w:rPr>
+          <w:rStyle w:val="VerbatimChar"/>
+        </w:rPr>
+        <w:t xml:space="preserve">columns</w:t>
+      </w:r>
+      <w:r>
+        <w:t xml:space="preserve"> </w:t>
+      </w:r>
+      <w:r>
+        <w:t xml:space="preserve">— list of columns to select, or</w:t>
+      </w:r>
+      <w:r>
+        <w:t xml:space="preserve"> </w:t>
+      </w:r>
+      <w:r>
+        <w:rPr>
+          <w:rStyle w:val="VerbatimChar"/>
+        </w:rPr>
+        <w:t xml:space="preserve">None</w:t>
+      </w:r>
+      <w:r>
+        <w:t xml:space="preserve"> </w:t>
+      </w:r>
+      <w:r>
+        <w:t xml:space="preserve">for all.</w:t>
+      </w:r>
+    </w:p>
+    <w:p>
+      <w:pPr>
+        <w:pStyle w:val="Compact"/>
+        <w:numPr>
+          <w:ilvl w:val="0"/>
+          <w:numId w:val="1018"/>
+        </w:numPr>
+      </w:pPr>
+      <w:r>
+        <w:rPr>
+          <w:rStyle w:val="VerbatimChar"/>
+        </w:rPr>
+        <w:t xml:space="preserve">schema</w:t>
+      </w:r>
+      <w:r>
+        <w:t xml:space="preserve"> </w:t>
+      </w:r>
+      <w:r>
+        <w:t xml:space="preserve">— defaults to</w:t>
+      </w:r>
+      <w:r>
+        <w:t xml:space="preserve"> </w:t>
+      </w:r>
+      <w:r>
+        <w:rPr>
+          <w:rStyle w:val="VerbatimChar"/>
+        </w:rPr>
+        <w:t xml:space="preserve">'telemetry'</w:t>
+      </w:r>
+      <w:r>
+        <w:t xml:space="preserve">; set e.g. </w:t>
+      </w:r>
+      <w:r>
+        <w:rPr>
+          <w:rStyle w:val="VerbatimChar"/>
+        </w:rPr>
+        <w:t xml:space="preserve">'alarms'</w:t>
+      </w:r>
+      <w:r>
+        <w:t xml:space="preserve"> </w:t>
+      </w:r>
+      <w:r>
+        <w:t xml:space="preserve">to reuse this for another schema.</w:t>
+      </w:r>
+    </w:p>
+    <w:p>
+      <w:pPr>
+        <w:pStyle w:val="Compact"/>
+        <w:numPr>
+          <w:ilvl w:val="0"/>
+          <w:numId w:val="1018"/>
+        </w:numPr>
+      </w:pPr>
+      <w:r>
+        <w:rPr>
+          <w:rStyle w:val="VerbatimChar"/>
+        </w:rPr>
+        <w:t xml:space="preserve">limit</w:t>
+      </w:r>
+      <w:r>
+        <w:t xml:space="preserve"> </w:t>
+      </w:r>
+      <w:r>
+        <w:t xml:space="preserve">— cap the row count.</w:t>
+      </w:r>
+    </w:p>
+    <w:p>
+      <w:pPr>
+        <w:pStyle w:val="SourceCode"/>
+      </w:pPr>
+      <w:r>
+        <w:rPr>
+          <w:rStyle w:val="ImportTok"/>
+        </w:rPr>
+        <w:t xml:space="preserve">import</w:t>
+      </w:r>
+      <w:r>
+        <w:rPr>
+          <w:rStyle w:val="NormalTok"/>
+        </w:rPr>
+        <w:t xml:space="preserve"> datetime </w:t>
+      </w:r>
+      <w:r>
+        <w:rPr>
+          <w:rStyle w:val="ImportTok"/>
+        </w:rPr>
+        <w:t xml:space="preserve">as</w:t>
+      </w:r>
+      <w:r>
+        <w:rPr>
+          <w:rStyle w:val="NormalTok"/>
+        </w:rPr>
+        <w:t xml:space="preserve"> dt</w:t>
+      </w:r>
+      <w:r>
+        <w:br/>
+      </w:r>
+      <w:r>
+        <w:rPr>
+          <w:rStyle w:val="NormalTok"/>
+        </w:rPr>
+        <w:t xml:space="preserve">start </w:t>
+      </w:r>
+      <w:r>
+        <w:rPr>
+          <w:rStyle w:val="OperatorTok"/>
+        </w:rPr>
+        <w:t xml:space="preserve">=</w:t>
+      </w:r>
+      <w:r>
+        <w:rPr>
+          <w:rStyle w:val="NormalTok"/>
+        </w:rPr>
+        <w:t xml:space="preserve"> dt.datetime(</w:t>
+      </w:r>
+      <w:r>
+        <w:rPr>
+          <w:rStyle w:val="DecValTok"/>
+        </w:rPr>
+        <w:t xml:space="preserve">2026</w:t>
+      </w:r>
+      <w:r>
+        <w:rPr>
+          <w:rStyle w:val="NormalTok"/>
+        </w:rPr>
+        <w:t xml:space="preserve">, </w:t>
+      </w:r>
+      <w:r>
+        <w:rPr>
+          <w:rStyle w:val="DecValTok"/>
+        </w:rPr>
+        <w:t xml:space="preserve">7</w:t>
+      </w:r>
+      <w:r>
+        <w:rPr>
+          <w:rStyle w:val="NormalTok"/>
+        </w:rPr>
+        <w:t xml:space="preserve">, </w:t>
+      </w:r>
+      <w:r>
+        <w:rPr>
+          <w:rStyle w:val="DecValTok"/>
+        </w:rPr>
+        <w:t xml:space="preserve">3</w:t>
+      </w:r>
+      <w:r>
+        <w:rPr>
+          <w:rStyle w:val="NormalTok"/>
+        </w:rPr>
+        <w:t xml:space="preserve">, </w:t>
+      </w:r>
+      <w:r>
+        <w:rPr>
+          <w:rStyle w:val="DecValTok"/>
+        </w:rPr>
+        <w:t xml:space="preserve">4</w:t>
+      </w:r>
+      <w:r>
+        <w:rPr>
+          <w:rStyle w:val="NormalTok"/>
+        </w:rPr>
+        <w:t xml:space="preserve">, </w:t>
+      </w:r>
+      <w:r>
+        <w:rPr>
+          <w:rStyle w:val="DecValTok"/>
+        </w:rPr>
+        <w:t xml:space="preserve">0</w:t>
+      </w:r>
+      <w:r>
+        <w:rPr>
+          <w:rStyle w:val="NormalTok"/>
+        </w:rPr>
+        <w:t xml:space="preserve">, tzinfo</w:t>
+      </w:r>
+      <w:r>
+        <w:rPr>
+          <w:rStyle w:val="OperatorTok"/>
+        </w:rPr>
+        <w:t xml:space="preserve">=</w:t>
+      </w:r>
+      <w:r>
+        <w:rPr>
+          <w:rStyle w:val="NormalTok"/>
+        </w:rPr>
+        <w:t xml:space="preserve">dt.timezone.utc)</w:t>
+      </w:r>
+      <w:r>
+        <w:br/>
+      </w:r>
+      <w:r>
+        <w:rPr>
+          <w:rStyle w:val="NormalTok"/>
+        </w:rPr>
+        <w:t xml:space="preserve">end   </w:t>
+      </w:r>
+      <w:r>
+        <w:rPr>
+          <w:rStyle w:val="OperatorTok"/>
+        </w:rPr>
+        <w:t xml:space="preserve">=</w:t>
+      </w:r>
+      <w:r>
+        <w:rPr>
+          <w:rStyle w:val="NormalTok"/>
+        </w:rPr>
+        <w:t xml:space="preserve"> start </w:t>
+      </w:r>
+      <w:r>
+        <w:rPr>
+          <w:rStyle w:val="OperatorTok"/>
+        </w:rPr>
+        <w:t xml:space="preserve">+</w:t>
+      </w:r>
+      <w:r>
+        <w:rPr>
+          <w:rStyle w:val="NormalTok"/>
+        </w:rPr>
+        <w:t xml:space="preserve"> dt.timedelta(minutes</w:t>
+      </w:r>
+      <w:r>
+        <w:rPr>
+          <w:rStyle w:val="OperatorTok"/>
+        </w:rPr>
+        <w:t xml:space="preserve">=</w:t>
+      </w:r>
+      <w:r>
+        <w:rPr>
+          <w:rStyle w:val="DecValTok"/>
+        </w:rPr>
+        <w:t xml:space="preserve">20</w:t>
+      </w:r>
+      <w:r>
+        <w:rPr>
+          <w:rStyle w:val="NormalTok"/>
+        </w:rPr>
+        <w:t xml:space="preserve">)</w:t>
+      </w:r>
+      <w:r>
+        <w:br/>
+      </w:r>
+      <w:r>
+        <w:rPr>
+          <w:rStyle w:val="NormalTok"/>
+        </w:rPr>
+        <w:t xml:space="preserve">telemetry.query_window(</w:t>
+      </w:r>
+      <w:r>
+        <w:br/>
+      </w:r>
+      <w:r>
+        <w:rPr>
+          <w:rStyle w:val="NormalTok"/>
+        </w:rPr>
+        <w:t xml:space="preserve">    Config.default(), </w:t>
+      </w:r>
+      <w:r>
+        <w:rPr>
+          <w:rStyle w:val="StringTok"/>
+        </w:rPr>
+        <w:t xml:space="preserve">"environmentmonitor_tower"</w:t>
+      </w:r>
+      <w:r>
+        <w:rPr>
+          <w:rStyle w:val="NormalTok"/>
+        </w:rPr>
+        <w:t xml:space="preserve">, start, end,</w:t>
+      </w:r>
+      <w:r>
+        <w:br/>
+      </w:r>
+      <w:r>
+        <w:rPr>
+          <w:rStyle w:val="NormalTok"/>
+        </w:rPr>
+        <w:t xml:space="preserve">    columns</w:t>
+      </w:r>
+      <w:r>
+        <w:rPr>
+          <w:rStyle w:val="OperatorTok"/>
+        </w:rPr>
+        <w:t xml:space="preserve">=</w:t>
+      </w:r>
+      <w:r>
+        <w:rPr>
+          <w:rStyle w:val="NormalTok"/>
+        </w:rPr>
+        <w:t xml:space="preserve">[</w:t>
+      </w:r>
+      <w:r>
+        <w:rPr>
+          <w:rStyle w:val="StringTok"/>
+        </w:rPr>
+        <w:t xml:space="preserve">"wind_speed"</w:t>
+      </w:r>
+      <w:r>
+        <w:rPr>
+          <w:rStyle w:val="NormalTok"/>
+        </w:rPr>
+        <w:t xml:space="preserve">, </w:t>
+      </w:r>
+      <w:r>
+        <w:rPr>
+          <w:rStyle w:val="StringTok"/>
+        </w:rPr>
+        <w:t xml:space="preserve">"wind_direction"</w:t>
+      </w:r>
+      <w:r>
+        <w:rPr>
+          <w:rStyle w:val="NormalTok"/>
+        </w:rPr>
+        <w:t xml:space="preserve">])</w:t>
+      </w:r>
+    </w:p>
+    <w:p>
+      <w:pPr>
+        <w:pStyle w:val="FirstParagraph"/>
+      </w:pPr>
+      <w:r>
+        <w:rPr>
+          <w:rStyle w:val="VerbatimChar"/>
+          <w:b/>
+          <w:bCs/>
+        </w:rPr>
+        <w:t xml:space="preserve">telemetry.query_nearest(config, table, when, *, columns=None, time_column='time_recorded', schema='telemetry', max_delta_seconds=None) -&gt; dict | None</w:t>
+      </w:r>
+    </w:p>
+    <w:p>
+      <w:pPr>
+        <w:pStyle w:val="BodyText"/>
+      </w:pPr>
+      <w:r>
+        <w:t xml:space="preserve">The</w:t>
+      </w:r>
+      <w:r>
+        <w:t xml:space="preserve"> </w:t>
+      </w:r>
+      <w:r>
+        <w:rPr>
+          <w:b/>
+          <w:bCs/>
+        </w:rPr>
+        <w:t xml:space="preserve">single row</w:t>
+      </w:r>
+      <w:r>
+        <w:t xml:space="preserve"> </w:t>
+      </w:r>
+      <w:r>
+        <w:t xml:space="preserve">of</w:t>
+      </w:r>
+      <w:r>
+        <w:t xml:space="preserve"> </w:t>
+      </w:r>
+      <w:r>
+        <w:rPr>
+          <w:rStyle w:val="VerbatimChar"/>
+        </w:rPr>
+        <w:t xml:space="preserve">schema.table</w:t>
+      </w:r>
+      <w:r>
+        <w:t xml:space="preserve"> </w:t>
+      </w:r>
+      <w:r>
+        <w:t xml:space="preserve">closest in time to</w:t>
+      </w:r>
+      <w:r>
+        <w:t xml:space="preserve"> </w:t>
+      </w:r>
+      <w:r>
+        <w:rPr>
+          <w:rStyle w:val="VerbatimChar"/>
+        </w:rPr>
+        <w:t xml:space="preserve">when</w:t>
+      </w:r>
+      <w:r>
+        <w:t xml:space="preserve">. Runs two bounded,</w:t>
+      </w:r>
+      <w:r>
+        <w:t xml:space="preserve"> </w:t>
+      </w:r>
+      <w:r>
+        <w:t xml:space="preserve">index-friendly queries (nearest at-or-before and at-or-after</w:t>
+      </w:r>
+      <w:r>
+        <w:t xml:space="preserve"> </w:t>
+      </w:r>
+      <w:r>
+        <w:rPr>
+          <w:rStyle w:val="VerbatimChar"/>
+        </w:rPr>
+        <w:t xml:space="preserve">when</w:t>
+      </w:r>
+      <w:r>
+        <w:t xml:space="preserve">) rather than</w:t>
+      </w:r>
+      <w:r>
+        <w:t xml:space="preserve"> </w:t>
+      </w:r>
+      <w:r>
+        <w:t xml:space="preserve">scanning a window. Returns a</w:t>
+      </w:r>
+      <w:r>
+        <w:t xml:space="preserve"> </w:t>
+      </w:r>
+      <w:r>
+        <w:rPr>
+          <w:rStyle w:val="VerbatimChar"/>
+        </w:rPr>
+        <w:t xml:space="preserve">dict</w:t>
+      </w:r>
+      <w:r>
+        <w:t xml:space="preserve"> </w:t>
+      </w:r>
+      <w:r>
+        <w:t xml:space="preserve">with an added</w:t>
+      </w:r>
+      <w:r>
+        <w:t xml:space="preserve"> </w:t>
+      </w:r>
+      <w:r>
+        <w:rPr>
+          <w:rStyle w:val="VerbatimChar"/>
+          <w:b/>
+          <w:bCs/>
+        </w:rPr>
+        <w:t xml:space="preserve">delta_seconds</w:t>
+      </w:r>
+      <w:r>
+        <w:t xml:space="preserve"> </w:t>
+      </w:r>
+      <w:r>
+        <w:t xml:space="preserve">key (signed:</w:t>
+      </w:r>
+      <w:r>
+        <w:t xml:space="preserve"> </w:t>
+      </w:r>
+      <w:r>
+        <w:t xml:space="preserve">how many seconds after</w:t>
+      </w:r>
+      <w:r>
+        <w:t xml:space="preserve"> </w:t>
+      </w:r>
+      <w:r>
+        <w:rPr>
+          <w:rStyle w:val="VerbatimChar"/>
+        </w:rPr>
+        <w:t xml:space="preserve">when</w:t>
+      </w:r>
+      <w:r>
+        <w:t xml:space="preserve"> </w:t>
+      </w:r>
+      <w:r>
+        <w:t xml:space="preserve">the row falls; negative = before), or</w:t>
+      </w:r>
+      <w:r>
+        <w:t xml:space="preserve"> </w:t>
+      </w:r>
+      <w:r>
+        <w:rPr>
+          <w:rStyle w:val="VerbatimChar"/>
+        </w:rPr>
+        <w:t xml:space="preserve">None</w:t>
+      </w:r>
+      <w:r>
+        <w:t xml:space="preserve"> </w:t>
+      </w:r>
+      <w:r>
+        <w:t xml:space="preserve">if the</w:t>
+      </w:r>
+      <w:r>
+        <w:t xml:space="preserve"> </w:t>
+      </w:r>
+      <w:r>
+        <w:t xml:space="preserve">table is empty or the nearest row is farther than</w:t>
+      </w:r>
+      <w:r>
+        <w:t xml:space="preserve"> </w:t>
+      </w:r>
+      <w:r>
+        <w:rPr>
+          <w:rStyle w:val="VerbatimChar"/>
+        </w:rPr>
+        <w:t xml:space="preserve">max_delta_seconds</w:t>
+      </w:r>
+      <w:r>
+        <w:t xml:space="preserve">.</w:t>
+      </w:r>
+    </w:p>
+    <w:p>
+      <w:pPr>
+        <w:pStyle w:val="Compact"/>
+        <w:numPr>
+          <w:ilvl w:val="0"/>
+          <w:numId w:val="1019"/>
+        </w:numPr>
+      </w:pPr>
+      <w:r>
+        <w:rPr>
+          <w:rStyle w:val="VerbatimChar"/>
+        </w:rPr>
+        <w:t xml:space="preserve">when</w:t>
+      </w:r>
+      <w:r>
+        <w:t xml:space="preserve"> </w:t>
+      </w:r>
+      <w:r>
+        <w:t xml:space="preserve">— a tz-aware</w:t>
+      </w:r>
+      <w:r>
+        <w:t xml:space="preserve"> </w:t>
+      </w:r>
+      <w:r>
+        <w:rPr>
+          <w:rStyle w:val="VerbatimChar"/>
+        </w:rPr>
+        <w:t xml:space="preserve">datetime</w:t>
+      </w:r>
+      <w:r>
+        <w:t xml:space="preserve">.</w:t>
+      </w:r>
+    </w:p>
+    <w:p>
+      <w:pPr>
+        <w:pStyle w:val="Compact"/>
+        <w:numPr>
+          <w:ilvl w:val="0"/>
+          <w:numId w:val="1019"/>
         </w:numPr>
       </w:pPr>
       <w:r>
@@ -32979,7 +34393,7 @@
         <w:pStyle w:val="Compact"/>
         <w:numPr>
           <w:ilvl w:val="0"/>
-          <w:numId w:val="1019"/>
+          <w:numId w:val="1020"/>
         </w:numPr>
       </w:pPr>
       <w:r>
@@ -32999,978 +34413,6 @@
       </w:r>
       <w:r>
         <w:t xml:space="preserve">does no I/O at all.</w:t>
-      </w:r>
-    </w:p>
-    <w:p>
-      <w:pPr>
-        <w:pStyle w:val="Compact"/>
-        <w:numPr>
-          <w:ilvl w:val="0"/>
-          <w:numId w:val="1019"/>
-        </w:numPr>
-      </w:pPr>
-      <w:r>
-        <w:t xml:space="preserve">Every property listed above (except</w:t>
-      </w:r>
-      <w:r>
-        <w:t xml:space="preserve"> </w:t>
-      </w:r>
-      <w:r>
-        <w:rPr>
-          <w:rStyle w:val="VerbatimChar"/>
-        </w:rPr>
-        <w:t xml:space="preserve">guide_frame</w:t>
-      </w:r>
-      <w:r>
-        <w:t xml:space="preserve">/</w:t>
-      </w:r>
-      <w:r>
-        <w:rPr>
-          <w:rStyle w:val="VerbatimChar"/>
-        </w:rPr>
-        <w:t xml:space="preserve">guide_cube_path</w:t>
-      </w:r>
-      <w:r>
-        <w:t xml:space="preserve"> </w:t>
-      </w:r>
-      <w:r>
-        <w:t xml:space="preserve">and the</w:t>
-      </w:r>
-      <w:r>
-        <w:t xml:space="preserve"> </w:t>
-      </w:r>
-      <w:r>
-        <w:rPr>
-          <w:rStyle w:val="VerbatimChar"/>
-        </w:rPr>
-        <w:t xml:space="preserve">cframe_*</w:t>
-      </w:r>
-      <w:r>
-        <w:t xml:space="preserve"> </w:t>
-      </w:r>
-      <w:r>
-        <w:t xml:space="preserve">methods) is a</w:t>
-      </w:r>
-      <w:r>
-        <w:t xml:space="preserve"> </w:t>
-      </w:r>
-      <w:r>
-        <w:rPr>
-          <w:rStyle w:val="VerbatimChar"/>
-        </w:rPr>
-        <w:t xml:space="preserve">functools.cached_property</w:t>
-      </w:r>
-      <w:r>
-        <w:t xml:space="preserve">: computed once per</w:t>
-      </w:r>
-      <w:r>
-        <w:t xml:space="preserve"> </w:t>
-      </w:r>
-      <w:r>
-        <w:t xml:space="preserve">instance, on first access. Reuse the same</w:t>
-      </w:r>
-      <w:r>
-        <w:t xml:space="preserve"> </w:t>
-      </w:r>
-      <w:r>
-        <w:rPr>
-          <w:rStyle w:val="VerbatimChar"/>
-        </w:rPr>
-        <w:t xml:space="preserve">Exposure</w:t>
-      </w:r>
-      <w:r>
-        <w:t xml:space="preserve"> </w:t>
-      </w:r>
-      <w:r>
-        <w:t xml:space="preserve">object across multiple</w:t>
-      </w:r>
-      <w:r>
-        <w:t xml:space="preserve"> </w:t>
-      </w:r>
-      <w:r>
-        <w:t xml:space="preserve">cells/functions rather than re-constructing it, to avoid redundant file</w:t>
-      </w:r>
-      <w:r>
-        <w:t xml:space="preserve"> </w:t>
-      </w:r>
-      <w:r>
-        <w:t xml:space="preserve">reads/DB queries — this matters most for</w:t>
-      </w:r>
-      <w:r>
-        <w:t xml:space="preserve"> </w:t>
-      </w:r>
-      <w:r>
-        <w:rPr>
-          <w:rStyle w:val="VerbatimChar"/>
-        </w:rPr>
-        <w:t xml:space="preserve">time_window</w:t>
-      </w:r>
-      <w:r>
-        <w:t xml:space="preserve">/</w:t>
-      </w:r>
-      <w:r>
-        <w:rPr>
-          <w:rStyle w:val="VerbatimChar"/>
-        </w:rPr>
-        <w:t xml:space="preserve">telemetry(...)</w:t>
-      </w:r>
-      <w:r>
-        <w:t xml:space="preserve">,</w:t>
-      </w:r>
-      <w:r>
-        <w:t xml:space="preserve"> </w:t>
-      </w:r>
-      <w:r>
-        <w:t xml:space="preserve">which otherwise repeat the</w:t>
-      </w:r>
-      <w:r>
-        <w:t xml:space="preserve"> </w:t>
-      </w:r>
-      <w:r>
-        <w:rPr>
-          <w:rStyle w:val="VerbatimChar"/>
-        </w:rPr>
-        <w:t xml:space="preserve">exposure.exposure</w:t>
-      </w:r>
-      <w:r>
-        <w:t xml:space="preserve"> </w:t>
-      </w:r>
-      <w:r>
-        <w:t xml:space="preserve">lookup.</w:t>
-      </w:r>
-    </w:p>
-    <w:p>
-      <w:pPr>
-        <w:pStyle w:val="Compact"/>
-        <w:numPr>
-          <w:ilvl w:val="0"/>
-          <w:numId w:val="1019"/>
-        </w:numPr>
-      </w:pPr>
-      <w:r>
-        <w:rPr>
-          <w:rStyle w:val="VerbatimChar"/>
-        </w:rPr>
-        <w:t xml:space="preserve">cframe_fibermap</w:t>
-      </w:r>
-      <w:r>
-        <w:t xml:space="preserve">/</w:t>
-      </w:r>
-      <w:r>
-        <w:rPr>
-          <w:rStyle w:val="VerbatimChar"/>
-        </w:rPr>
-        <w:t xml:space="preserve">cframe_scores</w:t>
-      </w:r>
-      <w:r>
-        <w:t xml:space="preserve">/</w:t>
-      </w:r>
-      <w:r>
-        <w:rPr>
-          <w:rStyle w:val="VerbatimChar"/>
-        </w:rPr>
-        <w:t xml:space="preserve">cframe_table</w:t>
-      </w:r>
-      <w:r>
-        <w:t xml:space="preserve"> </w:t>
-      </w:r>
-      <w:r>
-        <w:t xml:space="preserve">are plain methods (not</w:t>
-      </w:r>
-      <w:r>
-        <w:t xml:space="preserve"> </w:t>
-      </w:r>
-      <w:r>
-        <w:rPr>
-          <w:rStyle w:val="VerbatimChar"/>
-        </w:rPr>
-        <w:t xml:space="preserve">cached_property</w:t>
-      </w:r>
-      <w:r>
-        <w:t xml:space="preserve">, since they’re parameterized by camera) but cache their</w:t>
-      </w:r>
-      <w:r>
-        <w:t xml:space="preserve"> </w:t>
-      </w:r>
-      <w:r>
-        <w:t xml:space="preserve">result per camera in an instance dict, so calling the same one twice for</w:t>
-      </w:r>
-      <w:r>
-        <w:t xml:space="preserve"> </w:t>
-      </w:r>
-      <w:r>
-        <w:t xml:space="preserve">the same camera costs one file read, not two.</w:t>
-      </w:r>
-    </w:p>
-    <w:p>
-      <w:pPr>
-        <w:pStyle w:val="Compact"/>
-        <w:numPr>
-          <w:ilvl w:val="0"/>
-          <w:numId w:val="1019"/>
-        </w:numPr>
-      </w:pPr>
-      <w:r>
-        <w:rPr>
-          <w:rStyle w:val="VerbatimChar"/>
-        </w:rPr>
-        <w:t xml:space="preserve">redux_row</w:t>
-      </w:r>
-      <w:r>
-        <w:t xml:space="preserve"> </w:t>
-      </w:r>
-      <w:r>
-        <w:t xml:space="preserve">is backed by a</w:t>
-      </w:r>
-      <w:r>
-        <w:t xml:space="preserve"> </w:t>
-      </w:r>
-      <w:r>
-        <w:rPr>
-          <w:b/>
-          <w:bCs/>
-        </w:rPr>
-        <w:t xml:space="preserve">module-level</w:t>
-      </w:r>
-      <w:r>
-        <w:t xml:space="preserve"> </w:t>
-      </w:r>
-      <w:r>
-        <w:t xml:space="preserve">cache (in</w:t>
-      </w:r>
-      <w:r>
-        <w:t xml:space="preserve"> </w:t>
-      </w:r>
-      <w:r>
-        <w:rPr>
-          <w:rStyle w:val="VerbatimChar"/>
-        </w:rPr>
-        <w:t xml:space="preserve">telemetry_mining.redux</w:t>
-      </w:r>
-      <w:r>
-        <w:t xml:space="preserve">)</w:t>
-      </w:r>
-      <w:r>
-        <w:t xml:space="preserve"> </w:t>
-      </w:r>
-      <w:r>
-        <w:t xml:space="preserve">shared across every</w:t>
-      </w:r>
-      <w:r>
-        <w:t xml:space="preserve"> </w:t>
-      </w:r>
-      <w:r>
-        <w:rPr>
-          <w:rStyle w:val="VerbatimChar"/>
-        </w:rPr>
-        <w:t xml:space="preserve">Exposure</w:t>
-      </w:r>
-      <w:r>
-        <w:t xml:space="preserve"> </w:t>
-      </w:r>
-      <w:r>
-        <w:t xml:space="preserve">in the process, keyed by the CSV’s</w:t>
-      </w:r>
-      <w:r>
-        <w:t xml:space="preserve"> </w:t>
-      </w:r>
-      <w:r>
-        <w:rPr>
-          <w:rStyle w:val="VerbatimChar"/>
-        </w:rPr>
-        <w:t xml:space="preserve">(mtime, size)</w:t>
-      </w:r>
-      <w:r>
-        <w:t xml:space="preserve"> </w:t>
-      </w:r>
-      <w:r>
-        <w:t xml:space="preserve">— the ~12MB file is read once per process, not once per</w:t>
-      </w:r>
-      <w:r>
-        <w:t xml:space="preserve"> </w:t>
-      </w:r>
-      <w:r>
-        <w:t xml:space="preserve">exposure, and a long-lived notebook kernel will pick up nightly updates</w:t>
-      </w:r>
-      <w:r>
-        <w:t xml:space="preserve"> </w:t>
-      </w:r>
-      <w:r>
-        <w:t xml:space="preserve">automatically.</w:t>
-      </w:r>
-      <w:r>
-        <w:t xml:space="preserve"> </w:t>
-      </w:r>
-      <w:r>
-        <w:rPr>
-          <w:rStyle w:val="VerbatimChar"/>
-        </w:rPr>
-        <w:t xml:space="preserve">exposure_table_flags</w:t>
-      </w:r>
-      <w:r>
-        <w:t xml:space="preserve"> </w:t>
-      </w:r>
-      <w:r>
-        <w:t xml:space="preserve">is cached the same way, but keyed</w:t>
-      </w:r>
-      <w:r>
-        <w:t xml:space="preserve"> </w:t>
-      </w:r>
-      <w:r>
-        <w:t xml:space="preserve">per night’s file (one small CSV per night, not one big file) — every</w:t>
-      </w:r>
-      <w:r>
-        <w:t xml:space="preserve"> </w:t>
-      </w:r>
-      <w:r>
-        <w:rPr>
-          <w:rStyle w:val="VerbatimChar"/>
-        </w:rPr>
-        <w:t xml:space="preserve">Exposure</w:t>
-      </w:r>
-      <w:r>
-        <w:t xml:space="preserve"> </w:t>
-      </w:r>
-      <w:r>
-        <w:t xml:space="preserve">on the same night shares one cached read.</w:t>
-      </w:r>
-      <w:r>
-        <w:t xml:space="preserve"> </w:t>
-      </w:r>
-      <w:r>
-        <w:rPr>
-          <w:rStyle w:val="VerbatimChar"/>
-        </w:rPr>
-        <w:t xml:space="preserve">gfa_row</w:t>
-      </w:r>
-      <w:r>
-        <w:t xml:space="preserve"> </w:t>
-      </w:r>
-      <w:r>
-        <w:t xml:space="preserve">is the same</w:t>
-      </w:r>
-      <w:r>
-        <w:t xml:space="preserve"> </w:t>
-      </w:r>
-      <w:r>
-        <w:t xml:space="preserve">pattern again, one shared cache entry for the whole (~400MB) GFA summary</w:t>
-      </w:r>
-      <w:r>
-        <w:t xml:space="preserve"> </w:t>
-      </w:r>
-      <w:r>
-        <w:t xml:space="preserve">file.</w:t>
-      </w:r>
-      <w:r>
-        <w:t xml:space="preserve"> </w:t>
-      </w:r>
-      <w:r>
-        <w:rPr>
-          <w:rStyle w:val="VerbatimChar"/>
-        </w:rPr>
-        <w:t xml:space="preserve">fiberqa</w:t>
-      </w:r>
-      <w:r>
-        <w:t xml:space="preserve"> </w:t>
-      </w:r>
-      <w:r>
-        <w:t xml:space="preserve">isn’t a bulk table at all — it’s a per-exposure file, same</w:t>
-      </w:r>
-      <w:r>
-        <w:t xml:space="preserve"> </w:t>
-      </w:r>
-      <w:r>
-        <w:t xml:space="preserve">cost profile as</w:t>
-      </w:r>
-      <w:r>
-        <w:t xml:space="preserve"> </w:t>
-      </w:r>
-      <w:r>
-        <w:rPr>
-          <w:rStyle w:val="VerbatimChar"/>
-        </w:rPr>
-        <w:t xml:space="preserve">header</w:t>
-      </w:r>
-      <w:r>
-        <w:t xml:space="preserve">/</w:t>
-      </w:r>
-      <w:r>
-        <w:rPr>
-          <w:rStyle w:val="VerbatimChar"/>
-        </w:rPr>
-        <w:t xml:space="preserve">cframe_*</w:t>
-      </w:r>
-      <w:r>
-        <w:t xml:space="preserve"> </w:t>
-      </w:r>
-      <w:r>
-        <w:t xml:space="preserve">(one small file open per exposure).</w:t>
-      </w:r>
-    </w:p>
-    <w:p>
-      <w:pPr>
-        <w:pStyle w:val="Compact"/>
-        <w:numPr>
-          <w:ilvl w:val="0"/>
-          <w:numId w:val="1019"/>
-        </w:numPr>
-      </w:pPr>
-      <w:r>
-        <w:rPr>
-          <w:rStyle w:val="VerbatimChar"/>
-        </w:rPr>
-        <w:t xml:space="preserve">table_source(name)</w:t>
-      </w:r>
-      <w:r>
-        <w:t xml:space="preserve"> </w:t>
-      </w:r>
-      <w:r>
-        <w:t xml:space="preserve">is cached per name per</w:t>
-      </w:r>
-      <w:r>
-        <w:t xml:space="preserve"> </w:t>
-      </w:r>
-      <w:r>
-        <w:rPr>
-          <w:rStyle w:val="VerbatimChar"/>
-        </w:rPr>
-        <w:t xml:space="preserve">Exposure</w:t>
-      </w:r>
-      <w:r>
-        <w:t xml:space="preserve"> </w:t>
-      </w:r>
-      <w:r>
-        <w:t xml:space="preserve">instance, same as</w:t>
-      </w:r>
-      <w:r>
-        <w:t xml:space="preserve"> </w:t>
-      </w:r>
-      <w:r>
-        <w:rPr>
-          <w:rStyle w:val="VerbatimChar"/>
-        </w:rPr>
-        <w:t xml:space="preserve">telemetry_field(name)</w:t>
-      </w:r>
-      <w:r>
-        <w:t xml:space="preserve">. Underlying</w:t>
-      </w:r>
-      <w:r>
-        <w:t xml:space="preserve"> </w:t>
-      </w:r>
-      <w:r>
-        <w:rPr>
-          <w:rStyle w:val="VerbatimChar"/>
-        </w:rPr>
-        <w:t xml:space="preserve">path</w:t>
-      </w:r>
-      <w:r>
-        <w:t xml:space="preserve">-based</w:t>
-      </w:r>
-      <w:r>
-        <w:t xml:space="preserve"> </w:t>
-      </w:r>
-      <w:r>
-        <w:rPr>
-          <w:rStyle w:val="VerbatimChar"/>
-        </w:rPr>
-        <w:t xml:space="preserve">TableSource</w:t>
-      </w:r>
-      <w:r>
-        <w:t xml:space="preserve">s share a</w:t>
-      </w:r>
-      <w:r>
-        <w:t xml:space="preserve"> </w:t>
-      </w:r>
-      <w:r>
-        <w:t xml:space="preserve">module-level</w:t>
-      </w:r>
-      <w:r>
-        <w:t xml:space="preserve"> </w:t>
-      </w:r>
-      <w:r>
-        <w:rPr>
-          <w:rStyle w:val="VerbatimChar"/>
-        </w:rPr>
-        <w:t xml:space="preserve">(mtime, size)</w:t>
-      </w:r>
-      <w:r>
-        <w:t xml:space="preserve">-keyed cache (in</w:t>
-      </w:r>
-      <w:r>
-        <w:t xml:space="preserve"> </w:t>
-      </w:r>
-      <w:r>
-        <w:rPr>
-          <w:rStyle w:val="VerbatimChar"/>
-        </w:rPr>
-        <w:t xml:space="preserve">telemetry_mining.tables</w:t>
-      </w:r>
-      <w:r>
-        <w:t xml:space="preserve">,</w:t>
-      </w:r>
-      <w:r>
-        <w:t xml:space="preserve"> </w:t>
-      </w:r>
-      <w:r>
-        <w:t xml:space="preserve">same pattern as</w:t>
-      </w:r>
-      <w:r>
-        <w:t xml:space="preserve"> </w:t>
-      </w:r>
-      <w:r>
-        <w:rPr>
-          <w:rStyle w:val="VerbatimChar"/>
-        </w:rPr>
-        <w:t xml:space="preserve">redux_row</w:t>
-      </w:r>
-      <w:r>
-        <w:t xml:space="preserve">);</w:t>
-      </w:r>
-      <w:r>
-        <w:t xml:space="preserve"> </w:t>
-      </w:r>
-      <w:r>
-        <w:rPr>
-          <w:rStyle w:val="VerbatimChar"/>
-        </w:rPr>
-        <w:t xml:space="preserve">dataframe</w:t>
-      </w:r>
-      <w:r>
-        <w:t xml:space="preserve">-based ones do no caching at all</w:t>
-      </w:r>
-      <w:r>
-        <w:t xml:space="preserve"> </w:t>
-      </w:r>
-      <w:r>
-        <w:t xml:space="preserve">(the object’s already in memory) but do re-run a cheap index check on</w:t>
-      </w:r>
-      <w:r>
-        <w:t xml:space="preserve"> </w:t>
-      </w:r>
-      <w:r>
-        <w:t xml:space="preserve">first access per</w:t>
-      </w:r>
-      <w:r>
-        <w:t xml:space="preserve"> </w:t>
-      </w:r>
-      <w:r>
-        <w:rPr>
-          <w:rStyle w:val="VerbatimChar"/>
-        </w:rPr>
-        <w:t xml:space="preserve">Exposure</w:t>
-      </w:r>
-      <w:r>
-        <w:t xml:space="preserve"> </w:t>
-      </w:r>
-      <w:r>
-        <w:t xml:space="preserve">instance.</w:t>
-      </w:r>
-    </w:p>
-    <w:p>
-      <w:pPr>
-        <w:pStyle w:val="Compact"/>
-        <w:numPr>
-          <w:ilvl w:val="0"/>
-          <w:numId w:val="1019"/>
-        </w:numPr>
-      </w:pPr>
-      <w:r>
-        <w:rPr>
-          <w:b/>
-          <w:bCs/>
-        </w:rPr>
-        <w:t xml:space="preserve">DB connections are reused</w:t>
-      </w:r>
-      <w:r>
-        <w:t xml:space="preserve">, not reopened per query.</w:t>
-      </w:r>
-      <w:r>
-        <w:t xml:space="preserve"> </w:t>
-      </w:r>
-      <w:r>
-        <w:rPr>
-          <w:rStyle w:val="VerbatimChar"/>
-        </w:rPr>
-        <w:t xml:space="preserve">db.fetch_all</w:t>
-      </w:r>
-      <w:r>
-        <w:t xml:space="preserve">/</w:t>
-      </w:r>
-      <w:r>
-        <w:rPr>
-          <w:rStyle w:val="VerbatimChar"/>
-        </w:rPr>
-        <w:t xml:space="preserve">fetch_one</w:t>
-      </w:r>
-      <w:r>
-        <w:t xml:space="preserve">/</w:t>
-      </w:r>
-      <w:r>
-        <w:rPr>
-          <w:rStyle w:val="VerbatimChar"/>
-        </w:rPr>
-        <w:t xml:space="preserve">fetch_df</w:t>
-      </w:r>
-      <w:r>
-        <w:t xml:space="preserve"> </w:t>
-      </w:r>
-      <w:r>
-        <w:t xml:space="preserve">share one connection per</w:t>
-      </w:r>
-      <w:r>
-        <w:t xml:space="preserve"> </w:t>
-      </w:r>
-      <w:r>
-        <w:rPr>
-          <w:rStyle w:val="VerbatimChar"/>
-        </w:rPr>
-        <w:t xml:space="preserve">(host, port, dbname, user, password)</w:t>
-      </w:r>
-      <w:r>
-        <w:t xml:space="preserve">, cached at</w:t>
-      </w:r>
-      <w:r>
-        <w:t xml:space="preserve"> </w:t>
-      </w:r>
-      <w:r>
-        <w:t xml:space="preserve">module scope, rather than paying a fresh TCP+auth handshake on every call —</w:t>
-      </w:r>
-      <w:r>
-        <w:t xml:space="preserve"> </w:t>
-      </w:r>
-      <w:r>
-        <w:t xml:space="preserve">this matters once a single</w:t>
-      </w:r>
-      <w:r>
-        <w:t xml:space="preserve"> </w:t>
-      </w:r>
-      <w:r>
-        <w:rPr>
-          <w:rStyle w:val="VerbatimChar"/>
-        </w:rPr>
-        <w:t xml:space="preserve">Exposure</w:t>
-      </w:r>
-      <w:r>
-        <w:t xml:space="preserve"> </w:t>
-      </w:r>
-      <w:r>
-        <w:t xml:space="preserve">can trigger half a dozen queries</w:t>
-      </w:r>
-      <w:r>
-        <w:t xml:space="preserve"> </w:t>
-      </w:r>
-      <w:r>
-        <w:t xml:space="preserve">(</w:t>
-      </w:r>
-      <w:r>
-        <w:rPr>
-          <w:rStyle w:val="VerbatimChar"/>
-        </w:rPr>
-        <w:t xml:space="preserve">db_row</w:t>
-      </w:r>
-      <w:r>
-        <w:t xml:space="preserve">,</w:t>
-      </w:r>
-      <w:r>
-        <w:t xml:space="preserve"> </w:t>
-      </w:r>
-      <w:r>
-        <w:rPr>
-          <w:rStyle w:val="VerbatimChar"/>
-        </w:rPr>
-        <w:t xml:space="preserve">guider_centroids</w:t>
-      </w:r>
-      <w:r>
-        <w:t xml:space="preserve">, each</w:t>
-      </w:r>
-      <w:r>
-        <w:t xml:space="preserve"> </w:t>
-      </w:r>
-      <w:r>
-        <w:rPr>
-          <w:rStyle w:val="VerbatimChar"/>
-        </w:rPr>
-        <w:t xml:space="preserve">telemetry_field</w:t>
-      </w:r>
-      <w:r>
-        <w:t xml:space="preserve">, …). If the cached</w:t>
-      </w:r>
-      <w:r>
-        <w:t xml:space="preserve"> </w:t>
-      </w:r>
-      <w:r>
-        <w:t xml:space="preserve">connection turns out to be stale (e.g. the server dropped an idle</w:t>
-      </w:r>
-      <w:r>
-        <w:t xml:space="preserve"> </w:t>
-      </w:r>
-      <w:r>
-        <w:t xml:space="preserve">connection), it’s discarded and the query is retried once with a fresh one,</w:t>
-      </w:r>
-      <w:r>
-        <w:t xml:space="preserve"> </w:t>
-      </w:r>
-      <w:r>
-        <w:t xml:space="preserve">automatically. Call</w:t>
-      </w:r>
-      <w:r>
-        <w:t xml:space="preserve"> </w:t>
-      </w:r>
-      <w:r>
-        <w:rPr>
-          <w:rStyle w:val="VerbatimChar"/>
-        </w:rPr>
-        <w:t xml:space="preserve">telemetry_mining.db.close_all_connections()</w:t>
-      </w:r>
-      <w:r>
-        <w:t xml:space="preserve"> </w:t>
-      </w:r>
-      <w:r>
-        <w:t xml:space="preserve">to force</w:t>
-      </w:r>
-      <w:r>
-        <w:t xml:space="preserve"> </w:t>
-      </w:r>
-      <w:r>
-        <w:t xml:space="preserve">everything closed (mostly useful for tests/cleanup).</w:t>
-      </w:r>
-    </w:p>
-    <w:p>
-      <w:pPr>
-        <w:pStyle w:val="Compact"/>
-        <w:numPr>
-          <w:ilvl w:val="0"/>
-          <w:numId w:val="1019"/>
-        </w:numPr>
-      </w:pPr>
-      <w:r>
-        <w:t xml:space="preserve">Each</w:t>
-      </w:r>
-      <w:r>
-        <w:t xml:space="preserve"> </w:t>
-      </w:r>
-      <w:r>
-        <w:rPr>
-          <w:rStyle w:val="VerbatimChar"/>
-        </w:rPr>
-        <w:t xml:space="preserve">Exposure</w:t>
-      </w:r>
-      <w:r>
-        <w:t xml:space="preserve"> </w:t>
-      </w:r>
-      <w:r>
-        <w:t xml:space="preserve">still costs, roughly: one FITS header open (</w:t>
-      </w:r>
-      <w:r>
-        <w:rPr>
-          <w:rStyle w:val="VerbatimChar"/>
-        </w:rPr>
-        <w:t xml:space="preserve">header</w:t>
-      </w:r>
-      <w:r>
-        <w:t xml:space="preserve">), one DB</w:t>
-      </w:r>
-      <w:r>
-        <w:t xml:space="preserve"> </w:t>
-      </w:r>
-      <w:r>
-        <w:t xml:space="preserve">query for the full 187-column row (</w:t>
-      </w:r>
-      <w:r>
-        <w:rPr>
-          <w:rStyle w:val="VerbatimChar"/>
-        </w:rPr>
-        <w:t xml:space="preserve">db_row</w:t>
-      </w:r>
-      <w:r>
-        <w:t xml:space="preserve">, also triggered internally by</w:t>
-      </w:r>
-      <w:r>
-        <w:t xml:space="preserve"> </w:t>
-      </w:r>
-      <w:r>
-        <w:rPr>
-          <w:rStyle w:val="VerbatimChar"/>
-        </w:rPr>
-        <w:t xml:space="preserve">time_window</w:t>
-      </w:r>
-      <w:r>
-        <w:t xml:space="preserve">), and one DB query per</w:t>
-      </w:r>
-      <w:r>
-        <w:t xml:space="preserve"> </w:t>
-      </w:r>
-      <w:r>
-        <w:rPr>
-          <w:rStyle w:val="VerbatimChar"/>
-        </w:rPr>
-        <w:t xml:space="preserve">telemetry(...)</w:t>
-      </w:r>
-      <w:r>
-        <w:t xml:space="preserve">/</w:t>
-      </w:r>
-      <w:r>
-        <w:rPr>
-          <w:rStyle w:val="VerbatimChar"/>
-        </w:rPr>
-        <w:t xml:space="preserve">telemetry_field(...)</w:t>
-      </w:r>
-      <w:r>
-        <w:t xml:space="preserve"> </w:t>
-      </w:r>
-      <w:r>
-        <w:t xml:space="preserve">call (two, for</w:t>
-      </w:r>
-      <w:r>
-        <w:t xml:space="preserve"> </w:t>
-      </w:r>
-      <w:r>
-        <w:rPr>
-          <w:rStyle w:val="VerbatimChar"/>
-        </w:rPr>
-        <w:t xml:space="preserve">'nearest'</w:t>
-      </w:r>
-      <w:r>
-        <w:t xml:space="preserve">-kind fields — a bounded query in each time</w:t>
-      </w:r>
-      <w:r>
-        <w:t xml:space="preserve"> </w:t>
-      </w:r>
-      <w:r>
-        <w:t xml:space="preserve">direction). Connection reuse removes the handshake overhead from each of</w:t>
-      </w:r>
-      <w:r>
-        <w:t xml:space="preserve"> </w:t>
-      </w:r>
-      <w:r>
-        <w:t xml:space="preserve">these, but each is still a distinct round-trip. For a handful to a few</w:t>
-      </w:r>
-      <w:r>
-        <w:t xml:space="preserve"> </w:t>
-      </w:r>
-      <w:r>
-        <w:t xml:space="preserve">hundred exposures this is fine (validated against ~100 real exposures in</w:t>
-      </w:r>
-      <w:r>
-        <w:t xml:space="preserve"> </w:t>
-      </w:r>
-      <w:r>
-        <w:rPr>
-          <w:rStyle w:val="VerbatimChar"/>
-        </w:rPr>
-        <w:t xml:space="preserve">~/Notebooks/windshake_telemetry_mining.ipynb</w:t>
-      </w:r>
-      <w:r>
-        <w:t xml:space="preserve">); for tens of thousands</w:t>
-      </w:r>
-      <w:r>
-        <w:t xml:space="preserve"> </w:t>
-      </w:r>
-      <w:r>
-        <w:t xml:space="preserve">(e.g. reproducing</w:t>
-      </w:r>
-      <w:r>
-        <w:t xml:space="preserve"> </w:t>
-      </w:r>
-      <w:r>
-        <w:rPr>
-          <w:rStyle w:val="VerbatimChar"/>
-        </w:rPr>
-        <w:t xml:space="preserve">windshake.ipynb</w:t>
-      </w:r>
-      <w:r>
-        <w:t xml:space="preserve">’s original</w:t>
-      </w:r>
-      <w:r>
-        <w:t xml:space="preserve"> </w:t>
-      </w:r>
-      <w:r>
-        <w:rPr>
-          <w:rStyle w:val="VerbatimChar"/>
-        </w:rPr>
-        <w:t xml:space="preserve">NIGHT&gt;20210514</w:t>
-      </w:r>
-      <w:r>
-        <w:t xml:space="preserve"> </w:t>
-      </w:r>
-      <w:r>
-        <w:t xml:space="preserve">full-history</w:t>
-      </w:r>
-      <w:r>
-        <w:t xml:space="preserve"> </w:t>
-      </w:r>
-      <w:r>
-        <w:t xml:space="preserve">range) this still means tens of thousands of individual round-trips — there</w:t>
-      </w:r>
-      <w:r>
-        <w:t xml:space="preserve"> </w:t>
-      </w:r>
-      <w:r>
-        <w:t xml:space="preserve">is no bulk/vectorized telemetry query yet (one query covering many</w:t>
-      </w:r>
-      <w:r>
-        <w:t xml:space="preserve"> </w:t>
-      </w:r>
-      <w:r>
-        <w:t xml:space="preserve">exposures at once) if that turns out to be too slow in practice.</w:t>
-      </w:r>
-    </w:p>
-    <w:p>
-      <w:pPr>
-        <w:pStyle w:val="Compact"/>
-        <w:numPr>
-          <w:ilvl w:val="0"/>
-          <w:numId w:val="1019"/>
-        </w:numPr>
-      </w:pPr>
-      <w:r>
-        <w:rPr>
-          <w:rStyle w:val="VerbatimChar"/>
-        </w:rPr>
-        <w:t xml:space="preserve">cached_property</w:t>
-      </w:r>
-      <w:r>
-        <w:t xml:space="preserve"> </w:t>
-      </w:r>
-      <w:r>
-        <w:t xml:space="preserve">is not thread-safe, and the shared connection cache is</w:t>
-      </w:r>
-      <w:r>
-        <w:t xml:space="preserve"> </w:t>
-      </w:r>
-      <w:r>
-        <w:t xml:space="preserve">process-global, not per-thread; treat</w:t>
-      </w:r>
-      <w:r>
-        <w:t xml:space="preserve"> </w:t>
-      </w:r>
-      <w:r>
-        <w:rPr>
-          <w:rStyle w:val="VerbatimChar"/>
-        </w:rPr>
-        <w:t xml:space="preserve">Exposure</w:t>
-      </w:r>
-      <w:r>
-        <w:t xml:space="preserve"> </w:t>
-      </w:r>
-      <w:r>
-        <w:t xml:space="preserve">instances and this package</w:t>
-      </w:r>
-      <w:r>
-        <w:t xml:space="preserve"> </w:t>
-      </w:r>
-      <w:r>
-        <w:t xml:space="preserve">generally as single-thread/single-notebook-cell use.</w:t>
-      </w:r>
-    </w:p>
-    <w:bookmarkEnd w:id="55"/>
-    <w:bookmarkStart w:id="56" w:name="known-gotchas"/>
-    <w:p>
-      <w:pPr>
-        <w:pStyle w:val="Heading2"/>
-      </w:pPr>
-      <w:r>
-        <w:t xml:space="preserve">Known gotchas</w:t>
       </w:r>
     </w:p>
     <w:p>
@@ -33982,147 +34424,133 @@
         </w:numPr>
       </w:pPr>
       <w:r>
-        <w:rPr>
-          <w:rStyle w:val="VerbatimChar"/>
-          <w:b/>
-          <w:bCs/>
-        </w:rPr>
-        <w:t xml:space="preserve">sequence='DESI'</w:t>
-      </w:r>
-      <w:r>
-        <w:rPr>
-          <w:b/>
-          <w:bCs/>
-        </w:rPr>
-        <w:t xml:space="preserve"> </w:t>
-      </w:r>
-      <w:r>
-        <w:rPr>
-          <w:b/>
-          <w:bCs/>
-        </w:rPr>
-        <w:t xml:space="preserve">alone excludes split follow-up exposures.</w:t>
-      </w:r>
-      <w:r>
-        <w:t xml:space="preserve"> </w:t>
-      </w:r>
-      <w:r>
-        <w:t xml:space="preserve">Only the</w:t>
-      </w:r>
-      <w:r>
-        <w:t xml:space="preserve"> </w:t>
-      </w:r>
-      <w:r>
-        <w:rPr>
-          <w:i/>
-          <w:iCs/>
-        </w:rPr>
-        <w:t xml:space="preserve">first</w:t>
-      </w:r>
-      <w:r>
-        <w:t xml:space="preserve"> </w:t>
-      </w:r>
-      <w:r>
-        <w:t xml:space="preserve">exposure of a split sequence (repeated short exposures of one tile, taken to</w:t>
-      </w:r>
-      <w:r>
-        <w:t xml:space="preserve"> </w:t>
-      </w:r>
-      <w:r>
-        <w:t xml:space="preserve">limit cosmic-ray contamination in poor conditions) is tagged</w:t>
-      </w:r>
-      <w:r>
-        <w:t xml:space="preserve"> </w:t>
-      </w:r>
-      <w:r>
-        <w:rPr>
-          <w:rStyle w:val="VerbatimChar"/>
-        </w:rPr>
-        <w:t xml:space="preserve">sequence='DESI'</w:t>
-      </w:r>
-      <w:r>
-        <w:t xml:space="preserve"> </w:t>
-      </w:r>
-      <w:r>
-        <w:t xml:space="preserve">— every follow-up split exposure is tagged</w:t>
-      </w:r>
-      <w:r>
-        <w:t xml:space="preserve"> </w:t>
-      </w:r>
-      <w:r>
-        <w:rPr>
-          <w:rStyle w:val="VerbatimChar"/>
-        </w:rPr>
-        <w:t xml:space="preserve">sequence='_Split'</w:t>
-      </w:r>
-      <w:r>
-        <w:t xml:space="preserve"> </w:t>
-      </w:r>
-      <w:r>
-        <w:t xml:space="preserve">instead</w:t>
-      </w:r>
-      <w:r>
-        <w:t xml:space="preserve"> </w:t>
-      </w:r>
-      <w:r>
-        <w:t xml:space="preserve">(confirmed against the DB: 251</w:t>
-      </w:r>
-      <w:r>
-        <w:t xml:space="preserve"> </w:t>
-      </w:r>
-      <w:r>
-        <w:rPr>
-          <w:rStyle w:val="VerbatimChar"/>
-        </w:rPr>
-        <w:t xml:space="preserve">DESI</w:t>
-      </w:r>
-      <w:r>
-        <w:t xml:space="preserve"> </w:t>
-      </w:r>
-      <w:r>
-        <w:t xml:space="preserve">vs. 73</w:t>
-      </w:r>
-      <w:r>
-        <w:t xml:space="preserve"> </w:t>
-      </w:r>
-      <w:r>
-        <w:rPr>
-          <w:rStyle w:val="VerbatimChar"/>
-        </w:rPr>
-        <w:t xml:space="preserve">_Split</w:t>
-      </w:r>
-      <w:r>
-        <w:t xml:space="preserve"> </w:t>
-      </w:r>
-      <w:r>
-        <w:t xml:space="preserve">rows in one 10-night</w:t>
-      </w:r>
-      <w:r>
-        <w:t xml:space="preserve"> </w:t>
-      </w:r>
-      <w:r>
-        <w:t xml:space="preserve">window). Filter on</w:t>
-      </w:r>
-      <w:r>
-        <w:t xml:space="preserve"> </w:t>
-      </w:r>
-      <w:r>
-        <w:rPr>
-          <w:rStyle w:val="VerbatimChar"/>
-        </w:rPr>
-        <w:t xml:space="preserve">sequence = ANY(ARRAY['DESI', '_Split'])</w:t>
-      </w:r>
-      <w:r>
-        <w:t xml:space="preserve"> </w:t>
-      </w:r>
-      <w:r>
-        <w:t xml:space="preserve">if you want splits</w:t>
-      </w:r>
-      <w:r>
-        <w:t xml:space="preserve"> </w:t>
-      </w:r>
-      <w:r>
-        <w:t xml:space="preserve">included.</w:t>
+        <w:t xml:space="preserve">Every property listed above (except</w:t>
+      </w:r>
+      <w:r>
+        <w:t xml:space="preserve"> </w:t>
+      </w:r>
+      <w:r>
+        <w:rPr>
+          <w:rStyle w:val="VerbatimChar"/>
+        </w:rPr>
+        <w:t xml:space="preserve">guide_frame</w:t>
+      </w:r>
+      <w:r>
+        <w:t xml:space="preserve">/</w:t>
+      </w:r>
+      <w:r>
+        <w:rPr>
+          <w:rStyle w:val="VerbatimChar"/>
+        </w:rPr>
+        <w:t xml:space="preserve">guide_cube_path</w:t>
+      </w:r>
+      <w:r>
+        <w:t xml:space="preserve"> </w:t>
+      </w:r>
+      <w:r>
+        <w:t xml:space="preserve">and the</w:t>
+      </w:r>
+      <w:r>
+        <w:t xml:space="preserve"> </w:t>
+      </w:r>
+      <w:r>
+        <w:rPr>
+          <w:rStyle w:val="VerbatimChar"/>
+        </w:rPr>
+        <w:t xml:space="preserve">cframe_*</w:t>
+      </w:r>
+      <w:r>
+        <w:t xml:space="preserve"> </w:t>
+      </w:r>
+      <w:r>
+        <w:t xml:space="preserve">methods) is a</w:t>
+      </w:r>
+      <w:r>
+        <w:t xml:space="preserve"> </w:t>
+      </w:r>
+      <w:r>
+        <w:rPr>
+          <w:rStyle w:val="VerbatimChar"/>
+        </w:rPr>
+        <w:t xml:space="preserve">functools.cached_property</w:t>
+      </w:r>
+      <w:r>
+        <w:t xml:space="preserve">: computed once per</w:t>
+      </w:r>
+      <w:r>
+        <w:t xml:space="preserve"> </w:t>
+      </w:r>
+      <w:r>
+        <w:t xml:space="preserve">instance, on first access. Reuse the same</w:t>
+      </w:r>
+      <w:r>
+        <w:t xml:space="preserve"> </w:t>
+      </w:r>
+      <w:r>
+        <w:rPr>
+          <w:rStyle w:val="VerbatimChar"/>
+        </w:rPr>
+        <w:t xml:space="preserve">Exposure</w:t>
+      </w:r>
+      <w:r>
+        <w:t xml:space="preserve"> </w:t>
+      </w:r>
+      <w:r>
+        <w:t xml:space="preserve">object across multiple</w:t>
+      </w:r>
+      <w:r>
+        <w:t xml:space="preserve"> </w:t>
+      </w:r>
+      <w:r>
+        <w:t xml:space="preserve">cells/functions rather than re-constructing it, to avoid redundant file</w:t>
+      </w:r>
+      <w:r>
+        <w:t xml:space="preserve"> </w:t>
+      </w:r>
+      <w:r>
+        <w:t xml:space="preserve">reads/DB queries — this matters most for</w:t>
+      </w:r>
+      <w:r>
+        <w:t xml:space="preserve"> </w:t>
+      </w:r>
+      <w:r>
+        <w:rPr>
+          <w:rStyle w:val="VerbatimChar"/>
+        </w:rPr>
+        <w:t xml:space="preserve">time_window</w:t>
+      </w:r>
+      <w:r>
+        <w:t xml:space="preserve">/</w:t>
+      </w:r>
+      <w:r>
+        <w:rPr>
+          <w:rStyle w:val="VerbatimChar"/>
+        </w:rPr>
+        <w:t xml:space="preserve">telemetry(...)</w:t>
+      </w:r>
+      <w:r>
+        <w:t xml:space="preserve">,</w:t>
+      </w:r>
+      <w:r>
+        <w:t xml:space="preserve"> </w:t>
+      </w:r>
+      <w:r>
+        <w:t xml:space="preserve">which otherwise repeat the</w:t>
+      </w:r>
+      <w:r>
+        <w:t xml:space="preserve"> </w:t>
+      </w:r>
+      <w:r>
+        <w:rPr>
+          <w:rStyle w:val="VerbatimChar"/>
+        </w:rPr>
+        <w:t xml:space="preserve">exposure.exposure</w:t>
+      </w:r>
+      <w:r>
+        <w:t xml:space="preserve"> </w:t>
+      </w:r>
+      <w:r>
+        <w:t xml:space="preserve">lookup.</w:t>
       </w:r>
     </w:p>
     <w:p>
@@ -34131,6 +34559,992 @@
         <w:numPr>
           <w:ilvl w:val="0"/>
           <w:numId w:val="1020"/>
+        </w:numPr>
+      </w:pPr>
+      <w:r>
+        <w:rPr>
+          <w:rStyle w:val="VerbatimChar"/>
+        </w:rPr>
+        <w:t xml:space="preserve">cframe_fibermap</w:t>
+      </w:r>
+      <w:r>
+        <w:t xml:space="preserve">/</w:t>
+      </w:r>
+      <w:r>
+        <w:rPr>
+          <w:rStyle w:val="VerbatimChar"/>
+        </w:rPr>
+        <w:t xml:space="preserve">cframe_scores</w:t>
+      </w:r>
+      <w:r>
+        <w:t xml:space="preserve">/</w:t>
+      </w:r>
+      <w:r>
+        <w:rPr>
+          <w:rStyle w:val="VerbatimChar"/>
+        </w:rPr>
+        <w:t xml:space="preserve">cframe_table</w:t>
+      </w:r>
+      <w:r>
+        <w:t xml:space="preserve"> </w:t>
+      </w:r>
+      <w:r>
+        <w:t xml:space="preserve">are plain methods (not</w:t>
+      </w:r>
+      <w:r>
+        <w:t xml:space="preserve"> </w:t>
+      </w:r>
+      <w:r>
+        <w:rPr>
+          <w:rStyle w:val="VerbatimChar"/>
+        </w:rPr>
+        <w:t xml:space="preserve">cached_property</w:t>
+      </w:r>
+      <w:r>
+        <w:t xml:space="preserve">, since they’re parameterized by camera) but cache their</w:t>
+      </w:r>
+      <w:r>
+        <w:t xml:space="preserve"> </w:t>
+      </w:r>
+      <w:r>
+        <w:t xml:space="preserve">result per camera in an instance dict, so calling the same one twice for</w:t>
+      </w:r>
+      <w:r>
+        <w:t xml:space="preserve"> </w:t>
+      </w:r>
+      <w:r>
+        <w:t xml:space="preserve">the same camera costs one file read, not two.</w:t>
+      </w:r>
+    </w:p>
+    <w:p>
+      <w:pPr>
+        <w:pStyle w:val="Compact"/>
+        <w:numPr>
+          <w:ilvl w:val="0"/>
+          <w:numId w:val="1020"/>
+        </w:numPr>
+      </w:pPr>
+      <w:r>
+        <w:rPr>
+          <w:rStyle w:val="VerbatimChar"/>
+        </w:rPr>
+        <w:t xml:space="preserve">redux_row</w:t>
+      </w:r>
+      <w:r>
+        <w:t xml:space="preserve"> </w:t>
+      </w:r>
+      <w:r>
+        <w:t xml:space="preserve">is backed by a</w:t>
+      </w:r>
+      <w:r>
+        <w:t xml:space="preserve"> </w:t>
+      </w:r>
+      <w:r>
+        <w:rPr>
+          <w:b/>
+          <w:bCs/>
+        </w:rPr>
+        <w:t xml:space="preserve">module-level</w:t>
+      </w:r>
+      <w:r>
+        <w:t xml:space="preserve"> </w:t>
+      </w:r>
+      <w:r>
+        <w:t xml:space="preserve">cache (in</w:t>
+      </w:r>
+      <w:r>
+        <w:t xml:space="preserve"> </w:t>
+      </w:r>
+      <w:r>
+        <w:rPr>
+          <w:rStyle w:val="VerbatimChar"/>
+        </w:rPr>
+        <w:t xml:space="preserve">telemetry_mining.redux</w:t>
+      </w:r>
+      <w:r>
+        <w:t xml:space="preserve">)</w:t>
+      </w:r>
+      <w:r>
+        <w:t xml:space="preserve"> </w:t>
+      </w:r>
+      <w:r>
+        <w:t xml:space="preserve">shared across every</w:t>
+      </w:r>
+      <w:r>
+        <w:t xml:space="preserve"> </w:t>
+      </w:r>
+      <w:r>
+        <w:rPr>
+          <w:rStyle w:val="VerbatimChar"/>
+        </w:rPr>
+        <w:t xml:space="preserve">Exposure</w:t>
+      </w:r>
+      <w:r>
+        <w:t xml:space="preserve"> </w:t>
+      </w:r>
+      <w:r>
+        <w:t xml:space="preserve">in the process, keyed by the CSV’s</w:t>
+      </w:r>
+      <w:r>
+        <w:t xml:space="preserve"> </w:t>
+      </w:r>
+      <w:r>
+        <w:rPr>
+          <w:rStyle w:val="VerbatimChar"/>
+        </w:rPr>
+        <w:t xml:space="preserve">(mtime, size)</w:t>
+      </w:r>
+      <w:r>
+        <w:t xml:space="preserve"> </w:t>
+      </w:r>
+      <w:r>
+        <w:t xml:space="preserve">— the ~12MB file is read once per process, not once per</w:t>
+      </w:r>
+      <w:r>
+        <w:t xml:space="preserve"> </w:t>
+      </w:r>
+      <w:r>
+        <w:t xml:space="preserve">exposure, and a long-lived notebook kernel will pick up nightly updates</w:t>
+      </w:r>
+      <w:r>
+        <w:t xml:space="preserve"> </w:t>
+      </w:r>
+      <w:r>
+        <w:t xml:space="preserve">automatically.</w:t>
+      </w:r>
+      <w:r>
+        <w:t xml:space="preserve"> </w:t>
+      </w:r>
+      <w:r>
+        <w:rPr>
+          <w:rStyle w:val="VerbatimChar"/>
+        </w:rPr>
+        <w:t xml:space="preserve">exposure_table_flags</w:t>
+      </w:r>
+      <w:r>
+        <w:t xml:space="preserve"> </w:t>
+      </w:r>
+      <w:r>
+        <w:t xml:space="preserve">is cached the same way, but keyed</w:t>
+      </w:r>
+      <w:r>
+        <w:t xml:space="preserve"> </w:t>
+      </w:r>
+      <w:r>
+        <w:t xml:space="preserve">per night’s file (one small CSV per night, not one big file) — every</w:t>
+      </w:r>
+      <w:r>
+        <w:t xml:space="preserve"> </w:t>
+      </w:r>
+      <w:r>
+        <w:rPr>
+          <w:rStyle w:val="VerbatimChar"/>
+        </w:rPr>
+        <w:t xml:space="preserve">Exposure</w:t>
+      </w:r>
+      <w:r>
+        <w:t xml:space="preserve"> </w:t>
+      </w:r>
+      <w:r>
+        <w:t xml:space="preserve">on the same night shares one cached read.</w:t>
+      </w:r>
+      <w:r>
+        <w:t xml:space="preserve"> </w:t>
+      </w:r>
+      <w:r>
+        <w:rPr>
+          <w:rStyle w:val="VerbatimChar"/>
+        </w:rPr>
+        <w:t xml:space="preserve">gfa_row</w:t>
+      </w:r>
+      <w:r>
+        <w:t xml:space="preserve"> </w:t>
+      </w:r>
+      <w:r>
+        <w:t xml:space="preserve">is the same</w:t>
+      </w:r>
+      <w:r>
+        <w:t xml:space="preserve"> </w:t>
+      </w:r>
+      <w:r>
+        <w:t xml:space="preserve">pattern again, one shared cache entry for the whole (~400MB) GFA summary</w:t>
+      </w:r>
+      <w:r>
+        <w:t xml:space="preserve"> </w:t>
+      </w:r>
+      <w:r>
+        <w:t xml:space="preserve">file.</w:t>
+      </w:r>
+      <w:r>
+        <w:t xml:space="preserve"> </w:t>
+      </w:r>
+      <w:r>
+        <w:rPr>
+          <w:rStyle w:val="VerbatimChar"/>
+        </w:rPr>
+        <w:t xml:space="preserve">fiberqa</w:t>
+      </w:r>
+      <w:r>
+        <w:t xml:space="preserve"> </w:t>
+      </w:r>
+      <w:r>
+        <w:t xml:space="preserve">isn’t a bulk table at all — it’s a per-exposure file, same</w:t>
+      </w:r>
+      <w:r>
+        <w:t xml:space="preserve"> </w:t>
+      </w:r>
+      <w:r>
+        <w:t xml:space="preserve">cost profile as</w:t>
+      </w:r>
+      <w:r>
+        <w:t xml:space="preserve"> </w:t>
+      </w:r>
+      <w:r>
+        <w:rPr>
+          <w:rStyle w:val="VerbatimChar"/>
+        </w:rPr>
+        <w:t xml:space="preserve">header</w:t>
+      </w:r>
+      <w:r>
+        <w:t xml:space="preserve">/</w:t>
+      </w:r>
+      <w:r>
+        <w:rPr>
+          <w:rStyle w:val="VerbatimChar"/>
+        </w:rPr>
+        <w:t xml:space="preserve">cframe_*</w:t>
+      </w:r>
+      <w:r>
+        <w:t xml:space="preserve"> </w:t>
+      </w:r>
+      <w:r>
+        <w:t xml:space="preserve">(one small file open per exposure).</w:t>
+      </w:r>
+    </w:p>
+    <w:p>
+      <w:pPr>
+        <w:pStyle w:val="Compact"/>
+        <w:numPr>
+          <w:ilvl w:val="0"/>
+          <w:numId w:val="1020"/>
+        </w:numPr>
+      </w:pPr>
+      <w:r>
+        <w:rPr>
+          <w:rStyle w:val="VerbatimChar"/>
+        </w:rPr>
+        <w:t xml:space="preserve">table_source(name)</w:t>
+      </w:r>
+      <w:r>
+        <w:t xml:space="preserve"> </w:t>
+      </w:r>
+      <w:r>
+        <w:t xml:space="preserve">is cached per name per</w:t>
+      </w:r>
+      <w:r>
+        <w:t xml:space="preserve"> </w:t>
+      </w:r>
+      <w:r>
+        <w:rPr>
+          <w:rStyle w:val="VerbatimChar"/>
+        </w:rPr>
+        <w:t xml:space="preserve">Exposure</w:t>
+      </w:r>
+      <w:r>
+        <w:t xml:space="preserve"> </w:t>
+      </w:r>
+      <w:r>
+        <w:t xml:space="preserve">instance, same as</w:t>
+      </w:r>
+      <w:r>
+        <w:t xml:space="preserve"> </w:t>
+      </w:r>
+      <w:r>
+        <w:rPr>
+          <w:rStyle w:val="VerbatimChar"/>
+        </w:rPr>
+        <w:t xml:space="preserve">telemetry_field(name)</w:t>
+      </w:r>
+      <w:r>
+        <w:t xml:space="preserve">. Underlying</w:t>
+      </w:r>
+      <w:r>
+        <w:t xml:space="preserve"> </w:t>
+      </w:r>
+      <w:r>
+        <w:rPr>
+          <w:rStyle w:val="VerbatimChar"/>
+        </w:rPr>
+        <w:t xml:space="preserve">path</w:t>
+      </w:r>
+      <w:r>
+        <w:t xml:space="preserve">-based</w:t>
+      </w:r>
+      <w:r>
+        <w:t xml:space="preserve"> </w:t>
+      </w:r>
+      <w:r>
+        <w:rPr>
+          <w:rStyle w:val="VerbatimChar"/>
+        </w:rPr>
+        <w:t xml:space="preserve">TableSource</w:t>
+      </w:r>
+      <w:r>
+        <w:t xml:space="preserve">s share a</w:t>
+      </w:r>
+      <w:r>
+        <w:t xml:space="preserve"> </w:t>
+      </w:r>
+      <w:r>
+        <w:t xml:space="preserve">module-level</w:t>
+      </w:r>
+      <w:r>
+        <w:t xml:space="preserve"> </w:t>
+      </w:r>
+      <w:r>
+        <w:rPr>
+          <w:rStyle w:val="VerbatimChar"/>
+        </w:rPr>
+        <w:t xml:space="preserve">(mtime, size)</w:t>
+      </w:r>
+      <w:r>
+        <w:t xml:space="preserve">-keyed cache (in</w:t>
+      </w:r>
+      <w:r>
+        <w:t xml:space="preserve"> </w:t>
+      </w:r>
+      <w:r>
+        <w:rPr>
+          <w:rStyle w:val="VerbatimChar"/>
+        </w:rPr>
+        <w:t xml:space="preserve">telemetry_mining.tables</w:t>
+      </w:r>
+      <w:r>
+        <w:t xml:space="preserve">,</w:t>
+      </w:r>
+      <w:r>
+        <w:t xml:space="preserve"> </w:t>
+      </w:r>
+      <w:r>
+        <w:t xml:space="preserve">same pattern as</w:t>
+      </w:r>
+      <w:r>
+        <w:t xml:space="preserve"> </w:t>
+      </w:r>
+      <w:r>
+        <w:rPr>
+          <w:rStyle w:val="VerbatimChar"/>
+        </w:rPr>
+        <w:t xml:space="preserve">redux_row</w:t>
+      </w:r>
+      <w:r>
+        <w:t xml:space="preserve">);</w:t>
+      </w:r>
+      <w:r>
+        <w:t xml:space="preserve"> </w:t>
+      </w:r>
+      <w:r>
+        <w:rPr>
+          <w:rStyle w:val="VerbatimChar"/>
+        </w:rPr>
+        <w:t xml:space="preserve">dataframe</w:t>
+      </w:r>
+      <w:r>
+        <w:t xml:space="preserve">-based ones do no caching at all</w:t>
+      </w:r>
+      <w:r>
+        <w:t xml:space="preserve"> </w:t>
+      </w:r>
+      <w:r>
+        <w:t xml:space="preserve">(the object’s already in memory) but do re-run a cheap index check on</w:t>
+      </w:r>
+      <w:r>
+        <w:t xml:space="preserve"> </w:t>
+      </w:r>
+      <w:r>
+        <w:t xml:space="preserve">first access per</w:t>
+      </w:r>
+      <w:r>
+        <w:t xml:space="preserve"> </w:t>
+      </w:r>
+      <w:r>
+        <w:rPr>
+          <w:rStyle w:val="VerbatimChar"/>
+        </w:rPr>
+        <w:t xml:space="preserve">Exposure</w:t>
+      </w:r>
+      <w:r>
+        <w:t xml:space="preserve"> </w:t>
+      </w:r>
+      <w:r>
+        <w:t xml:space="preserve">instance.</w:t>
+      </w:r>
+    </w:p>
+    <w:p>
+      <w:pPr>
+        <w:pStyle w:val="Compact"/>
+        <w:numPr>
+          <w:ilvl w:val="0"/>
+          <w:numId w:val="1020"/>
+        </w:numPr>
+      </w:pPr>
+      <w:r>
+        <w:rPr>
+          <w:b/>
+          <w:bCs/>
+        </w:rPr>
+        <w:t xml:space="preserve">DB connections are reused</w:t>
+      </w:r>
+      <w:r>
+        <w:t xml:space="preserve">, not reopened per query.</w:t>
+      </w:r>
+      <w:r>
+        <w:t xml:space="preserve"> </w:t>
+      </w:r>
+      <w:r>
+        <w:rPr>
+          <w:rStyle w:val="VerbatimChar"/>
+        </w:rPr>
+        <w:t xml:space="preserve">db.fetch_all</w:t>
+      </w:r>
+      <w:r>
+        <w:t xml:space="preserve">/</w:t>
+      </w:r>
+      <w:r>
+        <w:rPr>
+          <w:rStyle w:val="VerbatimChar"/>
+        </w:rPr>
+        <w:t xml:space="preserve">fetch_one</w:t>
+      </w:r>
+      <w:r>
+        <w:t xml:space="preserve">/</w:t>
+      </w:r>
+      <w:r>
+        <w:rPr>
+          <w:rStyle w:val="VerbatimChar"/>
+        </w:rPr>
+        <w:t xml:space="preserve">fetch_df</w:t>
+      </w:r>
+      <w:r>
+        <w:t xml:space="preserve"> </w:t>
+      </w:r>
+      <w:r>
+        <w:t xml:space="preserve">share one connection per</w:t>
+      </w:r>
+      <w:r>
+        <w:t xml:space="preserve"> </w:t>
+      </w:r>
+      <w:r>
+        <w:rPr>
+          <w:rStyle w:val="VerbatimChar"/>
+        </w:rPr>
+        <w:t xml:space="preserve">(host, port, dbname, user, password)</w:t>
+      </w:r>
+      <w:r>
+        <w:t xml:space="preserve">, cached at</w:t>
+      </w:r>
+      <w:r>
+        <w:t xml:space="preserve"> </w:t>
+      </w:r>
+      <w:r>
+        <w:t xml:space="preserve">module scope, rather than paying a fresh TCP+auth handshake on every call —</w:t>
+      </w:r>
+      <w:r>
+        <w:t xml:space="preserve"> </w:t>
+      </w:r>
+      <w:r>
+        <w:t xml:space="preserve">this matters once a single</w:t>
+      </w:r>
+      <w:r>
+        <w:t xml:space="preserve"> </w:t>
+      </w:r>
+      <w:r>
+        <w:rPr>
+          <w:rStyle w:val="VerbatimChar"/>
+        </w:rPr>
+        <w:t xml:space="preserve">Exposure</w:t>
+      </w:r>
+      <w:r>
+        <w:t xml:space="preserve"> </w:t>
+      </w:r>
+      <w:r>
+        <w:t xml:space="preserve">can trigger half a dozen queries</w:t>
+      </w:r>
+      <w:r>
+        <w:t xml:space="preserve"> </w:t>
+      </w:r>
+      <w:r>
+        <w:t xml:space="preserve">(</w:t>
+      </w:r>
+      <w:r>
+        <w:rPr>
+          <w:rStyle w:val="VerbatimChar"/>
+        </w:rPr>
+        <w:t xml:space="preserve">db_row</w:t>
+      </w:r>
+      <w:r>
+        <w:t xml:space="preserve">,</w:t>
+      </w:r>
+      <w:r>
+        <w:t xml:space="preserve"> </w:t>
+      </w:r>
+      <w:r>
+        <w:rPr>
+          <w:rStyle w:val="VerbatimChar"/>
+        </w:rPr>
+        <w:t xml:space="preserve">guider_centroids</w:t>
+      </w:r>
+      <w:r>
+        <w:t xml:space="preserve">, each</w:t>
+      </w:r>
+      <w:r>
+        <w:t xml:space="preserve"> </w:t>
+      </w:r>
+      <w:r>
+        <w:rPr>
+          <w:rStyle w:val="VerbatimChar"/>
+        </w:rPr>
+        <w:t xml:space="preserve">telemetry_field</w:t>
+      </w:r>
+      <w:r>
+        <w:t xml:space="preserve">, …). If the cached</w:t>
+      </w:r>
+      <w:r>
+        <w:t xml:space="preserve"> </w:t>
+      </w:r>
+      <w:r>
+        <w:t xml:space="preserve">connection turns out to be stale (e.g. the server dropped an idle</w:t>
+      </w:r>
+      <w:r>
+        <w:t xml:space="preserve"> </w:t>
+      </w:r>
+      <w:r>
+        <w:t xml:space="preserve">connection), it’s discarded and the query is retried once with a fresh one,</w:t>
+      </w:r>
+      <w:r>
+        <w:t xml:space="preserve"> </w:t>
+      </w:r>
+      <w:r>
+        <w:t xml:space="preserve">automatically. Call</w:t>
+      </w:r>
+      <w:r>
+        <w:t xml:space="preserve"> </w:t>
+      </w:r>
+      <w:r>
+        <w:rPr>
+          <w:rStyle w:val="VerbatimChar"/>
+        </w:rPr>
+        <w:t xml:space="preserve">telemetry_mining.db.close_all_connections()</w:t>
+      </w:r>
+      <w:r>
+        <w:t xml:space="preserve"> </w:t>
+      </w:r>
+      <w:r>
+        <w:t xml:space="preserve">to force</w:t>
+      </w:r>
+      <w:r>
+        <w:t xml:space="preserve"> </w:t>
+      </w:r>
+      <w:r>
+        <w:t xml:space="preserve">everything closed (mostly useful for tests/cleanup).</w:t>
+      </w:r>
+    </w:p>
+    <w:p>
+      <w:pPr>
+        <w:pStyle w:val="Compact"/>
+        <w:numPr>
+          <w:ilvl w:val="0"/>
+          <w:numId w:val="1020"/>
+        </w:numPr>
+      </w:pPr>
+      <w:r>
+        <w:t xml:space="preserve">Each</w:t>
+      </w:r>
+      <w:r>
+        <w:t xml:space="preserve"> </w:t>
+      </w:r>
+      <w:r>
+        <w:rPr>
+          <w:rStyle w:val="VerbatimChar"/>
+        </w:rPr>
+        <w:t xml:space="preserve">Exposure</w:t>
+      </w:r>
+      <w:r>
+        <w:t xml:space="preserve"> </w:t>
+      </w:r>
+      <w:r>
+        <w:t xml:space="preserve">still costs, roughly: one FITS header open (</w:t>
+      </w:r>
+      <w:r>
+        <w:rPr>
+          <w:rStyle w:val="VerbatimChar"/>
+        </w:rPr>
+        <w:t xml:space="preserve">header</w:t>
+      </w:r>
+      <w:r>
+        <w:t xml:space="preserve">), one DB</w:t>
+      </w:r>
+      <w:r>
+        <w:t xml:space="preserve"> </w:t>
+      </w:r>
+      <w:r>
+        <w:t xml:space="preserve">query for the full 187-column row (</w:t>
+      </w:r>
+      <w:r>
+        <w:rPr>
+          <w:rStyle w:val="VerbatimChar"/>
+        </w:rPr>
+        <w:t xml:space="preserve">db_row</w:t>
+      </w:r>
+      <w:r>
+        <w:t xml:space="preserve">, also triggered internally by</w:t>
+      </w:r>
+      <w:r>
+        <w:t xml:space="preserve"> </w:t>
+      </w:r>
+      <w:r>
+        <w:rPr>
+          <w:rStyle w:val="VerbatimChar"/>
+        </w:rPr>
+        <w:t xml:space="preserve">time_window</w:t>
+      </w:r>
+      <w:r>
+        <w:t xml:space="preserve">), and one DB query per</w:t>
+      </w:r>
+      <w:r>
+        <w:t xml:space="preserve"> </w:t>
+      </w:r>
+      <w:r>
+        <w:rPr>
+          <w:rStyle w:val="VerbatimChar"/>
+        </w:rPr>
+        <w:t xml:space="preserve">telemetry(...)</w:t>
+      </w:r>
+      <w:r>
+        <w:t xml:space="preserve">/</w:t>
+      </w:r>
+      <w:r>
+        <w:rPr>
+          <w:rStyle w:val="VerbatimChar"/>
+        </w:rPr>
+        <w:t xml:space="preserve">telemetry_field(...)</w:t>
+      </w:r>
+      <w:r>
+        <w:t xml:space="preserve"> </w:t>
+      </w:r>
+      <w:r>
+        <w:t xml:space="preserve">call (two, for</w:t>
+      </w:r>
+      <w:r>
+        <w:t xml:space="preserve"> </w:t>
+      </w:r>
+      <w:r>
+        <w:rPr>
+          <w:rStyle w:val="VerbatimChar"/>
+        </w:rPr>
+        <w:t xml:space="preserve">'nearest'</w:t>
+      </w:r>
+      <w:r>
+        <w:t xml:space="preserve">-kind fields — a bounded query in each time</w:t>
+      </w:r>
+      <w:r>
+        <w:t xml:space="preserve"> </w:t>
+      </w:r>
+      <w:r>
+        <w:t xml:space="preserve">direction). Connection reuse removes the handshake overhead from each of</w:t>
+      </w:r>
+      <w:r>
+        <w:t xml:space="preserve"> </w:t>
+      </w:r>
+      <w:r>
+        <w:t xml:space="preserve">these, but each is still a distinct round-trip. For a handful to a few</w:t>
+      </w:r>
+      <w:r>
+        <w:t xml:space="preserve"> </w:t>
+      </w:r>
+      <w:r>
+        <w:t xml:space="preserve">hundred exposures this is fine (validated against ~100 real exposures in</w:t>
+      </w:r>
+      <w:r>
+        <w:t xml:space="preserve"> </w:t>
+      </w:r>
+      <w:r>
+        <w:rPr>
+          <w:rStyle w:val="VerbatimChar"/>
+        </w:rPr>
+        <w:t xml:space="preserve">~/Notebooks/windshake_telemetry_mining.ipynb</w:t>
+      </w:r>
+      <w:r>
+        <w:t xml:space="preserve">); for tens of thousands</w:t>
+      </w:r>
+      <w:r>
+        <w:t xml:space="preserve"> </w:t>
+      </w:r>
+      <w:r>
+        <w:t xml:space="preserve">(e.g. reproducing</w:t>
+      </w:r>
+      <w:r>
+        <w:t xml:space="preserve"> </w:t>
+      </w:r>
+      <w:r>
+        <w:rPr>
+          <w:rStyle w:val="VerbatimChar"/>
+        </w:rPr>
+        <w:t xml:space="preserve">windshake.ipynb</w:t>
+      </w:r>
+      <w:r>
+        <w:t xml:space="preserve">’s original</w:t>
+      </w:r>
+      <w:r>
+        <w:t xml:space="preserve"> </w:t>
+      </w:r>
+      <w:r>
+        <w:rPr>
+          <w:rStyle w:val="VerbatimChar"/>
+        </w:rPr>
+        <w:t xml:space="preserve">NIGHT&gt;20210514</w:t>
+      </w:r>
+      <w:r>
+        <w:t xml:space="preserve"> </w:t>
+      </w:r>
+      <w:r>
+        <w:t xml:space="preserve">full-history</w:t>
+      </w:r>
+      <w:r>
+        <w:t xml:space="preserve"> </w:t>
+      </w:r>
+      <w:r>
+        <w:t xml:space="preserve">range) this still means tens of thousands of individual round-trips — there</w:t>
+      </w:r>
+      <w:r>
+        <w:t xml:space="preserve"> </w:t>
+      </w:r>
+      <w:r>
+        <w:t xml:space="preserve">is no bulk/vectorized telemetry query yet (one query covering many</w:t>
+      </w:r>
+      <w:r>
+        <w:t xml:space="preserve"> </w:t>
+      </w:r>
+      <w:r>
+        <w:t xml:space="preserve">exposures at once) if that turns out to be too slow in practice.</w:t>
+      </w:r>
+    </w:p>
+    <w:p>
+      <w:pPr>
+        <w:pStyle w:val="Compact"/>
+        <w:numPr>
+          <w:ilvl w:val="0"/>
+          <w:numId w:val="1020"/>
+        </w:numPr>
+      </w:pPr>
+      <w:r>
+        <w:rPr>
+          <w:rStyle w:val="VerbatimChar"/>
+        </w:rPr>
+        <w:t xml:space="preserve">cached_property</w:t>
+      </w:r>
+      <w:r>
+        <w:t xml:space="preserve"> </w:t>
+      </w:r>
+      <w:r>
+        <w:t xml:space="preserve">is not thread-safe, and the shared connection cache is</w:t>
+      </w:r>
+      <w:r>
+        <w:t xml:space="preserve"> </w:t>
+      </w:r>
+      <w:r>
+        <w:t xml:space="preserve">process-global, not per-thread; treat</w:t>
+      </w:r>
+      <w:r>
+        <w:t xml:space="preserve"> </w:t>
+      </w:r>
+      <w:r>
+        <w:rPr>
+          <w:rStyle w:val="VerbatimChar"/>
+        </w:rPr>
+        <w:t xml:space="preserve">Exposure</w:t>
+      </w:r>
+      <w:r>
+        <w:t xml:space="preserve"> </w:t>
+      </w:r>
+      <w:r>
+        <w:t xml:space="preserve">instances and this package</w:t>
+      </w:r>
+      <w:r>
+        <w:t xml:space="preserve"> </w:t>
+      </w:r>
+      <w:r>
+        <w:t xml:space="preserve">generally as single-thread/single-notebook-cell use.</w:t>
+      </w:r>
+    </w:p>
+    <w:bookmarkEnd w:id="55"/>
+    <w:bookmarkStart w:id="56" w:name="known-gotchas"/>
+    <w:p>
+      <w:pPr>
+        <w:pStyle w:val="Heading2"/>
+      </w:pPr>
+      <w:r>
+        <w:t xml:space="preserve">Known gotchas</w:t>
+      </w:r>
+    </w:p>
+    <w:p>
+      <w:pPr>
+        <w:pStyle w:val="Compact"/>
+        <w:numPr>
+          <w:ilvl w:val="0"/>
+          <w:numId w:val="1021"/>
+        </w:numPr>
+      </w:pPr>
+      <w:r>
+        <w:rPr>
+          <w:rStyle w:val="VerbatimChar"/>
+          <w:b/>
+          <w:bCs/>
+        </w:rPr>
+        <w:t xml:space="preserve">sequence='DESI'</w:t>
+      </w:r>
+      <w:r>
+        <w:rPr>
+          <w:b/>
+          <w:bCs/>
+        </w:rPr>
+        <w:t xml:space="preserve"> </w:t>
+      </w:r>
+      <w:r>
+        <w:rPr>
+          <w:b/>
+          <w:bCs/>
+        </w:rPr>
+        <w:t xml:space="preserve">alone excludes split follow-up exposures.</w:t>
+      </w:r>
+      <w:r>
+        <w:t xml:space="preserve"> </w:t>
+      </w:r>
+      <w:r>
+        <w:t xml:space="preserve">Only the</w:t>
+      </w:r>
+      <w:r>
+        <w:t xml:space="preserve"> </w:t>
+      </w:r>
+      <w:r>
+        <w:rPr>
+          <w:i/>
+          <w:iCs/>
+        </w:rPr>
+        <w:t xml:space="preserve">first</w:t>
+      </w:r>
+      <w:r>
+        <w:t xml:space="preserve"> </w:t>
+      </w:r>
+      <w:r>
+        <w:t xml:space="preserve">exposure of a split sequence (repeated short exposures of one tile, taken to</w:t>
+      </w:r>
+      <w:r>
+        <w:t xml:space="preserve"> </w:t>
+      </w:r>
+      <w:r>
+        <w:t xml:space="preserve">limit cosmic-ray contamination in poor conditions) is tagged</w:t>
+      </w:r>
+      <w:r>
+        <w:t xml:space="preserve"> </w:t>
+      </w:r>
+      <w:r>
+        <w:rPr>
+          <w:rStyle w:val="VerbatimChar"/>
+        </w:rPr>
+        <w:t xml:space="preserve">sequence='DESI'</w:t>
+      </w:r>
+      <w:r>
+        <w:t xml:space="preserve"> </w:t>
+      </w:r>
+      <w:r>
+        <w:t xml:space="preserve">— every follow-up split exposure is tagged</w:t>
+      </w:r>
+      <w:r>
+        <w:t xml:space="preserve"> </w:t>
+      </w:r>
+      <w:r>
+        <w:rPr>
+          <w:rStyle w:val="VerbatimChar"/>
+        </w:rPr>
+        <w:t xml:space="preserve">sequence='_Split'</w:t>
+      </w:r>
+      <w:r>
+        <w:t xml:space="preserve"> </w:t>
+      </w:r>
+      <w:r>
+        <w:t xml:space="preserve">instead</w:t>
+      </w:r>
+      <w:r>
+        <w:t xml:space="preserve"> </w:t>
+      </w:r>
+      <w:r>
+        <w:t xml:space="preserve">(confirmed against the DB: 251</w:t>
+      </w:r>
+      <w:r>
+        <w:t xml:space="preserve"> </w:t>
+      </w:r>
+      <w:r>
+        <w:rPr>
+          <w:rStyle w:val="VerbatimChar"/>
+        </w:rPr>
+        <w:t xml:space="preserve">DESI</w:t>
+      </w:r>
+      <w:r>
+        <w:t xml:space="preserve"> </w:t>
+      </w:r>
+      <w:r>
+        <w:t xml:space="preserve">vs. 73</w:t>
+      </w:r>
+      <w:r>
+        <w:t xml:space="preserve"> </w:t>
+      </w:r>
+      <w:r>
+        <w:rPr>
+          <w:rStyle w:val="VerbatimChar"/>
+        </w:rPr>
+        <w:t xml:space="preserve">_Split</w:t>
+      </w:r>
+      <w:r>
+        <w:t xml:space="preserve"> </w:t>
+      </w:r>
+      <w:r>
+        <w:t xml:space="preserve">rows in one 10-night</w:t>
+      </w:r>
+      <w:r>
+        <w:t xml:space="preserve"> </w:t>
+      </w:r>
+      <w:r>
+        <w:t xml:space="preserve">window). Filter on</w:t>
+      </w:r>
+      <w:r>
+        <w:t xml:space="preserve"> </w:t>
+      </w:r>
+      <w:r>
+        <w:rPr>
+          <w:rStyle w:val="VerbatimChar"/>
+        </w:rPr>
+        <w:t xml:space="preserve">sequence = ANY(ARRAY['DESI', '_Split'])</w:t>
+      </w:r>
+      <w:r>
+        <w:t xml:space="preserve"> </w:t>
+      </w:r>
+      <w:r>
+        <w:t xml:space="preserve">if you want splits</w:t>
+      </w:r>
+      <w:r>
+        <w:t xml:space="preserve"> </w:t>
+      </w:r>
+      <w:r>
+        <w:t xml:space="preserve">included.</w:t>
+      </w:r>
+    </w:p>
+    <w:p>
+      <w:pPr>
+        <w:pStyle w:val="Compact"/>
+        <w:numPr>
+          <w:ilvl w:val="0"/>
+          <w:numId w:val="1021"/>
         </w:numPr>
       </w:pPr>
       <w:r>
@@ -34375,7 +35789,7 @@
         <w:pStyle w:val="Compact"/>
         <w:numPr>
           <w:ilvl w:val="0"/>
-          <w:numId w:val="1020"/>
+          <w:numId w:val="1021"/>
         </w:numPr>
       </w:pPr>
       <w:r>
@@ -34442,7 +35856,7 @@
         <w:pStyle w:val="Compact"/>
         <w:numPr>
           <w:ilvl w:val="0"/>
-          <w:numId w:val="1020"/>
+          <w:numId w:val="1021"/>
         </w:numPr>
       </w:pPr>
       <w:r>
@@ -34496,7 +35910,7 @@
         <w:pStyle w:val="Compact"/>
         <w:numPr>
           <w:ilvl w:val="0"/>
-          <w:numId w:val="1020"/>
+          <w:numId w:val="1021"/>
         </w:numPr>
       </w:pPr>
       <w:r>
@@ -34671,7 +36085,7 @@
         <w:pStyle w:val="Compact"/>
         <w:numPr>
           <w:ilvl w:val="0"/>
-          <w:numId w:val="1020"/>
+          <w:numId w:val="1021"/>
         </w:numPr>
       </w:pPr>
       <w:r>
@@ -34785,7 +36199,7 @@
         <w:pStyle w:val="Compact"/>
         <w:numPr>
           <w:ilvl w:val="0"/>
-          <w:numId w:val="1020"/>
+          <w:numId w:val="1021"/>
         </w:numPr>
       </w:pPr>
       <w:r>
@@ -35031,7 +36445,7 @@
         <w:pStyle w:val="Compact"/>
         <w:numPr>
           <w:ilvl w:val="0"/>
-          <w:numId w:val="1020"/>
+          <w:numId w:val="1021"/>
         </w:numPr>
       </w:pPr>
       <w:r>
@@ -35209,7 +36623,7 @@
         <w:pStyle w:val="Compact"/>
         <w:numPr>
           <w:ilvl w:val="0"/>
-          <w:numId w:val="1020"/>
+          <w:numId w:val="1021"/>
         </w:numPr>
       </w:pPr>
       <w:r>
@@ -35333,7 +36747,7 @@
         <w:pStyle w:val="Compact"/>
         <w:numPr>
           <w:ilvl w:val="0"/>
-          <w:numId w:val="1020"/>
+          <w:numId w:val="1021"/>
         </w:numPr>
       </w:pPr>
       <w:r>
@@ -35703,6 +37117,9 @@
     <w:abstractNumId w:val="991"/>
   </w:num>
   <w:num w:numId="1020">
+    <w:abstractNumId w:val="991"/>
+  </w:num>
+  <w:num w:numId="1021">
     <w:abstractNumId w:val="991"/>
   </w:num>
 </w:numbering>

--- a/docs/API.docx
+++ b/docs/API.docx
@@ -34388,6 +34388,407 @@
         <w:t xml:space="preserve">Caching and cost model</w:t>
       </w:r>
     </w:p>
+    <w:p>
+      <w:pPr>
+        <w:pStyle w:val="FirstParagraph"/>
+      </w:pPr>
+      <w:r>
+        <w:rPr>
+          <w:b/>
+          <w:bCs/>
+        </w:rPr>
+        <w:t xml:space="preserve">At a glance — cost of pulling one field per exposure</w:t>
+      </w:r>
+      <w:r>
+        <w:t xml:space="preserve"> </w:t>
+      </w:r>
+      <w:r>
+        <w:t xml:space="preserve">(details below):</w:t>
+      </w:r>
+    </w:p>
+    <w:tbl>
+      <w:tblPr>
+        <w:tblStyle w:val="Table"/>
+        <w:tblW w:type="pct" w:w="5000"/>
+        <w:tblLayout w:type="fixed"/>
+        <w:tblLook w:firstRow="1" w:lastRow="0" w:firstColumn="0" w:lastColumn="0" w:noHBand="0" w:noVBand="0" w:val="0020"/>
+      </w:tblPr>
+      <w:tblGrid>
+        <w:gridCol w:w="3960"/>
+        <w:gridCol w:w="3960"/>
+      </w:tblGrid>
+      <w:tr>
+        <w:trPr>
+          <w:tblHeader w:val="on"/>
+        </w:trPr>
+        <w:tc>
+          <w:tcPr/>
+          <w:p>
+            <w:pPr>
+              <w:pStyle w:val="Compact"/>
+            </w:pPr>
+            <w:r>
+              <w:t xml:space="preserve">Source</w:t>
+            </w:r>
+          </w:p>
+        </w:tc>
+        <w:tc>
+          <w:tcPr/>
+          <w:p>
+            <w:pPr>
+              <w:pStyle w:val="Compact"/>
+            </w:pPr>
+            <w:r>
+              <w:t xml:space="preserve">Cost per exposure</w:t>
+            </w:r>
+          </w:p>
+        </w:tc>
+      </w:tr>
+      <w:tr>
+        <w:tc>
+          <w:tcPr/>
+          <w:p>
+            <w:pPr>
+              <w:pStyle w:val="Compact"/>
+            </w:pPr>
+            <w:r>
+              <w:rPr>
+                <w:rStyle w:val="VerbatimChar"/>
+              </w:rPr>
+              <w:t xml:space="preserve">db_row.&lt;col&gt;</w:t>
+            </w:r>
+            <w:r>
+              <w:t xml:space="preserve"> </w:t>
+            </w:r>
+            <w:r>
+              <w:t xml:space="preserve">and jsonb blocks</w:t>
+            </w:r>
+          </w:p>
+        </w:tc>
+        <w:tc>
+          <w:tcPr/>
+          <w:p>
+            <w:pPr>
+              <w:pStyle w:val="Compact"/>
+            </w:pPr>
+            <w:r>
+              <w:rPr>
+                <w:b/>
+                <w:bCs/>
+              </w:rPr>
+              <w:t xml:space="preserve">cheapest</w:t>
+            </w:r>
+            <w:r>
+              <w:t xml:space="preserve"> </w:t>
+            </w:r>
+            <w:r>
+              <w:t xml:space="preserve">— one indexed lookup by primary key, and</w:t>
+            </w:r>
+            <w:r>
+              <w:t xml:space="preserve"> </w:t>
+            </w:r>
+            <w:r>
+              <w:rPr>
+                <w:b/>
+                <w:bCs/>
+              </w:rPr>
+              <w:t xml:space="preserve">free inside</w:t>
+            </w:r>
+            <w:r>
+              <w:rPr>
+                <w:b/>
+                <w:bCs/>
+              </w:rPr>
+              <w:t xml:space="preserve"> </w:t>
+            </w:r>
+            <w:r>
+              <w:rPr>
+                <w:rStyle w:val="VerbatimChar"/>
+                <w:b/>
+                <w:bCs/>
+              </w:rPr>
+              <w:t xml:space="preserve">select_exposures</w:t>
+            </w:r>
+            <w:r>
+              <w:t xml:space="preserve"> </w:t>
+            </w:r>
+            <w:r>
+              <w:t xml:space="preserve">(bundled in the one bulk WHERE query)</w:t>
+            </w:r>
+          </w:p>
+        </w:tc>
+      </w:tr>
+      <w:tr>
+        <w:tc>
+          <w:tcPr/>
+          <w:p>
+            <w:pPr>
+              <w:pStyle w:val="Compact"/>
+            </w:pPr>
+            <w:r>
+              <w:rPr>
+                <w:rStyle w:val="VerbatimChar"/>
+              </w:rPr>
+              <w:t xml:space="preserve">header.&lt;KEY&gt;</w:t>
+            </w:r>
+          </w:p>
+        </w:tc>
+        <w:tc>
+          <w:tcPr/>
+          <w:p>
+            <w:pPr>
+              <w:pStyle w:val="Compact"/>
+            </w:pPr>
+            <w:r>
+              <w:t xml:space="preserve">one FITS header open (a file read)</w:t>
+            </w:r>
+          </w:p>
+        </w:tc>
+      </w:tr>
+      <w:tr>
+        <w:tc>
+          <w:tcPr/>
+          <w:p>
+            <w:pPr>
+              <w:pStyle w:val="Compact"/>
+            </w:pPr>
+            <w:r>
+              <w:rPr>
+                <w:rStyle w:val="VerbatimChar"/>
+              </w:rPr>
+              <w:t xml:space="preserve">telemetry(...)</w:t>
+            </w:r>
+            <w:r>
+              <w:t xml:space="preserve"> </w:t>
+            </w:r>
+            <w:r>
+              <w:t xml:space="preserve">/</w:t>
+            </w:r>
+            <w:r>
+              <w:t xml:space="preserve"> </w:t>
+            </w:r>
+            <w:r>
+              <w:rPr>
+                <w:rStyle w:val="VerbatimChar"/>
+              </w:rPr>
+              <w:t xml:space="preserve">telemetry_field</w:t>
+            </w:r>
+          </w:p>
+        </w:tc>
+        <w:tc>
+          <w:tcPr/>
+          <w:p>
+            <w:pPr>
+              <w:pStyle w:val="Compact"/>
+            </w:pPr>
+            <w:r>
+              <w:t xml:space="preserve">one indexed time-range query (</w:t>
+            </w:r>
+            <w:r>
+              <w:rPr>
+                <w:rStyle w:val="VerbatimChar"/>
+              </w:rPr>
+              <w:t xml:space="preserve">nearest</w:t>
+            </w:r>
+            <w:r>
+              <w:t xml:space="preserve"> </w:t>
+            </w:r>
+            <w:r>
+              <w:t xml:space="preserve">runs two); fast each, but</w:t>
+            </w:r>
+            <w:r>
+              <w:t xml:space="preserve"> </w:t>
+            </w:r>
+            <w:r>
+              <w:rPr>
+                <w:b/>
+                <w:bCs/>
+              </w:rPr>
+              <w:t xml:space="preserve">one round-trip per exposure</w:t>
+            </w:r>
+          </w:p>
+        </w:tc>
+      </w:tr>
+      <w:tr>
+        <w:tc>
+          <w:tcPr/>
+          <w:p>
+            <w:pPr>
+              <w:pStyle w:val="Compact"/>
+            </w:pPr>
+            <w:r>
+              <w:rPr>
+                <w:rStyle w:val="VerbatimChar"/>
+              </w:rPr>
+              <w:t xml:space="preserve">redux_row</w:t>
+            </w:r>
+            <w:r>
+              <w:t xml:space="preserve"> </w:t>
+            </w:r>
+            <w:r>
+              <w:t xml:space="preserve">/</w:t>
+            </w:r>
+            <w:r>
+              <w:t xml:space="preserve"> </w:t>
+            </w:r>
+            <w:r>
+              <w:rPr>
+                <w:rStyle w:val="VerbatimChar"/>
+              </w:rPr>
+              <w:t xml:space="preserve">gfa_row</w:t>
+            </w:r>
+            <w:r>
+              <w:t xml:space="preserve"> </w:t>
+            </w:r>
+            <w:r>
+              <w:t xml:space="preserve">/</w:t>
+            </w:r>
+            <w:r>
+              <w:t xml:space="preserve"> </w:t>
+            </w:r>
+            <w:r>
+              <w:rPr>
+                <w:rStyle w:val="VerbatimChar"/>
+              </w:rPr>
+              <w:t xml:space="preserve">exposure_table_flags</w:t>
+            </w:r>
+          </w:p>
+        </w:tc>
+        <w:tc>
+          <w:tcPr/>
+          <w:p>
+            <w:pPr>
+              <w:pStyle w:val="Compact"/>
+            </w:pPr>
+            <w:r>
+              <w:t xml:space="preserve">a</w:t>
+            </w:r>
+            <w:r>
+              <w:t xml:space="preserve"> </w:t>
+            </w:r>
+            <w:r>
+              <w:rPr>
+                <w:b/>
+                <w:bCs/>
+              </w:rPr>
+              <w:t xml:space="preserve">big table read once per process</w:t>
+            </w:r>
+            <w:r>
+              <w:t xml:space="preserve">, then O(1) — first access pays it (~12 MB / ~400 MB), rest are free</w:t>
+            </w:r>
+          </w:p>
+        </w:tc>
+      </w:tr>
+      <w:tr>
+        <w:tc>
+          <w:tcPr/>
+          <w:p>
+            <w:pPr>
+              <w:pStyle w:val="Compact"/>
+            </w:pPr>
+            <w:r>
+              <w:rPr>
+                <w:rStyle w:val="VerbatimChar"/>
+              </w:rPr>
+              <w:t xml:space="preserve">fiberqa</w:t>
+            </w:r>
+            <w:r>
+              <w:t xml:space="preserve"> </w:t>
+            </w:r>
+            <w:r>
+              <w:t xml:space="preserve">/</w:t>
+            </w:r>
+            <w:r>
+              <w:t xml:space="preserve"> </w:t>
+            </w:r>
+            <w:r>
+              <w:rPr>
+                <w:rStyle w:val="VerbatimChar"/>
+              </w:rPr>
+              <w:t xml:space="preserve">petalqa</w:t>
+            </w:r>
+            <w:r>
+              <w:t xml:space="preserve"> </w:t>
+            </w:r>
+            <w:r>
+              <w:t xml:space="preserve">/</w:t>
+            </w:r>
+            <w:r>
+              <w:t xml:space="preserve"> </w:t>
+            </w:r>
+            <w:r>
+              <w:rPr>
+                <w:rStyle w:val="VerbatimChar"/>
+              </w:rPr>
+              <w:t xml:space="preserve">calibstars</w:t>
+            </w:r>
+          </w:p>
+        </w:tc>
+        <w:tc>
+          <w:tcPr/>
+          <w:p>
+            <w:pPr>
+              <w:pStyle w:val="Compact"/>
+            </w:pPr>
+            <w:r>
+              <w:t xml:space="preserve">one small per-exposure file open each</w:t>
+            </w:r>
+          </w:p>
+        </w:tc>
+      </w:tr>
+      <w:tr>
+        <w:tc>
+          <w:tcPr/>
+          <w:p>
+            <w:pPr>
+              <w:pStyle w:val="Compact"/>
+            </w:pPr>
+            <w:r>
+              <w:rPr>
+                <w:rStyle w:val="VerbatimChar"/>
+              </w:rPr>
+              <w:t xml:space="preserve">cframe_table(camera)</w:t>
+            </w:r>
+          </w:p>
+        </w:tc>
+        <w:tc>
+          <w:tcPr/>
+          <w:p>
+            <w:pPr>
+              <w:pStyle w:val="Compact"/>
+            </w:pPr>
+            <w:r>
+              <w:rPr>
+                <w:b/>
+                <w:bCs/>
+              </w:rPr>
+              <w:t xml:space="preserve">slowest</w:t>
+            </w:r>
+            <w:r>
+              <w:t xml:space="preserve"> </w:t>
+            </w:r>
+            <w:r>
+              <w:t xml:space="preserve">— gzip-decompresses a whole cframe file (~1–2.5 s each); use</w:t>
+            </w:r>
+            <w:r>
+              <w:t xml:space="preserve"> </w:t>
+            </w:r>
+            <w:r>
+              <w:rPr>
+                <w:rStyle w:val="VerbatimChar"/>
+              </w:rPr>
+              <w:t xml:space="preserve">cframe_tables([...])</w:t>
+            </w:r>
+            <w:r>
+              <w:t xml:space="preserve"> </w:t>
+            </w:r>
+            <w:r>
+              <w:t xml:space="preserve">for parallel-process reads</w:t>
+            </w:r>
+          </w:p>
+        </w:tc>
+      </w:tr>
+    </w:tbl>
     <w:p>
       <w:pPr>
         <w:pStyle w:val="Compact"/>

--- a/docs/API.docx
+++ b/docs/API.docx
@@ -1393,7 +1393,7 @@
       </w:hyperlink>
     </w:p>
     <w:bookmarkEnd w:id="12"/>
-    <w:bookmarkStart w:id="14" w:name="installation-environment"/>
+    <w:bookmarkStart w:id="14" w:name="installation--environment"/>
     <w:p>
       <w:pPr>
         <w:pStyle w:val="Heading2"/>
@@ -5262,7 +5262,13 @@
         <w:rPr>
           <w:rStyle w:val="NormalTok"/>
         </w:rPr>
-        <w:t xml:space="preserve">,</w:t>
+        <w:t xml:space="preserve">,  </w:t>
+      </w:r>
+      <w:r>
+        <w:rPr>
+          <w:rStyle w:val="CommentTok"/>
+        </w:rPr>
+        <w:t xml:space="preserve"># None -&gt; Config.default()</w:t>
       </w:r>
       <w:r>
         <w:br/>
@@ -12584,7 +12590,7 @@
       </w:r>
     </w:p>
     <w:bookmarkEnd w:id="27"/>
-    <w:bookmarkStart w:id="28" w:name="offline-qa-reduction-row"/>
+    <w:bookmarkStart w:id="28" w:name="offline-qa--reduction-row"/>
     <w:p>
       <w:pPr>
         <w:pStyle w:val="Heading3"/>
@@ -21149,7 +21155,7 @@
       </w:r>
     </w:p>
     <w:bookmarkEnd w:id="38"/>
-    <w:bookmarkStart w:id="40" w:name="X71d422aa2d1c304495ca1721e3467f105ff072e"/>
+    <w:bookmarkStart w:id="40" w:name="X8067a71839955416a715d6d23f840e8dd0be4d4"/>
     <w:p>
       <w:pPr>
         <w:pStyle w:val="Heading2"/>
@@ -21504,7 +21510,13 @@
         <w:rPr>
           <w:rStyle w:val="NormalTok"/>
         </w:rPr>
-        <w:t xml:space="preserve">,</w:t>
+        <w:t xml:space="preserve">,  </w:t>
+      </w:r>
+      <w:r>
+        <w:rPr>
+          <w:rStyle w:val="CommentTok"/>
+        </w:rPr>
+        <w:t xml:space="preserve"># None -&gt; Config.default()</w:t>
       </w:r>
       <w:r>
         <w:br/>
@@ -25040,7 +25052,13 @@
         <w:rPr>
           <w:rStyle w:val="NormalTok"/>
         </w:rPr>
-        <w:t xml:space="preserve">,</w:t>
+        <w:t xml:space="preserve">,  </w:t>
+      </w:r>
+      <w:r>
+        <w:rPr>
+          <w:rStyle w:val="CommentTok"/>
+        </w:rPr>
+        <w:t xml:space="preserve"># None -&gt; Config.default()</w:t>
       </w:r>
       <w:r>
         <w:br/>
@@ -27976,7 +27994,7 @@
         <w:t xml:space="preserve">rather than repeated.</w:t>
       </w:r>
     </w:p>
-    <w:bookmarkStart w:id="44" w:name="Xb69cb50ae844f6a7da320b1514adae8da314bb0"/>
+    <w:bookmarkStart w:id="44" w:name="Xa59d975ed125dea1f13538346f10106863eb4e4"/>
     <w:p>
       <w:pPr>
         <w:pStyle w:val="Heading3"/>
@@ -30149,7 +30167,7 @@
       </w:r>
     </w:p>
     <w:bookmarkEnd w:id="44"/>
-    <w:bookmarkStart w:id="45" w:name="X94a3f8fe53d098de6a67e1451d9b80e79f42f0b"/>
+    <w:bookmarkStart w:id="45" w:name="Xccd6f9066d044263b3fe13dd1c02068c1d53de1"/>
     <w:p>
       <w:pPr>
         <w:pStyle w:val="Heading3"/>
@@ -31328,7 +31346,7 @@
       </w:r>
     </w:p>
     <w:bookmarkEnd w:id="45"/>
-    <w:bookmarkStart w:id="46" w:name="Xac3d76dd2a5aa5cb06a0f277e7c45ab8b56ec67"/>
+    <w:bookmarkStart w:id="46" w:name="X2ee6c81e7770c22984e9fa5bbabebd5b80c258d"/>
     <w:p>
       <w:pPr>
         <w:pStyle w:val="Heading3"/>
@@ -32001,7 +32019,7 @@
       </w:r>
     </w:p>
     <w:bookmarkEnd w:id="46"/>
-    <w:bookmarkStart w:id="47" w:name="Xabe4c9557eedd69b957863a011080d752aa9711"/>
+    <w:bookmarkStart w:id="47" w:name="X11704954041e3fe4b3dab5adfe61edb19ecd0ba"/>
     <w:p>
       <w:pPr>
         <w:pStyle w:val="Heading3"/>
@@ -32262,7 +32280,7 @@
       </w:r>
     </w:p>
     <w:bookmarkEnd w:id="47"/>
-    <w:bookmarkStart w:id="48" w:name="telemetry_mining.etc-etc-json-parsing"/>
+    <w:bookmarkStart w:id="48" w:name="telemetry_miningetc--etc-json-parsing"/>
     <w:p>
       <w:pPr>
         <w:pStyle w:val="Heading3"/>
@@ -32673,7 +32691,7 @@
       </w:r>
     </w:p>
     <w:bookmarkEnd w:id="48"/>
-    <w:bookmarkStart w:id="49" w:name="X704c6af81b8cda5c5c080e1cfeb0ea89c6f9338"/>
+    <w:bookmarkStart w:id="49" w:name="X75d2e127be49639b6376fd42359dba3d84697a6"/>
     <w:p>
       <w:pPr>
         <w:pStyle w:val="Heading3"/>
@@ -33102,7 +33120,7 @@
       </w:r>
     </w:p>
     <w:bookmarkEnd w:id="49"/>
-    <w:bookmarkStart w:id="50" w:name="telemetry_mining.alarms-alarm-log-search"/>
+    <w:bookmarkStart w:id="50" w:name="telemetry_miningalarms--alarm-log-search"/>
     <w:p>
       <w:pPr>
         <w:pStyle w:val="Heading3"/>
@@ -33270,7 +33288,7 @@
       </w:r>
     </w:p>
     <w:bookmarkEnd w:id="50"/>
-    <w:bookmarkStart w:id="51" w:name="Xc98e2cf92e9edaf0f794cfb3bfbd26544d12bdb"/>
+    <w:bookmarkStart w:id="51" w:name="Xf2267d9d3574583336e9d0a58762a99f8a9c89c"/>
     <w:p>
       <w:pPr>
         <w:pStyle w:val="Heading3"/>
@@ -33998,7 +34016,7 @@
       </w:r>
     </w:p>
     <w:bookmarkEnd w:id="51"/>
-    <w:bookmarkStart w:id="52" w:name="X561d3e19cab9e6618c712ccd69fbad831fb0e40"/>
+    <w:bookmarkStart w:id="52" w:name="X183ae06a4ef47e071b869c793c99e50b3ee6e1a"/>
     <w:p>
       <w:pPr>
         <w:pStyle w:val="Heading3"/>
@@ -34275,7 +34293,7 @@
       </w:r>
     </w:p>
     <w:bookmarkEnd w:id="52"/>
-    <w:bookmarkStart w:id="53" w:name="X24b8685442b78e46e9a6defe038dacd4337e7ce"/>
+    <w:bookmarkStart w:id="53" w:name="X09ecfb933ad8e9ecabf04660013266d39e68291"/>
     <w:p>
       <w:pPr>
         <w:pStyle w:val="Heading3"/>

--- a/docs/API.docx
+++ b/docs/API.docx
@@ -2,7 +2,7 @@
 <file path=word/document.xml><?xml version="1.0" encoding="utf-8"?>
 <w:document xmlns:w="http://schemas.openxmlformats.org/wordprocessingml/2006/main" xmlns:m="http://schemas.openxmlformats.org/officeDocument/2006/math" xmlns:r="http://schemas.openxmlformats.org/officeDocument/2006/relationships" xmlns:o="urn:schemas-microsoft-com:office:office" xmlns:v="urn:schemas-microsoft-com:vml" xmlns:w10="urn:schemas-microsoft-com:office:word" xmlns:a="http://schemas.openxmlformats.org/drawingml/2006/main" xmlns:pic="http://schemas.openxmlformats.org/drawingml/2006/picture" xmlns:wp="http://schemas.openxmlformats.org/drawingml/2006/wordprocessingDrawing">
   <w:body>
-    <w:bookmarkStart w:id="57" w:name="telemetry_mining-api-reference"/>
+    <w:bookmarkStart w:id="58" w:name="telemetry_mining-api-reference"/>
     <w:p>
       <w:pPr>
         <w:pStyle w:val="Heading1"/>
@@ -816,6 +816,23 @@
             <w:rStyle w:val="Hyperlink"/>
           </w:rPr>
           <w:t xml:space="preserve">GFA offline summary</w:t>
+        </w:r>
+      </w:hyperlink>
+    </w:p>
+    <w:p>
+      <w:pPr>
+        <w:pStyle w:val="Compact"/>
+        <w:numPr>
+          <w:ilvl w:val="1"/>
+          <w:numId w:val="1002"/>
+        </w:numPr>
+      </w:pPr>
+      <w:hyperlink w:anchor="fiber-loss-metrics">
+        <w:r>
+          <w:rPr>
+            <w:rStyle w:val="Hyperlink"/>
+          </w:rPr>
+          <w:t xml:space="preserve">Fiber-loss metrics</w:t>
         </w:r>
       </w:hyperlink>
     </w:p>
@@ -1393,7 +1410,7 @@
       </w:hyperlink>
     </w:p>
     <w:bookmarkEnd w:id="12"/>
-    <w:bookmarkStart w:id="14" w:name="installation--environment"/>
+    <w:bookmarkStart w:id="14" w:name="installation-environment"/>
     <w:p>
       <w:pPr>
         <w:pStyle w:val="Heading2"/>
@@ -5095,7 +5112,7 @@
       </w:r>
     </w:p>
     <w:bookmarkEnd w:id="17"/>
-    <w:bookmarkStart w:id="37" w:name="exposure"/>
+    <w:bookmarkStart w:id="38" w:name="exposure"/>
     <w:p>
       <w:pPr>
         <w:pStyle w:val="Heading2"/>
@@ -12590,7 +12607,7 @@
       </w:r>
     </w:p>
     <w:bookmarkEnd w:id="27"/>
-    <w:bookmarkStart w:id="28" w:name="offline-qa--reduction-row"/>
+    <w:bookmarkStart w:id="28" w:name="offline-qa-reduction-row"/>
     <w:p>
       <w:pPr>
         <w:pStyle w:val="Heading3"/>
@@ -16346,7 +16363,615 @@
       </w:r>
     </w:p>
     <w:bookmarkEnd w:id="30"/>
-    <w:bookmarkStart w:id="31" w:name="fiberqa"/>
+    <w:bookmarkStart w:id="31" w:name="fiber-loss-metrics"/>
+    <w:p>
+      <w:pPr>
+        <w:pStyle w:val="Heading3"/>
+      </w:pPr>
+      <w:r>
+        <w:t xml:space="preserve">Fiber-loss metrics</w:t>
+      </w:r>
+    </w:p>
+    <w:p>
+      <w:pPr>
+        <w:pStyle w:val="SourceCode"/>
+      </w:pPr>
+      <w:r>
+        <w:rPr>
+          <w:rStyle w:val="NormalTok"/>
+        </w:rPr>
+        <w:t xml:space="preserve">exp.L_see        </w:t>
+      </w:r>
+      <w:r>
+        <w:rPr>
+          <w:rStyle w:val="CommentTok"/>
+        </w:rPr>
+        <w:t xml:space="preserve"># float: whole-array seeing loss level, or None</w:t>
+      </w:r>
+      <w:r>
+        <w:br/>
+      </w:r>
+      <w:r>
+        <w:rPr>
+          <w:rStyle w:val="NormalTok"/>
+        </w:rPr>
+        <w:t xml:space="preserve">exp.L_field      </w:t>
+      </w:r>
+      <w:r>
+        <w:rPr>
+          <w:rStyle w:val="CommentTok"/>
+        </w:rPr>
+        <w:t xml:space="preserve"># float: DAR field-distortion loss, or None</w:t>
+      </w:r>
+      <w:r>
+        <w:br/>
+      </w:r>
+      <w:r>
+        <w:rPr>
+          <w:rStyle w:val="NormalTok"/>
+        </w:rPr>
+        <w:t xml:space="preserve">exp.parallactic  </w:t>
+      </w:r>
+      <w:r>
+        <w:rPr>
+          <w:rStyle w:val="CommentTok"/>
+        </w:rPr>
+        <w:t xml:space="preserve"># float: parallactic angle in degrees, or None</w:t>
+      </w:r>
+    </w:p>
+    <w:p>
+      <w:pPr>
+        <w:pStyle w:val="FirstParagraph"/>
+      </w:pPr>
+      <w:r>
+        <w:t xml:space="preserve">Two artifact-free, GFA-imaging-based per-exposure fiber-loss metrics (full treatment, with construction and</w:t>
+      </w:r>
+      <w:r>
+        <w:t xml:space="preserve"> </w:t>
+      </w:r>
+      <w:r>
+        <w:t xml:space="preserve">use cases:</w:t>
+      </w:r>
+      <w:r>
+        <w:t xml:space="preserve"> </w:t>
+      </w:r>
+      <w:r>
+        <w:rPr>
+          <w:rStyle w:val="VerbatimChar"/>
+        </w:rPr>
+        <w:t xml:space="preserve">docs/FIBER_LOSS_METRICS.md</w:t>
+      </w:r>
+      <w:r>
+        <w:t xml:space="preserve">).</w:t>
+      </w:r>
+      <w:r>
+        <w:t xml:space="preserve"> </w:t>
+      </w:r>
+      <w:r>
+        <w:rPr>
+          <w:rStyle w:val="VerbatimChar"/>
+        </w:rPr>
+        <w:t xml:space="preserve">L_see</w:t>
+      </w:r>
+      <w:r>
+        <w:t xml:space="preserve"> </w:t>
+      </w:r>
+      <w:r>
+        <w:t xml:space="preserve">is the whole-array loss set by seeing (an artifact-free</w:t>
+      </w:r>
+      <w:r>
+        <w:t xml:space="preserve"> </w:t>
+      </w:r>
+      <w:r>
+        <w:rPr>
+          <w:rStyle w:val="VerbatimChar"/>
+        </w:rPr>
+        <w:t xml:space="preserve">RCALIBFRAC</w:t>
+      </w:r>
+      <w:r>
+        <w:t xml:space="preserve">-</w:t>
+      </w:r>
+      <w:r>
+        <w:rPr>
+          <w:i/>
+          <w:iCs/>
+        </w:rPr>
+        <w:t xml:space="preserve">level</w:t>
+      </w:r>
+      <w:r>
+        <w:t xml:space="preserve"> </w:t>
+      </w:r>
+      <w:r>
+        <w:t xml:space="preserve">replacement);</w:t>
+      </w:r>
+      <w:r>
+        <w:t xml:space="preserve"> </w:t>
+      </w:r>
+      <w:r>
+        <w:rPr>
+          <w:rStyle w:val="VerbatimChar"/>
+        </w:rPr>
+        <w:t xml:space="preserve">L_field</w:t>
+      </w:r>
+      <w:r>
+        <w:t xml:space="preserve"> </w:t>
+      </w:r>
+      <w:r>
+        <w:t xml:space="preserve">is the loss that</w:t>
+      </w:r>
+      <w:r>
+        <w:t xml:space="preserve"> </w:t>
+      </w:r>
+      <w:r>
+        <w:rPr>
+          <w:i/>
+          <w:iCs/>
+        </w:rPr>
+        <w:t xml:space="preserve">varies across the focal plane</w:t>
+      </w:r>
+      <w:r>
+        <w:t xml:space="preserve"> </w:t>
+      </w:r>
+      <w:r>
+        <w:t xml:space="preserve">from DAR field</w:t>
+      </w:r>
+      <w:r>
+        <w:t xml:space="preserve"> </w:t>
+      </w:r>
+      <w:r>
+        <w:t xml:space="preserve">distortion.</w:t>
+      </w:r>
+    </w:p>
+    <w:p>
+      <w:pPr>
+        <w:pStyle w:val="BodyText"/>
+      </w:pPr>
+      <w:r>
+        <w:t xml:space="preserve">Each property</w:t>
+      </w:r>
+      <w:r>
+        <w:t xml:space="preserve"> </w:t>
+      </w:r>
+      <w:r>
+        <w:rPr>
+          <w:b/>
+          <w:bCs/>
+        </w:rPr>
+        <w:t xml:space="preserve">computes directly</w:t>
+      </w:r>
+      <w:r>
+        <w:t xml:space="preserve"> </w:t>
+      </w:r>
+      <w:r>
+        <w:t xml:space="preserve">from the offline inputs; if those aren’t available at this site (or</w:t>
+      </w:r>
+      <w:r>
+        <w:t xml:space="preserve"> </w:t>
+      </w:r>
+      <w:r>
+        <w:rPr>
+          <w:rStyle w:val="VerbatimChar"/>
+        </w:rPr>
+        <w:t xml:space="preserve">desimodel</w:t>
+      </w:r>
+      <w:r>
+        <w:t xml:space="preserve"> </w:t>
+      </w:r>
+      <w:r>
+        <w:t xml:space="preserve">isn’t installed) it</w:t>
+      </w:r>
+      <w:r>
+        <w:t xml:space="preserve"> </w:t>
+      </w:r>
+      <w:r>
+        <w:rPr>
+          <w:b/>
+          <w:bCs/>
+        </w:rPr>
+        <w:t xml:space="preserve">falls back</w:t>
+      </w:r>
+      <w:r>
+        <w:t xml:space="preserve"> </w:t>
+      </w:r>
+      <w:r>
+        <w:t xml:space="preserve">to a precomputed</w:t>
+      </w:r>
+      <w:r>
+        <w:t xml:space="preserve"> </w:t>
+      </w:r>
+      <w:r>
+        <w:rPr>
+          <w:rStyle w:val="VerbatimChar"/>
+        </w:rPr>
+        <w:t xml:space="preserve">fiber_loss_metrics</w:t>
+      </w:r>
+      <w:r>
+        <w:t xml:space="preserve"> </w:t>
+      </w:r>
+      <w:r>
+        <w:t xml:space="preserve">table source if one is</w:t>
+      </w:r>
+      <w:r>
+        <w:t xml:space="preserve"> </w:t>
+      </w:r>
+      <w:r>
+        <w:t xml:space="preserve">registered, otherwise returns</w:t>
+      </w:r>
+      <w:r>
+        <w:t xml:space="preserve"> </w:t>
+      </w:r>
+      <w:r>
+        <w:rPr>
+          <w:rStyle w:val="VerbatimChar"/>
+        </w:rPr>
+        <w:t xml:space="preserve">None</w:t>
+      </w:r>
+      <w:r>
+        <w:t xml:space="preserve">. So the same attribute works at NERSC (direct) and KPNO (table), and the</w:t>
+      </w:r>
+      <w:r>
+        <w:t xml:space="preserve"> </w:t>
+      </w:r>
+      <w:r>
+        <w:t xml:space="preserve">two paths return identical values. Direct-path inputs:</w:t>
+      </w:r>
+      <w:r>
+        <w:t xml:space="preserve"> </w:t>
+      </w:r>
+      <w:r>
+        <w:rPr>
+          <w:rStyle w:val="VerbatimChar"/>
+        </w:rPr>
+        <w:t xml:space="preserve">L_see</w:t>
+      </w:r>
+      <w:r>
+        <w:t xml:space="preserve"> </w:t>
+      </w:r>
+      <w:r>
+        <w:t xml:space="preserve">needs</w:t>
+      </w:r>
+      <w:r>
+        <w:t xml:space="preserve"> </w:t>
+      </w:r>
+      <w:r>
+        <w:rPr>
+          <w:rStyle w:val="VerbatimChar"/>
+        </w:rPr>
+        <w:t xml:space="preserve">exp.gfa_row</w:t>
+      </w:r>
+      <w:r>
+        <w:t xml:space="preserve">’s</w:t>
+      </w:r>
+      <w:r>
+        <w:t xml:space="preserve"> </w:t>
+      </w:r>
+      <w:r>
+        <w:rPr>
+          <w:rStyle w:val="VerbatimChar"/>
+        </w:rPr>
+        <w:t xml:space="preserve">FWHM_ASEC</w:t>
+      </w:r>
+      <w:r>
+        <w:t xml:space="preserve"> </w:t>
+      </w:r>
+      <w:r>
+        <w:t xml:space="preserve">+</w:t>
+      </w:r>
+      <w:r>
+        <w:t xml:space="preserve"> </w:t>
+      </w:r>
+      <w:r>
+        <w:rPr>
+          <w:rStyle w:val="VerbatimChar"/>
+        </w:rPr>
+        <w:t xml:space="preserve">desimodel</w:t>
+      </w:r>
+      <w:r>
+        <w:t xml:space="preserve">;</w:t>
+      </w:r>
+      <w:r>
+        <w:t xml:space="preserve"> </w:t>
+      </w:r>
+      <w:r>
+        <w:rPr>
+          <w:rStyle w:val="VerbatimChar"/>
+        </w:rPr>
+        <w:t xml:space="preserve">L_field</w:t>
+      </w:r>
+      <w:r>
+        <w:t xml:space="preserve"> </w:t>
+      </w:r>
+      <w:r>
+        <w:t xml:space="preserve">also needs the ETC per-frame guide drift (</w:t>
+      </w:r>
+      <w:r>
+        <w:rPr>
+          <w:rStyle w:val="VerbatimChar"/>
+        </w:rPr>
+        <w:t xml:space="preserve">exp.etc['thru']</w:t>
+      </w:r>
+      <w:r>
+        <w:t xml:space="preserve">) +</w:t>
+      </w:r>
+      <w:r>
+        <w:t xml:space="preserve"> </w:t>
+      </w:r>
+      <w:r>
+        <w:rPr>
+          <w:rStyle w:val="VerbatimChar"/>
+        </w:rPr>
+        <w:t xml:space="preserve">exp.parallactic</w:t>
+      </w:r>
+      <w:r>
+        <w:t xml:space="preserve">.</w:t>
+      </w:r>
+    </w:p>
+    <w:p>
+      <w:pPr>
+        <w:pStyle w:val="BodyText"/>
+      </w:pPr>
+      <w:r>
+        <w:rPr>
+          <w:rStyle w:val="VerbatimChar"/>
+        </w:rPr>
+        <w:t xml:space="preserve">None</w:t>
+      </w:r>
+      <w:r>
+        <w:t xml:space="preserve"> </w:t>
+      </w:r>
+      <w:r>
+        <w:t xml:space="preserve">when unavailable:</w:t>
+      </w:r>
+      <w:r>
+        <w:t xml:space="preserve"> </w:t>
+      </w:r>
+      <w:r>
+        <w:rPr>
+          <w:rStyle w:val="VerbatimChar"/>
+        </w:rPr>
+        <w:t xml:space="preserve">L_see</w:t>
+      </w:r>
+      <w:r>
+        <w:t xml:space="preserve"> </w:t>
+      </w:r>
+      <w:r>
+        <w:t xml:space="preserve">for any exposure without GFA seeing;</w:t>
+      </w:r>
+      <w:r>
+        <w:t xml:space="preserve"> </w:t>
+      </w:r>
+      <w:r>
+        <w:rPr>
+          <w:rStyle w:val="VerbatimChar"/>
+        </w:rPr>
+        <w:t xml:space="preserve">L_field</w:t>
+      </w:r>
+      <w:r>
+        <w:t xml:space="preserve"> </w:t>
+      </w:r>
+      <w:r>
+        <w:t xml:space="preserve">additionally for too-short</w:t>
+      </w:r>
+      <w:r>
+        <w:t xml:space="preserve"> </w:t>
+      </w:r>
+      <w:r>
+        <w:t xml:space="preserve">exposures (no intra-exposure drift to measure).</w:t>
+      </w:r>
+      <w:r>
+        <w:t xml:space="preserve"> </w:t>
+      </w:r>
+      <w:r>
+        <w:rPr>
+          <w:rStyle w:val="VerbatimChar"/>
+        </w:rPr>
+        <w:t xml:space="preserve">L_field</w:t>
+      </w:r>
+      <w:r>
+        <w:t xml:space="preserve">’s</w:t>
+      </w:r>
+      <w:r>
+        <w:t xml:space="preserve"> </w:t>
+      </w:r>
+      <w:r>
+        <w:rPr>
+          <w:i/>
+          <w:iCs/>
+        </w:rPr>
+        <w:t xml:space="preserve">absolute</w:t>
+      </w:r>
+      <w:r>
+        <w:t xml:space="preserve"> </w:t>
+      </w:r>
+      <w:r>
+        <w:t xml:space="preserve">magnitude is approximate above airmass</w:t>
+      </w:r>
+      <w:r>
+        <w:t xml:space="preserve"> </w:t>
+      </w:r>
+      <w:r>
+        <w:t xml:space="preserve">≈ 1.8 (see the report); it is reliable for detection / relative use at all airmass.</w:t>
+      </w:r>
+    </w:p>
+    <w:p>
+      <w:pPr>
+        <w:pStyle w:val="BodyText"/>
+      </w:pPr>
+      <w:r>
+        <w:t xml:space="preserve">To enable the table fallback (e.g. at KPNO), build the table once with</w:t>
+      </w:r>
+      <w:r>
+        <w:t xml:space="preserve"> </w:t>
+      </w:r>
+      <w:r>
+        <w:rPr>
+          <w:rStyle w:val="VerbatimChar"/>
+        </w:rPr>
+        <w:t xml:space="preserve">scripts/build_fiber_loss_metrics.py</w:t>
+      </w:r>
+      <w:r>
+        <w:t xml:space="preserve">,</w:t>
+      </w:r>
+      <w:r>
+        <w:t xml:space="preserve"> </w:t>
+      </w:r>
+      <w:r>
+        <w:t xml:space="preserve">then register it process-wide:</w:t>
+      </w:r>
+    </w:p>
+    <w:p>
+      <w:pPr>
+        <w:pStyle w:val="SourceCode"/>
+      </w:pPr>
+      <w:r>
+        <w:rPr>
+          <w:rStyle w:val="ImportTok"/>
+        </w:rPr>
+        <w:t xml:space="preserve">from</w:t>
+      </w:r>
+      <w:r>
+        <w:rPr>
+          <w:rStyle w:val="NormalTok"/>
+        </w:rPr>
+        <w:t xml:space="preserve"> telemetry_mining.tables </w:t>
+      </w:r>
+      <w:r>
+        <w:rPr>
+          <w:rStyle w:val="ImportTok"/>
+        </w:rPr>
+        <w:t xml:space="preserve">import</w:t>
+      </w:r>
+      <w:r>
+        <w:rPr>
+          <w:rStyle w:val="NormalTok"/>
+        </w:rPr>
+        <w:t xml:space="preserve"> TableSource, DEFAULT_TABLE_SOURCES</w:t>
+      </w:r>
+      <w:r>
+        <w:br/>
+      </w:r>
+      <w:r>
+        <w:rPr>
+          <w:rStyle w:val="NormalTok"/>
+        </w:rPr>
+        <w:t xml:space="preserve">DEFAULT_TABLE_SOURCES.append(</w:t>
+      </w:r>
+      <w:r>
+        <w:br/>
+      </w:r>
+      <w:r>
+        <w:rPr>
+          <w:rStyle w:val="NormalTok"/>
+        </w:rPr>
+        <w:t xml:space="preserve">    TableSource(</w:t>
+      </w:r>
+      <w:r>
+        <w:rPr>
+          <w:rStyle w:val="StringTok"/>
+        </w:rPr>
+        <w:t xml:space="preserve">"fiber_loss_metrics"</w:t>
+      </w:r>
+      <w:r>
+        <w:rPr>
+          <w:rStyle w:val="NormalTok"/>
+        </w:rPr>
+        <w:t xml:space="preserve">, path</w:t>
+      </w:r>
+      <w:r>
+        <w:rPr>
+          <w:rStyle w:val="OperatorTok"/>
+        </w:rPr>
+        <w:t xml:space="preserve">=</w:t>
+      </w:r>
+      <w:r>
+        <w:rPr>
+          <w:rStyle w:val="StringTok"/>
+        </w:rPr>
+        <w:t xml:space="preserve">"data/fiber_loss_metrics.parquet"</w:t>
+      </w:r>
+      <w:r>
+        <w:rPr>
+          <w:rStyle w:val="NormalTok"/>
+        </w:rPr>
+        <w:t xml:space="preserve">, index_column</w:t>
+      </w:r>
+      <w:r>
+        <w:rPr>
+          <w:rStyle w:val="OperatorTok"/>
+        </w:rPr>
+        <w:t xml:space="preserve">=</w:t>
+      </w:r>
+      <w:r>
+        <w:rPr>
+          <w:rStyle w:val="StringTok"/>
+        </w:rPr>
+        <w:t xml:space="preserve">"EXPID"</w:t>
+      </w:r>
+      <w:r>
+        <w:rPr>
+          <w:rStyle w:val="NormalTok"/>
+        </w:rPr>
+        <w:t xml:space="preserve">))</w:t>
+      </w:r>
+    </w:p>
+    <w:p>
+      <w:pPr>
+        <w:pStyle w:val="FirstParagraph"/>
+      </w:pPr>
+      <w:r>
+        <w:t xml:space="preserve">The math itself is in</w:t>
+      </w:r>
+      <w:r>
+        <w:t xml:space="preserve"> </w:t>
+      </w:r>
+      <w:r>
+        <w:rPr>
+          <w:rStyle w:val="VerbatimChar"/>
+        </w:rPr>
+        <w:t xml:space="preserve">telemetry_mining.fiber_loss</w:t>
+      </w:r>
+      <w:r>
+        <w:t xml:space="preserve"> </w:t>
+      </w:r>
+      <w:r>
+        <w:t xml:space="preserve">(</w:t>
+      </w:r>
+      <w:r>
+        <w:rPr>
+          <w:rStyle w:val="VerbatimChar"/>
+        </w:rPr>
+        <w:t xml:space="preserve">l_see_from_fwhm</w:t>
+      </w:r>
+      <w:r>
+        <w:t xml:space="preserve">,</w:t>
+      </w:r>
+      <w:r>
+        <w:t xml:space="preserve"> </w:t>
+      </w:r>
+      <w:r>
+        <w:rPr>
+          <w:rStyle w:val="VerbatimChar"/>
+        </w:rPr>
+        <w:t xml:space="preserve">sheardrift_from_thru</w:t>
+      </w:r>
+      <w:r>
+        <w:t xml:space="preserve">,</w:t>
+      </w:r>
+      <w:r>
+        <w:t xml:space="preserve"> </w:t>
+      </w:r>
+      <w:r>
+        <w:rPr>
+          <w:rStyle w:val="VerbatimChar"/>
+        </w:rPr>
+        <w:t xml:space="preserve">l_field_from_drift</w:t>
+      </w:r>
+      <w:r>
+        <w:t xml:space="preserve">) — shared with the precompute script so table and live attribute can’t diverge.</w:t>
+      </w:r>
+    </w:p>
+    <w:bookmarkEnd w:id="31"/>
+    <w:bookmarkStart w:id="32" w:name="fiberqa"/>
     <w:p>
       <w:pPr>
         <w:pStyle w:val="Heading3"/>
@@ -16945,8 +17570,8 @@
         <w:t xml:space="preserve">been pruned or never existed.</w:t>
       </w:r>
     </w:p>
-    <w:bookmarkEnd w:id="31"/>
-    <w:bookmarkStart w:id="32" w:name="petalqa"/>
+    <w:bookmarkEnd w:id="32"/>
+    <w:bookmarkStart w:id="33" w:name="petalqa"/>
     <w:p>
       <w:pPr>
         <w:pStyle w:val="Heading3"/>
@@ -17476,8 +18101,8 @@
         <w:t xml:space="preserve">values.</w:t>
       </w:r>
     </w:p>
-    <w:bookmarkEnd w:id="32"/>
-    <w:bookmarkStart w:id="33" w:name="fiberqa-per-fiber-table"/>
+    <w:bookmarkEnd w:id="33"/>
+    <w:bookmarkStart w:id="34" w:name="fiberqa-per-fiber-table"/>
     <w:p>
       <w:pPr>
         <w:pStyle w:val="Heading3"/>
@@ -17717,8 +18342,8 @@
         <w:t xml:space="preserve">for the full list.</w:t>
       </w:r>
     </w:p>
-    <w:bookmarkEnd w:id="33"/>
-    <w:bookmarkStart w:id="34" w:name="standard-star-flux-calibration-table"/>
+    <w:bookmarkEnd w:id="34"/>
+    <w:bookmarkStart w:id="35" w:name="standard-star-flux-calibration-table"/>
     <w:p>
       <w:pPr>
         <w:pStyle w:val="Heading3"/>
@@ -18405,8 +19030,8 @@
         <w:t xml:space="preserve">.</w:t>
       </w:r>
     </w:p>
-    <w:bookmarkEnd w:id="34"/>
-    <w:bookmarkStart w:id="35" w:name="custom-table-sources"/>
+    <w:bookmarkEnd w:id="35"/>
+    <w:bookmarkStart w:id="36" w:name="custom-table-sources"/>
     <w:p>
       <w:pPr>
         <w:pStyle w:val="Heading3"/>
@@ -19995,8 +20620,8 @@
         <w:t xml:space="preserve">lists all options.</w:t>
       </w:r>
     </w:p>
-    <w:bookmarkEnd w:id="35"/>
-    <w:bookmarkStart w:id="36" w:name="convenience"/>
+    <w:bookmarkEnd w:id="36"/>
+    <w:bookmarkStart w:id="37" w:name="convenience"/>
     <w:p>
       <w:pPr>
         <w:pStyle w:val="Heading3"/>
@@ -20216,9 +20841,9 @@
         <w:t xml:space="preserve">(bool).</w:t>
       </w:r>
     </w:p>
-    <w:bookmarkEnd w:id="36"/>
     <w:bookmarkEnd w:id="37"/>
-    <w:bookmarkStart w:id="38" w:name="bulk-exposure-lookups"/>
+    <w:bookmarkEnd w:id="38"/>
+    <w:bookmarkStart w:id="39" w:name="bulk-exposure-lookups"/>
     <w:p>
       <w:pPr>
         <w:pStyle w:val="Heading2"/>
@@ -21154,8 +21779,8 @@
         <w:t xml:space="preserve">).</w:t>
       </w:r>
     </w:p>
-    <w:bookmarkEnd w:id="38"/>
-    <w:bookmarkStart w:id="40" w:name="X8067a71839955416a715d6d23f840e8dd0be4d4"/>
+    <w:bookmarkEnd w:id="39"/>
+    <w:bookmarkStart w:id="41" w:name="X71d422aa2d1c304495ca1721e3467f105ff072e"/>
     <w:p>
       <w:pPr>
         <w:pStyle w:val="Heading2"/>
@@ -26351,7 +26976,7 @@
         <w:t xml:space="preserve">).mean())</w:t>
       </w:r>
     </w:p>
-    <w:bookmarkStart w:id="39" w:name="columnvalue-specs"/>
+    <w:bookmarkStart w:id="40" w:name="columnvalue-specs"/>
     <w:p>
       <w:pPr>
         <w:pStyle w:val="Heading3"/>
@@ -26754,9 +27379,9 @@
         <w:t xml:space="preserve">])</w:t>
       </w:r>
     </w:p>
-    <w:bookmarkEnd w:id="39"/>
     <w:bookmarkEnd w:id="40"/>
-    <w:bookmarkStart w:id="41" w:name="exposurepaths"/>
+    <w:bookmarkEnd w:id="41"/>
+    <w:bookmarkStart w:id="42" w:name="exposurepaths"/>
     <w:p>
       <w:pPr>
         <w:pStyle w:val="Heading2"/>
@@ -27400,8 +28025,8 @@
         </w:tc>
       </w:tr>
     </w:tbl>
-    <w:bookmarkEnd w:id="41"/>
-    <w:bookmarkStart w:id="42" w:name="errors"/>
+    <w:bookmarkEnd w:id="42"/>
+    <w:bookmarkStart w:id="43" w:name="errors"/>
     <w:p>
       <w:pPr>
         <w:pStyle w:val="Heading2"/>
@@ -27770,8 +28395,8 @@
         <w:t xml:space="preserve">) or the DB being unreachable.</w:t>
       </w:r>
     </w:p>
-    <w:bookmarkEnd w:id="42"/>
-    <w:bookmarkStart w:id="43" w:name="command-line"/>
+    <w:bookmarkEnd w:id="43"/>
+    <w:bookmarkStart w:id="44" w:name="command-line"/>
     <w:p>
       <w:pPr>
         <w:pStyle w:val="Heading2"/>
@@ -27817,8 +28442,8 @@
         <w:t xml:space="preserve">quick smoke test that the environment/DB/filesystem are all reachable.</w:t>
       </w:r>
     </w:p>
-    <w:bookmarkEnd w:id="43"/>
-    <w:bookmarkStart w:id="54" w:name="module-reference"/>
+    <w:bookmarkEnd w:id="44"/>
+    <w:bookmarkStart w:id="55" w:name="module-reference"/>
     <w:p>
       <w:pPr>
         <w:pStyle w:val="Heading2"/>
@@ -27994,7 +28619,7 @@
         <w:t xml:space="preserve">rather than repeated.</w:t>
       </w:r>
     </w:p>
-    <w:bookmarkStart w:id="44" w:name="Xa59d975ed125dea1f13538346f10106863eb4e4"/>
+    <w:bookmarkStart w:id="45" w:name="Xb69cb50ae844f6a7da320b1514adae8da314bb0"/>
     <w:p>
       <w:pPr>
         <w:pStyle w:val="Heading3"/>
@@ -30166,8 +30791,8 @@
         <w:t xml:space="preserve">tests/cleanup; you don’t need it in normal notebook use.</w:t>
       </w:r>
     </w:p>
-    <w:bookmarkEnd w:id="44"/>
-    <w:bookmarkStart w:id="45" w:name="Xccd6f9066d044263b3fe13dd1c02068c1d53de1"/>
+    <w:bookmarkEnd w:id="45"/>
+    <w:bookmarkStart w:id="46" w:name="X94a3f8fe53d098de6a67e1451d9b80e79f42f0b"/>
     <w:p>
       <w:pPr>
         <w:pStyle w:val="Heading3"/>
@@ -31345,8 +31970,8 @@
         <w:t xml:space="preserve">.</w:t>
       </w:r>
     </w:p>
-    <w:bookmarkEnd w:id="45"/>
-    <w:bookmarkStart w:id="46" w:name="X2ee6c81e7770c22984e9fa5bbabebd5b80c258d"/>
+    <w:bookmarkEnd w:id="46"/>
+    <w:bookmarkStart w:id="47" w:name="Xac3d76dd2a5aa5cb06a0f277e7c45ab8b56ec67"/>
     <w:p>
       <w:pPr>
         <w:pStyle w:val="Heading3"/>
@@ -32018,8 +32643,8 @@
         <w:t xml:space="preserve"># 'all'</w:t>
       </w:r>
     </w:p>
-    <w:bookmarkEnd w:id="46"/>
-    <w:bookmarkStart w:id="47" w:name="X11704954041e3fe4b3dab5adfe61edb19ecd0ba"/>
+    <w:bookmarkEnd w:id="47"/>
+    <w:bookmarkStart w:id="48" w:name="Xabe4c9557eedd69b957863a011080d752aa9711"/>
     <w:p>
       <w:pPr>
         <w:pStyle w:val="Heading3"/>
@@ -32279,8 +32904,8 @@
         <w:t xml:space="preserve">quality-filtered STRICT set).</w:t>
       </w:r>
     </w:p>
-    <w:bookmarkEnd w:id="47"/>
-    <w:bookmarkStart w:id="48" w:name="telemetry_miningetc--etc-json-parsing"/>
+    <w:bookmarkEnd w:id="48"/>
+    <w:bookmarkStart w:id="49" w:name="telemetry_mining.etc-etc-json-parsing"/>
     <w:p>
       <w:pPr>
         <w:pStyle w:val="Heading3"/>
@@ -32690,8 +33315,8 @@
         <w:t xml:space="preserve">]</w:t>
       </w:r>
     </w:p>
-    <w:bookmarkEnd w:id="48"/>
-    <w:bookmarkStart w:id="49" w:name="X75d2e127be49639b6376fd42359dba3d84697a6"/>
+    <w:bookmarkEnd w:id="49"/>
+    <w:bookmarkStart w:id="50" w:name="X704c6af81b8cda5c5c080e1cfeb0ea89c6f9338"/>
     <w:p>
       <w:pPr>
         <w:pStyle w:val="Heading3"/>
@@ -33119,8 +33744,8 @@
         <w:t xml:space="preserve"># one exposure's row, or None</w:t>
       </w:r>
     </w:p>
-    <w:bookmarkEnd w:id="49"/>
-    <w:bookmarkStart w:id="50" w:name="telemetry_miningalarms--alarm-log-search"/>
+    <w:bookmarkEnd w:id="50"/>
+    <w:bookmarkStart w:id="51" w:name="telemetry_mining.alarms-alarm-log-search"/>
     <w:p>
       <w:pPr>
         <w:pStyle w:val="Heading3"/>
@@ -33287,8 +33912,8 @@
         <w:t xml:space="preserve">.</w:t>
       </w:r>
     </w:p>
-    <w:bookmarkEnd w:id="50"/>
-    <w:bookmarkStart w:id="51" w:name="Xf2267d9d3574583336e9d0a58762a99f8a9c89c"/>
+    <w:bookmarkEnd w:id="51"/>
+    <w:bookmarkStart w:id="52" w:name="Xc98e2cf92e9edaf0f794cfb3bfbd26544d12bdb"/>
     <w:p>
       <w:pPr>
         <w:pStyle w:val="Heading3"/>
@@ -34015,8 +34640,8 @@
         <w:t xml:space="preserve">)</w:t>
       </w:r>
     </w:p>
-    <w:bookmarkEnd w:id="51"/>
-    <w:bookmarkStart w:id="52" w:name="X183ae06a4ef47e071b869c793c99e50b3ee6e1a"/>
+    <w:bookmarkEnd w:id="52"/>
+    <w:bookmarkStart w:id="53" w:name="X561d3e19cab9e6618c712ccd69fbad831fb0e40"/>
     <w:p>
       <w:pPr>
         <w:pStyle w:val="Heading3"/>
@@ -34292,8 +34917,8 @@
         <w:t xml:space="preserve">.</w:t>
       </w:r>
     </w:p>
-    <w:bookmarkEnd w:id="52"/>
-    <w:bookmarkStart w:id="53" w:name="X09ecfb933ad8e9ecabf04660013266d39e68291"/>
+    <w:bookmarkEnd w:id="53"/>
+    <w:bookmarkStart w:id="54" w:name="X24b8685442b78e46e9a6defe038dacd4337e7ce"/>
     <w:p>
       <w:pPr>
         <w:pStyle w:val="Heading3"/>
@@ -34395,9 +35020,9 @@
         <w:t xml:space="preserve">.</w:t>
       </w:r>
     </w:p>
-    <w:bookmarkEnd w:id="53"/>
     <w:bookmarkEnd w:id="54"/>
-    <w:bookmarkStart w:id="55" w:name="caching-and-cost-model"/>
+    <w:bookmarkEnd w:id="55"/>
+    <w:bookmarkStart w:id="56" w:name="caching-and-cost-model"/>
     <w:p>
       <w:pPr>
         <w:pStyle w:val="Heading2"/>
@@ -35796,8 +36421,8 @@
         <w:t xml:space="preserve">generally as single-thread/single-notebook-cell use.</w:t>
       </w:r>
     </w:p>
-    <w:bookmarkEnd w:id="55"/>
-    <w:bookmarkStart w:id="56" w:name="known-gotchas"/>
+    <w:bookmarkEnd w:id="56"/>
+    <w:bookmarkStart w:id="57" w:name="known-gotchas"/>
     <w:p>
       <w:pPr>
         <w:pStyle w:val="Heading2"/>
@@ -37260,8 +37885,8 @@
         <w:t xml:space="preserve">product, not something anyone at KPNO has verified.</w:t>
       </w:r>
     </w:p>
-    <w:bookmarkEnd w:id="56"/>
     <w:bookmarkEnd w:id="57"/>
+    <w:bookmarkEnd w:id="58"/>
     <w:sectPr>
       <w:footnotePr>
         <w:numRestart w:val="eachSect"/>
